--- a/docs/FT_Edit软件开发文档.docx
+++ b/docs/FT_Edit软件开发文档.docx
@@ -5,21 +5,568 @@
     <w:p/>
     <w:p/>
     <w:p/>
+    <w:tbl>
+      <w:tblPr>
+        <w:tblW w:type="auto" w:w="0"/>
+        <w:jc w:val="center"/>
+        <w:tblLook w:firstColumn="1" w:firstRow="1" w:lastColumn="0" w:lastRow="0" w:noHBand="0" w:noVBand="1" w:val="04A0"/>
+      </w:tblPr>
+      <w:tblGrid>
+        <w:gridCol w:w="9298"/>
+      </w:tblGrid>
+      <w:tr>
+        <w:tc>
+          <w:tcPr>
+            <w:tcW w:type="dxa" w:w="9354"/>
+            <w:shd w:val="clear" w:fill="1F4E79"/>
+            <w:vAlign w:val="center"/>
+          </w:tcPr>
+          <w:p>
+            <w:pPr>
+              <w:spacing w:before="360"/>
+              <w:jc w:val="center"/>
+            </w:pPr>
+            <w:r>
+              <w:rPr>
+                <w:rFonts w:ascii="黑体" w:hAnsi="黑体" w:eastAsia="黑体" w:cs="黑体"/>
+                <w:b/>
+                <w:i w:val="0"/>
+                <w:color w:val="FFFFFF"/>
+                <w:sz w:val="48"/>
+              </w:rPr>
+              <w:t>FT_Edit 软件开发文档</w:t>
+            </w:r>
+          </w:p>
+          <w:p>
+            <w:pPr>
+              <w:spacing w:after="360"/>
+              <w:jc w:val="center"/>
+            </w:pPr>
+            <w:r>
+              <w:rPr>
+                <w:rFonts w:ascii="Times New Roman" w:hAnsi="Times New Roman" w:eastAsia="宋体" w:cs="Times New Roman"/>
+                <w:b w:val="0"/>
+                <w:i w:val="0"/>
+                <w:color w:val="D6E4F5"/>
+                <w:sz w:val="26"/>
+              </w:rPr>
+              <w:t>FT_Edit 硬件测试流程可视化编辑器</w:t>
+            </w:r>
+          </w:p>
+        </w:tc>
+      </w:tr>
+    </w:tbl>
     <w:p/>
     <w:p/>
     <w:p/>
+    <w:tbl>
+      <w:tblPr>
+        <w:tblStyle w:val="TableGrid"/>
+        <w:tblW w:type="auto" w:w="0"/>
+        <w:jc w:val="center"/>
+        <w:tblLook w:firstColumn="1" w:firstRow="1" w:lastColumn="0" w:lastRow="0" w:noHBand="0" w:noVBand="1" w:val="04A0"/>
+      </w:tblPr>
+      <w:tblGrid>
+        <w:gridCol w:w="4649"/>
+        <w:gridCol w:w="4649"/>
+      </w:tblGrid>
+      <w:tr>
+        <w:tc>
+          <w:tcPr>
+            <w:tcW w:type="dxa" w:w="2381"/>
+            <w:shd w:val="clear" w:fill="EAF1FB"/>
+            <w:vAlign w:val="center"/>
+          </w:tcPr>
+          <w:p>
+            <w:pPr>
+              <w:spacing w:before="40" w:after="40"/>
+            </w:pPr>
+            <w:r>
+              <w:rPr>
+                <w:rFonts w:ascii="Times New Roman" w:hAnsi="Times New Roman" w:eastAsia="宋体" w:cs="Times New Roman"/>
+                <w:b/>
+                <w:i w:val="0"/>
+                <w:sz w:val="21"/>
+              </w:rPr>
+              <w:t>文档编号</w:t>
+            </w:r>
+          </w:p>
+        </w:tc>
+        <w:tc>
+          <w:tcPr>
+            <w:tcW w:type="dxa" w:w="4535"/>
+            <w:vAlign w:val="center"/>
+          </w:tcPr>
+          <w:p>
+            <w:pPr>
+              <w:spacing w:before="40" w:after="40"/>
+            </w:pPr>
+            <w:r>
+              <w:rPr>
+                <w:rFonts w:ascii="Times New Roman" w:hAnsi="Times New Roman" w:eastAsia="宋体" w:cs="Times New Roman"/>
+                <w:b w:val="0"/>
+                <w:i w:val="0"/>
+                <w:sz w:val="21"/>
+              </w:rPr>
+              <w:t>FT-EDIT-DG-003</w:t>
+            </w:r>
+          </w:p>
+        </w:tc>
+      </w:tr>
+      <w:tr>
+        <w:tc>
+          <w:tcPr>
+            <w:tcW w:type="dxa" w:w="2381"/>
+            <w:shd w:val="clear" w:fill="EAF1FB"/>
+            <w:vAlign w:val="center"/>
+          </w:tcPr>
+          <w:p>
+            <w:pPr>
+              <w:spacing w:before="40" w:after="40"/>
+            </w:pPr>
+            <w:r>
+              <w:rPr>
+                <w:rFonts w:ascii="Times New Roman" w:hAnsi="Times New Roman" w:eastAsia="宋体" w:cs="Times New Roman"/>
+                <w:b/>
+                <w:i w:val="0"/>
+                <w:sz w:val="21"/>
+              </w:rPr>
+              <w:t>文档版本</w:t>
+            </w:r>
+          </w:p>
+        </w:tc>
+        <w:tc>
+          <w:tcPr>
+            <w:tcW w:type="dxa" w:w="4535"/>
+            <w:vAlign w:val="center"/>
+          </w:tcPr>
+          <w:p>
+            <w:pPr>
+              <w:spacing w:before="40" w:after="40"/>
+            </w:pPr>
+            <w:r>
+              <w:rPr>
+                <w:rFonts w:ascii="Times New Roman" w:hAnsi="Times New Roman" w:eastAsia="宋体" w:cs="Times New Roman"/>
+                <w:b w:val="0"/>
+                <w:i w:val="0"/>
+                <w:sz w:val="21"/>
+              </w:rPr>
+              <w:t>V1.0</w:t>
+            </w:r>
+          </w:p>
+        </w:tc>
+      </w:tr>
+      <w:tr>
+        <w:tc>
+          <w:tcPr>
+            <w:tcW w:type="dxa" w:w="2381"/>
+            <w:shd w:val="clear" w:fill="EAF1FB"/>
+            <w:vAlign w:val="center"/>
+          </w:tcPr>
+          <w:p>
+            <w:pPr>
+              <w:spacing w:before="40" w:after="40"/>
+            </w:pPr>
+            <w:r>
+              <w:rPr>
+                <w:rFonts w:ascii="Times New Roman" w:hAnsi="Times New Roman" w:eastAsia="宋体" w:cs="Times New Roman"/>
+                <w:b/>
+                <w:i w:val="0"/>
+                <w:sz w:val="21"/>
+              </w:rPr>
+              <w:t>配置格式版本</w:t>
+            </w:r>
+          </w:p>
+        </w:tc>
+        <w:tc>
+          <w:tcPr>
+            <w:tcW w:type="dxa" w:w="4535"/>
+            <w:vAlign w:val="center"/>
+          </w:tcPr>
+          <w:p>
+            <w:pPr>
+              <w:spacing w:before="40" w:after="40"/>
+            </w:pPr>
+            <w:r>
+              <w:rPr>
+                <w:rFonts w:ascii="Times New Roman" w:hAnsi="Times New Roman" w:eastAsia="宋体" w:cs="Times New Roman"/>
+                <w:b w:val="0"/>
+                <w:i w:val="0"/>
+                <w:sz w:val="21"/>
+              </w:rPr>
+              <w:t>V2（ft_config.json）</w:t>
+            </w:r>
+          </w:p>
+        </w:tc>
+      </w:tr>
+      <w:tr>
+        <w:tc>
+          <w:tcPr>
+            <w:tcW w:type="dxa" w:w="2381"/>
+            <w:shd w:val="clear" w:fill="EAF1FB"/>
+            <w:vAlign w:val="center"/>
+          </w:tcPr>
+          <w:p>
+            <w:pPr>
+              <w:spacing w:before="40" w:after="40"/>
+            </w:pPr>
+            <w:r>
+              <w:rPr>
+                <w:rFonts w:ascii="Times New Roman" w:hAnsi="Times New Roman" w:eastAsia="宋体" w:cs="Times New Roman"/>
+                <w:b/>
+                <w:i w:val="0"/>
+                <w:sz w:val="21"/>
+              </w:rPr>
+              <w:t>密级</w:t>
+            </w:r>
+          </w:p>
+        </w:tc>
+        <w:tc>
+          <w:tcPr>
+            <w:tcW w:type="dxa" w:w="4535"/>
+            <w:vAlign w:val="center"/>
+          </w:tcPr>
+          <w:p>
+            <w:pPr>
+              <w:spacing w:before="40" w:after="40"/>
+            </w:pPr>
+            <w:r>
+              <w:rPr>
+                <w:rFonts w:ascii="Times New Roman" w:hAnsi="Times New Roman" w:eastAsia="宋体" w:cs="Times New Roman"/>
+                <w:b w:val="0"/>
+                <w:i w:val="0"/>
+                <w:sz w:val="21"/>
+              </w:rPr>
+              <w:t>内部</w:t>
+            </w:r>
+          </w:p>
+        </w:tc>
+      </w:tr>
+      <w:tr>
+        <w:tc>
+          <w:tcPr>
+            <w:tcW w:type="dxa" w:w="2381"/>
+            <w:shd w:val="clear" w:fill="EAF1FB"/>
+            <w:vAlign w:val="center"/>
+          </w:tcPr>
+          <w:p>
+            <w:pPr>
+              <w:spacing w:before="40" w:after="40"/>
+            </w:pPr>
+            <w:r>
+              <w:rPr>
+                <w:rFonts w:ascii="Times New Roman" w:hAnsi="Times New Roman" w:eastAsia="宋体" w:cs="Times New Roman"/>
+                <w:b/>
+                <w:i w:val="0"/>
+                <w:sz w:val="21"/>
+              </w:rPr>
+              <w:t>编制日期</w:t>
+            </w:r>
+          </w:p>
+        </w:tc>
+        <w:tc>
+          <w:tcPr>
+            <w:tcW w:type="dxa" w:w="4535"/>
+            <w:vAlign w:val="center"/>
+          </w:tcPr>
+          <w:p>
+            <w:pPr>
+              <w:spacing w:before="40" w:after="40"/>
+            </w:pPr>
+            <w:r>
+              <w:rPr>
+                <w:rFonts w:ascii="Times New Roman" w:hAnsi="Times New Roman" w:eastAsia="宋体" w:cs="Times New Roman"/>
+                <w:b w:val="0"/>
+                <w:i w:val="0"/>
+                <w:sz w:val="21"/>
+              </w:rPr>
+              <w:t>2026-09-24</w:t>
+            </w:r>
+          </w:p>
+        </w:tc>
+      </w:tr>
+      <w:tr>
+        <w:tc>
+          <w:tcPr>
+            <w:tcW w:type="dxa" w:w="2381"/>
+            <w:shd w:val="clear" w:fill="EAF1FB"/>
+            <w:vAlign w:val="center"/>
+          </w:tcPr>
+          <w:p>
+            <w:pPr>
+              <w:spacing w:before="40" w:after="40"/>
+            </w:pPr>
+            <w:r>
+              <w:rPr>
+                <w:rFonts w:ascii="Times New Roman" w:hAnsi="Times New Roman" w:eastAsia="宋体" w:cs="Times New Roman"/>
+                <w:b/>
+                <w:i w:val="0"/>
+                <w:sz w:val="21"/>
+              </w:rPr>
+              <w:t>编制</w:t>
+            </w:r>
+          </w:p>
+        </w:tc>
+        <w:tc>
+          <w:tcPr>
+            <w:tcW w:type="dxa" w:w="4535"/>
+            <w:vAlign w:val="center"/>
+          </w:tcPr>
+          <w:p>
+            <w:pPr>
+              <w:spacing w:before="40" w:after="40"/>
+            </w:pPr>
+            <w:r>
+              <w:rPr>
+                <w:rFonts w:ascii="Times New Roman" w:hAnsi="Times New Roman" w:eastAsia="宋体" w:cs="Times New Roman"/>
+                <w:b w:val="0"/>
+                <w:i w:val="0"/>
+                <w:sz w:val="21"/>
+              </w:rPr>
+              <w:t>FT_Edit 开发组</w:t>
+            </w:r>
+          </w:p>
+        </w:tc>
+      </w:tr>
+      <w:tr>
+        <w:tc>
+          <w:tcPr>
+            <w:tcW w:type="dxa" w:w="2381"/>
+            <w:shd w:val="clear" w:fill="EAF1FB"/>
+            <w:vAlign w:val="center"/>
+          </w:tcPr>
+          <w:p>
+            <w:pPr>
+              <w:spacing w:before="40" w:after="40"/>
+            </w:pPr>
+            <w:r>
+              <w:rPr>
+                <w:rFonts w:ascii="Times New Roman" w:hAnsi="Times New Roman" w:eastAsia="宋体" w:cs="Times New Roman"/>
+                <w:b/>
+                <w:i w:val="0"/>
+                <w:sz w:val="21"/>
+              </w:rPr>
+              <w:t>审核 / 批准</w:t>
+            </w:r>
+          </w:p>
+        </w:tc>
+        <w:tc>
+          <w:tcPr>
+            <w:tcW w:type="dxa" w:w="4535"/>
+            <w:vAlign w:val="center"/>
+          </w:tcPr>
+          <w:p>
+            <w:pPr>
+              <w:spacing w:before="40" w:after="40"/>
+            </w:pPr>
+            <w:r>
+              <w:rPr>
+                <w:rFonts w:ascii="Times New Roman" w:hAnsi="Times New Roman" w:eastAsia="宋体" w:cs="Times New Roman"/>
+                <w:b w:val="0"/>
+                <w:i w:val="0"/>
+                <w:sz w:val="21"/>
+              </w:rPr>
+              <w:t>_____________ / _____________</w:t>
+            </w:r>
+          </w:p>
+        </w:tc>
+      </w:tr>
+    </w:tbl>
+    <w:p>
+      <w:r>
+        <w:br w:type="page"/>
+      </w:r>
+    </w:p>
     <w:p>
       <w:pPr>
+        <w:pStyle w:val="Heading1"/>
         <w:jc w:val="center"/>
       </w:pPr>
       <w:r>
-        <w:rPr>
-          <w:rFonts w:ascii="黑体" w:hAnsi="黑体" w:eastAsia="黑体"/>
-          <w:b/>
-          <w:color w:val="1F4E79"/>
-          <w:sz w:val="52"/>
-        </w:rPr>
-        <w:t>FT_Edit 软件开发文档</w:t>
+        <w:t>修订记录</w:t>
+      </w:r>
+    </w:p>
+    <w:tbl>
+      <w:tblPr>
+        <w:tblStyle w:val="TableGrid"/>
+        <w:tblW w:type="auto" w:w="0"/>
+        <w:jc w:val="center"/>
+        <w:tblLook w:firstColumn="1" w:firstRow="1" w:lastColumn="0" w:lastRow="0" w:noHBand="0" w:noVBand="1" w:val="04A0"/>
+      </w:tblPr>
+      <w:tblGrid>
+        <w:gridCol w:w="2324"/>
+        <w:gridCol w:w="2324"/>
+        <w:gridCol w:w="2324"/>
+        <w:gridCol w:w="2324"/>
+      </w:tblGrid>
+      <w:tr>
+        <w:tc>
+          <w:tcPr>
+            <w:tcW w:type="dxa" w:w="1134"/>
+            <w:shd w:val="clear" w:fill="1F4E79"/>
+          </w:tcPr>
+          <w:p>
+            <w:pPr>
+              <w:jc w:val="center"/>
+            </w:pPr>
+            <w:r>
+              <w:rPr>
+                <w:rFonts w:ascii="黑体" w:hAnsi="黑体" w:eastAsia="黑体" w:cs="黑体"/>
+                <w:b/>
+                <w:i w:val="0"/>
+                <w:color w:val="FFFFFF"/>
+                <w:sz w:val="20"/>
+              </w:rPr>
+              <w:t>版本</w:t>
+            </w:r>
+          </w:p>
+        </w:tc>
+        <w:tc>
+          <w:tcPr>
+            <w:tcW w:type="dxa" w:w="1701"/>
+            <w:shd w:val="clear" w:fill="1F4E79"/>
+          </w:tcPr>
+          <w:p>
+            <w:pPr>
+              <w:jc w:val="center"/>
+            </w:pPr>
+            <w:r>
+              <w:rPr>
+                <w:rFonts w:ascii="黑体" w:hAnsi="黑体" w:eastAsia="黑体" w:cs="黑体"/>
+                <w:b/>
+                <w:i w:val="0"/>
+                <w:color w:val="FFFFFF"/>
+                <w:sz w:val="20"/>
+              </w:rPr>
+              <w:t>日期</w:t>
+            </w:r>
+          </w:p>
+        </w:tc>
+        <w:tc>
+          <w:tcPr>
+            <w:tcW w:type="dxa" w:w="4706"/>
+            <w:shd w:val="clear" w:fill="1F4E79"/>
+          </w:tcPr>
+          <w:p>
+            <w:pPr>
+              <w:jc w:val="center"/>
+            </w:pPr>
+            <w:r>
+              <w:rPr>
+                <w:rFonts w:ascii="黑体" w:hAnsi="黑体" w:eastAsia="黑体" w:cs="黑体"/>
+                <w:b/>
+                <w:i w:val="0"/>
+                <w:color w:val="FFFFFF"/>
+                <w:sz w:val="20"/>
+              </w:rPr>
+              <w:t>修订说明</w:t>
+            </w:r>
+          </w:p>
+        </w:tc>
+        <w:tc>
+          <w:tcPr>
+            <w:tcW w:type="dxa" w:w="1814"/>
+            <w:shd w:val="clear" w:fill="1F4E79"/>
+          </w:tcPr>
+          <w:p>
+            <w:pPr>
+              <w:jc w:val="center"/>
+            </w:pPr>
+            <w:r>
+              <w:rPr>
+                <w:rFonts w:ascii="黑体" w:hAnsi="黑体" w:eastAsia="黑体" w:cs="黑体"/>
+                <w:b/>
+                <w:i w:val="0"/>
+                <w:color w:val="FFFFFF"/>
+                <w:sz w:val="20"/>
+              </w:rPr>
+              <w:t>编制</w:t>
+            </w:r>
+          </w:p>
+        </w:tc>
+      </w:tr>
+      <w:tr>
+        <w:tc>
+          <w:tcPr>
+            <w:tcW w:type="dxa" w:w="1134"/>
+          </w:tcPr>
+          <w:p>
+            <w:pPr>
+              <w:jc w:val="center"/>
+            </w:pPr>
+            <w:r>
+              <w:rPr>
+                <w:rFonts w:ascii="Times New Roman" w:hAnsi="Times New Roman" w:eastAsia="宋体" w:cs="Times New Roman"/>
+                <w:b w:val="0"/>
+                <w:i w:val="0"/>
+                <w:sz w:val="20"/>
+              </w:rPr>
+              <w:t>V1.0</w:t>
+            </w:r>
+          </w:p>
+        </w:tc>
+        <w:tc>
+          <w:tcPr>
+            <w:tcW w:type="dxa" w:w="1701"/>
+          </w:tcPr>
+          <w:p>
+            <w:pPr>
+              <w:jc w:val="center"/>
+            </w:pPr>
+            <w:r>
+              <w:rPr>
+                <w:rFonts w:ascii="Times New Roman" w:hAnsi="Times New Roman" w:eastAsia="宋体" w:cs="Times New Roman"/>
+                <w:b w:val="0"/>
+                <w:i w:val="0"/>
+                <w:sz w:val="20"/>
+              </w:rPr>
+              <w:t>2026-09-24</w:t>
+            </w:r>
+          </w:p>
+        </w:tc>
+        <w:tc>
+          <w:tcPr>
+            <w:tcW w:type="dxa" w:w="4706"/>
+          </w:tcPr>
+          <w:p>
+            <w:pPr>
+              <w:jc w:val="center"/>
+            </w:pPr>
+            <w:r>
+              <w:rPr>
+                <w:rFonts w:ascii="Times New Roman" w:hAnsi="Times New Roman" w:eastAsia="宋体" w:cs="Times New Roman"/>
+                <w:b w:val="0"/>
+                <w:i w:val="0"/>
+                <w:sz w:val="20"/>
+              </w:rPr>
+              <w:t>首次发布</w:t>
+            </w:r>
+          </w:p>
+        </w:tc>
+        <w:tc>
+          <w:tcPr>
+            <w:tcW w:type="dxa" w:w="1814"/>
+          </w:tcPr>
+          <w:p>
+            <w:pPr>
+              <w:jc w:val="center"/>
+            </w:pPr>
+            <w:r>
+              <w:rPr>
+                <w:rFonts w:ascii="Times New Roman" w:hAnsi="Times New Roman" w:eastAsia="宋体" w:cs="Times New Roman"/>
+                <w:b w:val="0"/>
+                <w:i w:val="0"/>
+                <w:sz w:val="20"/>
+              </w:rPr>
+              <w:t>FT_Edit 开发组</w:t>
+            </w:r>
+          </w:p>
+        </w:tc>
+      </w:tr>
+    </w:tbl>
+    <w:p>
+      <w:r>
+        <w:br w:type="page"/>
       </w:r>
     </w:p>
     <w:p>
@@ -28,86 +575,126 @@
       </w:pPr>
       <w:r>
         <w:rPr>
-          <w:rFonts w:ascii="宋体" w:hAnsi="宋体" w:eastAsia="宋体"/>
-          <w:sz w:val="28"/>
-        </w:rPr>
-        <w:t>FT_Edit 硬件测试流程可视化编辑器</w:t>
+          <w:rFonts w:ascii="黑体" w:hAnsi="黑体" w:eastAsia="黑体" w:cs="黑体"/>
+          <w:b/>
+          <w:i w:val="0"/>
+          <w:color w:val="1F4E79"/>
+          <w:sz w:val="36"/>
+        </w:rPr>
+        <w:t>目  录</w:t>
       </w:r>
     </w:p>
-    <w:p/>
-    <w:p/>
-    <w:p/>
-    <w:p/>
-    <w:p/>
-    <w:p/>
-    <w:p/>
-    <w:p/>
     <w:p>
-      <w:pPr>
-        <w:jc w:val="center"/>
-      </w:pPr>
-      <w:r>
-        <w:rPr>
-          <w:rFonts w:ascii="宋体" w:hAnsi="宋体" w:eastAsia="宋体"/>
-          <w:sz w:val="24"/>
-        </w:rPr>
-        <w:t>文档版本：V1.0</w:t>
+      <w:r>
+        <w:fldChar w:fldCharType="begin" w:dirty="true"/>
+      </w:r>
+      <w:r>
+        <w:instrText xml:space="preserve"> TOC \o "1-3" \h \z \u </w:instrText>
+      </w:r>
+      <w:r>
+        <w:fldChar w:fldCharType="separate"/>
+      </w:r>
+      <w:r>
+        <w:rPr>
+          <w:rFonts w:ascii="Times New Roman" w:hAnsi="Times New Roman" w:eastAsia="宋体" w:cs="Times New Roman"/>
+          <w:b w:val="0"/>
+          <w:i w:val="0"/>
+          <w:color w:val="808080"/>
+          <w:sz w:val="18"/>
+        </w:rPr>
+        <w:t>（打开文档后如未显示页码，请按 Ctrl+A 后按 F9 更新域，或右键目录→更新域）</w:t>
+      </w:r>
+      <w:r>
+        <w:fldChar w:fldCharType="end"/>
+      </w:r>
+    </w:p>
+    <w:p>
+      <w:r>
+        <w:br w:type="page"/>
       </w:r>
     </w:p>
     <w:p>
       <w:pPr>
-        <w:jc w:val="center"/>
+        <w:pStyle w:val="Heading1"/>
       </w:pPr>
       <w:r>
-        <w:rPr>
-          <w:rFonts w:ascii="宋体" w:hAnsi="宋体" w:eastAsia="宋体"/>
-          <w:sz w:val="24"/>
-        </w:rPr>
-        <w:t>编制日期：2026-09-24</w:t>
-      </w:r>
-    </w:p>
-    <w:p>
-      <w:r>
-        <w:br w:type="page"/>
+        <w:t>1 仓库结构与模块职责速查</w:t>
       </w:r>
     </w:p>
     <w:p>
       <w:pPr>
+        <w:spacing w:before="120" w:after="40"/>
         <w:jc w:val="center"/>
       </w:pPr>
       <w:r>
         <w:rPr>
-          <w:rFonts w:ascii="黑体" w:hAnsi="黑体" w:eastAsia="黑体"/>
+          <w:rFonts w:ascii="黑体" w:hAnsi="黑体" w:eastAsia="黑体" w:cs="黑体"/>
           <w:b/>
-          <w:sz w:val="36"/>
-        </w:rPr>
-        <w:t>目  录</w:t>
-      </w:r>
-    </w:p>
-    <w:p>
-      <w:r>
-        <w:fldChar w:fldCharType="begin" w:dirty="true"/>
-      </w:r>
-      <w:r>
-        <w:instrText xml:space="preserve"> TOC \o "1-3" \h \z \u </w:instrText>
-      </w:r>
-      <w:r>
+          <w:i w:val="0"/>
+          <w:color w:val="1F4E79"/>
+          <w:sz w:val="18"/>
+        </w:rPr>
+        <w:t xml:space="preserve">表 </w:t>
+      </w:r>
+      <w:r>
+        <w:rPr>
+          <w:rFonts w:ascii="Times New Roman" w:hAnsi="Times New Roman" w:eastAsia="黑体" w:cs="Times New Roman"/>
+          <w:b w:val="0"/>
+          <w:i w:val="0"/>
+          <w:color w:val="1F4E79"/>
+          <w:sz w:val="18"/>
+        </w:rPr>
+        <w:fldChar w:fldCharType="begin"/>
+      </w:r>
+      <w:r>
+        <w:rPr>
+          <w:rFonts w:ascii="Times New Roman" w:hAnsi="Times New Roman" w:eastAsia="黑体" w:cs="Times New Roman"/>
+          <w:b w:val="0"/>
+          <w:i w:val="0"/>
+          <w:color w:val="1F4E79"/>
+          <w:sz w:val="18"/>
+        </w:rPr>
+        <w:instrText xml:space="preserve"> SEQ Table \* ARABIC </w:instrText>
+      </w:r>
+      <w:r>
+        <w:rPr>
+          <w:rFonts w:ascii="Times New Roman" w:hAnsi="Times New Roman" w:eastAsia="黑体" w:cs="Times New Roman"/>
+          <w:b w:val="0"/>
+          <w:i w:val="0"/>
+          <w:color w:val="1F4E79"/>
+          <w:sz w:val="18"/>
+        </w:rPr>
         <w:fldChar w:fldCharType="separate"/>
       </w:r>
       <w:r>
         <w:rPr>
-          <w:rFonts w:ascii="宋体" w:hAnsi="宋体" w:eastAsia="宋体"/>
+          <w:rFonts w:ascii="Times New Roman" w:hAnsi="Times New Roman" w:eastAsia="黑体" w:cs="Times New Roman"/>
+          <w:b w:val="0"/>
+          <w:i w:val="0"/>
+          <w:color w:val="1F4E79"/>
           <w:sz w:val="18"/>
         </w:rPr>
-        <w:t>（打开文档后按 F9 或在“引用→目录→更新目录”生成目录）</w:t>
-      </w:r>
-      <w:r>
+        <w:t>1</w:t>
+      </w:r>
+      <w:r>
+        <w:rPr>
+          <w:rFonts w:ascii="Times New Roman" w:hAnsi="Times New Roman" w:eastAsia="黑体" w:cs="Times New Roman"/>
+          <w:b w:val="0"/>
+          <w:i w:val="0"/>
+          <w:color w:val="1F4E79"/>
+          <w:sz w:val="18"/>
+        </w:rPr>
         <w:fldChar w:fldCharType="end"/>
       </w:r>
-    </w:p>
-    <w:p>
-      <w:r>
-        <w:br w:type="page"/>
+      <w:r>
+        <w:rPr>
+          <w:rFonts w:ascii="黑体" w:hAnsi="黑体" w:eastAsia="黑体" w:cs="黑体"/>
+          <w:b/>
+          <w:i w:val="0"/>
+          <w:color w:val="1F4E79"/>
+          <w:sz w:val="18"/>
+        </w:rPr>
+        <w:t xml:space="preserve">  仓库结构与模块职责速查</w:t>
       </w:r>
     </w:p>
     <w:tbl>
@@ -119,13 +706,18 @@
         <w:tblLook w:firstColumn="1" w:firstRow="1" w:lastColumn="0" w:lastRow="0" w:noHBand="0" w:noVBand="1" w:val="04A0"/>
       </w:tblPr>
       <w:tblGrid>
-        <w:gridCol w:w="4536"/>
-        <w:gridCol w:w="4536"/>
+        <w:gridCol w:w="3099"/>
+        <w:gridCol w:w="3099"/>
+        <w:gridCol w:w="3099"/>
       </w:tblGrid>
       <w:tr>
+        <w:trPr>
+          <w:tblHeader w:val="true"/>
+        </w:trPr>
         <w:tc>
           <w:tcPr>
-            <w:tcW w:type="dxa" w:w="4536"/>
+            <w:tcW w:type="dxa" w:w="3099"/>
+            <w:vAlign w:val="center"/>
             <w:shd w:val="clear" w:fill="1F4E79"/>
           </w:tcPr>
           <w:p>
@@ -134,269 +726,9 @@
             </w:pPr>
             <w:r>
               <w:rPr>
+                <w:rFonts w:ascii="Times New Roman" w:hAnsi="Times New Roman" w:eastAsia="宋体" w:cs="Times New Roman"/>
                 <w:b/>
-                <w:color w:val="FFFFFF"/>
-              </w:rPr>
-            </w:r>
-            <w:r>
-              <w:rPr>
-                <w:rFonts w:ascii="宋体" w:hAnsi="宋体" w:eastAsia="宋体"/>
-                <w:b/>
-                <w:color w:val="FFFFFF"/>
-                <w:sz w:val="18"/>
-              </w:rPr>
-              <w:t>项目</w:t>
-            </w:r>
-          </w:p>
-        </w:tc>
-        <w:tc>
-          <w:tcPr>
-            <w:tcW w:type="dxa" w:w="4536"/>
-            <w:shd w:val="clear" w:fill="1F4E79"/>
-          </w:tcPr>
-          <w:p>
-            <w:pPr>
-              <w:spacing w:before="20" w:after="20"/>
-            </w:pPr>
-            <w:r>
-              <w:rPr>
-                <w:b/>
-                <w:color w:val="FFFFFF"/>
-              </w:rPr>
-            </w:r>
-            <w:r>
-              <w:rPr>
-                <w:rFonts w:ascii="宋体" w:hAnsi="宋体" w:eastAsia="宋体"/>
-                <w:b/>
-                <w:color w:val="FFFFFF"/>
-                <w:sz w:val="18"/>
-              </w:rPr>
-              <w:t>内容</w:t>
-            </w:r>
-          </w:p>
-        </w:tc>
-      </w:tr>
-      <w:tr>
-        <w:tc>
-          <w:tcPr>
-            <w:tcW w:type="dxa" w:w="4536"/>
-          </w:tcPr>
-          <w:p>
-            <w:pPr>
-              <w:spacing w:before="20" w:after="20"/>
-            </w:pPr>
-            <w:r/>
-            <w:r>
-              <w:rPr>
-                <w:rFonts w:ascii="宋体" w:hAnsi="宋体" w:eastAsia="宋体"/>
-                <w:sz w:val="18"/>
-              </w:rPr>
-              <w:t>软件名称</w:t>
-            </w:r>
-          </w:p>
-        </w:tc>
-        <w:tc>
-          <w:tcPr>
-            <w:tcW w:type="dxa" w:w="4536"/>
-          </w:tcPr>
-          <w:p>
-            <w:pPr>
-              <w:spacing w:before="20" w:after="20"/>
-            </w:pPr>
-            <w:r/>
-            <w:r>
-              <w:rPr>
-                <w:rFonts w:ascii="宋体" w:hAnsi="宋体" w:eastAsia="宋体"/>
-                <w:sz w:val="18"/>
-              </w:rPr>
-              <w:t>FT_Edit（硬件测试流程可视化编辑器）</w:t>
-            </w:r>
-          </w:p>
-        </w:tc>
-      </w:tr>
-      <w:tr>
-        <w:tc>
-          <w:tcPr>
-            <w:tcW w:type="dxa" w:w="4536"/>
-          </w:tcPr>
-          <w:p>
-            <w:pPr>
-              <w:spacing w:before="20" w:after="20"/>
-            </w:pPr>
-            <w:r/>
-            <w:r>
-              <w:rPr>
-                <w:rFonts w:ascii="宋体" w:hAnsi="宋体" w:eastAsia="宋体"/>
-                <w:sz w:val="18"/>
-              </w:rPr>
-              <w:t>文档版本</w:t>
-            </w:r>
-          </w:p>
-        </w:tc>
-        <w:tc>
-          <w:tcPr>
-            <w:tcW w:type="dxa" w:w="4536"/>
-          </w:tcPr>
-          <w:p>
-            <w:pPr>
-              <w:spacing w:before="20" w:after="20"/>
-            </w:pPr>
-            <w:r/>
-            <w:r>
-              <w:rPr>
-                <w:rFonts w:ascii="宋体" w:hAnsi="宋体" w:eastAsia="宋体"/>
-                <w:sz w:val="18"/>
-              </w:rPr>
-              <w:t>V1.0</w:t>
-            </w:r>
-          </w:p>
-        </w:tc>
-      </w:tr>
-      <w:tr>
-        <w:tc>
-          <w:tcPr>
-            <w:tcW w:type="dxa" w:w="4536"/>
-          </w:tcPr>
-          <w:p>
-            <w:pPr>
-              <w:spacing w:before="20" w:after="20"/>
-            </w:pPr>
-            <w:r/>
-            <w:r>
-              <w:rPr>
-                <w:rFonts w:ascii="宋体" w:hAnsi="宋体" w:eastAsia="宋体"/>
-                <w:sz w:val="18"/>
-              </w:rPr>
-              <w:t>编制日期</w:t>
-            </w:r>
-          </w:p>
-        </w:tc>
-        <w:tc>
-          <w:tcPr>
-            <w:tcW w:type="dxa" w:w="4536"/>
-          </w:tcPr>
-          <w:p>
-            <w:pPr>
-              <w:spacing w:before="20" w:after="20"/>
-            </w:pPr>
-            <w:r/>
-            <w:r>
-              <w:rPr>
-                <w:rFonts w:ascii="宋体" w:hAnsi="宋体" w:eastAsia="宋体"/>
-                <w:sz w:val="18"/>
-              </w:rPr>
-              <w:t>2026-09-24</w:t>
-            </w:r>
-          </w:p>
-        </w:tc>
-      </w:tr>
-      <w:tr>
-        <w:tc>
-          <w:tcPr>
-            <w:tcW w:type="dxa" w:w="4536"/>
-          </w:tcPr>
-          <w:p>
-            <w:pPr>
-              <w:spacing w:before="20" w:after="20"/>
-            </w:pPr>
-            <w:r/>
-            <w:r>
-              <w:rPr>
-                <w:rFonts w:ascii="宋体" w:hAnsi="宋体" w:eastAsia="宋体"/>
-                <w:sz w:val="18"/>
-              </w:rPr>
-              <w:t>适用对象</w:t>
-            </w:r>
-          </w:p>
-        </w:tc>
-        <w:tc>
-          <w:tcPr>
-            <w:tcW w:type="dxa" w:w="4536"/>
-          </w:tcPr>
-          <w:p>
-            <w:pPr>
-              <w:spacing w:before="20" w:after="20"/>
-            </w:pPr>
-            <w:r/>
-            <w:r>
-              <w:rPr>
-                <w:rFonts w:ascii="宋体" w:hAnsi="宋体" w:eastAsia="宋体"/>
-                <w:sz w:val="18"/>
-              </w:rPr>
-              <w:t>本软件后续开发/维护人员</w:t>
-            </w:r>
-          </w:p>
-        </w:tc>
-      </w:tr>
-    </w:tbl>
-    <w:p>
-      <w:pPr>
-        <w:spacing w:after="40"/>
-      </w:pPr>
-    </w:p>
-    <w:p>
-      <w:pPr>
-        <w:ind w:left="340"/>
-      </w:pPr>
-      <w:r>
-        <w:rPr>
-          <w:rFonts w:ascii="宋体" w:hAnsi="宋体" w:eastAsia="宋体"/>
-          <w:i/>
-          <w:color w:val="595959"/>
-          <w:sz w:val="20"/>
-        </w:rPr>
-        <w:t>本文档只讲"怎么开发"。需求与机制原理见《设计文档》，环境搭建与 JSON 字段细节见《技术文档》。</w:t>
-      </w:r>
-    </w:p>
-    <w:p>
-      <w:pPr>
-        <w:pBdr>
-          <w:bottom w:val="single" w:sz="6" w:space="1" w:color="808080"/>
-        </w:pBdr>
-        <w:spacing w:before="40" w:after="120"/>
-      </w:pPr>
-    </w:p>
-    <w:p>
-      <w:pPr>
-        <w:pStyle w:val="Heading1"/>
-      </w:pPr>
-      <w:r>
-        <w:t>1 仓库结构与模块职责速查</w:t>
-      </w:r>
-    </w:p>
-    <w:tbl>
-      <w:tblPr>
-        <w:tblStyle w:val="TableGrid"/>
-        <w:tblW w:type="auto" w:w="0"/>
-        <w:jc w:val="center"/>
-        <w:tblLayout w:type="autofit"/>
-        <w:tblLook w:firstColumn="1" w:firstRow="1" w:lastColumn="0" w:lastRow="0" w:noHBand="0" w:noVBand="1" w:val="04A0"/>
-      </w:tblPr>
-      <w:tblGrid>
-        <w:gridCol w:w="3024"/>
-        <w:gridCol w:w="3024"/>
-        <w:gridCol w:w="3024"/>
-      </w:tblGrid>
-      <w:tr>
-        <w:tc>
-          <w:tcPr>
-            <w:tcW w:type="dxa" w:w="3024"/>
-            <w:shd w:val="clear" w:fill="1F4E79"/>
-          </w:tcPr>
-          <w:p>
-            <w:pPr>
-              <w:spacing w:before="20" w:after="20"/>
-            </w:pPr>
-            <w:r>
-              <w:rPr>
-                <w:b/>
-                <w:color w:val="FFFFFF"/>
-              </w:rPr>
-            </w:r>
-            <w:r>
-              <w:rPr>
-                <w:rFonts w:ascii="宋体" w:hAnsi="宋体" w:eastAsia="宋体"/>
-                <w:b/>
+                <w:i w:val="0"/>
                 <w:color w:val="FFFFFF"/>
                 <w:sz w:val="18"/>
               </w:rPr>
@@ -406,7 +738,8 @@
         </w:tc>
         <w:tc>
           <w:tcPr>
-            <w:tcW w:type="dxa" w:w="3024"/>
+            <w:tcW w:type="dxa" w:w="3099"/>
+            <w:vAlign w:val="center"/>
             <w:shd w:val="clear" w:fill="1F4E79"/>
           </w:tcPr>
           <w:p>
@@ -415,14 +748,9 @@
             </w:pPr>
             <w:r>
               <w:rPr>
+                <w:rFonts w:ascii="Times New Roman" w:hAnsi="Times New Roman" w:eastAsia="宋体" w:cs="Times New Roman"/>
                 <w:b/>
-                <w:color w:val="FFFFFF"/>
-              </w:rPr>
-            </w:r>
-            <w:r>
-              <w:rPr>
-                <w:rFonts w:ascii="宋体" w:hAnsi="宋体" w:eastAsia="宋体"/>
-                <w:b/>
+                <w:i w:val="0"/>
                 <w:color w:val="FFFFFF"/>
                 <w:sz w:val="18"/>
               </w:rPr>
@@ -432,7 +760,8 @@
         </w:tc>
         <w:tc>
           <w:tcPr>
-            <w:tcW w:type="dxa" w:w="3024"/>
+            <w:tcW w:type="dxa" w:w="3099"/>
+            <w:vAlign w:val="center"/>
             <w:shd w:val="clear" w:fill="1F4E79"/>
           </w:tcPr>
           <w:p>
@@ -441,14 +770,9 @@
             </w:pPr>
             <w:r>
               <w:rPr>
+                <w:rFonts w:ascii="Times New Roman" w:hAnsi="Times New Roman" w:eastAsia="宋体" w:cs="Times New Roman"/>
                 <w:b/>
-                <w:color w:val="FFFFFF"/>
-              </w:rPr>
-            </w:r>
-            <w:r>
-              <w:rPr>
-                <w:rFonts w:ascii="宋体" w:hAnsi="宋体" w:eastAsia="宋体"/>
-                <w:b/>
+                <w:i w:val="0"/>
                 <w:color w:val="FFFFFF"/>
                 <w:sz w:val="18"/>
               </w:rPr>
@@ -460,16 +784,18 @@
       <w:tr>
         <w:tc>
           <w:tcPr>
-            <w:tcW w:type="dxa" w:w="3024"/>
+            <w:tcW w:type="dxa" w:w="3099"/>
+            <w:vAlign w:val="center"/>
           </w:tcPr>
           <w:p>
             <w:pPr>
               <w:spacing w:before="20" w:after="20"/>
             </w:pPr>
-            <w:r/>
             <w:r>
               <w:rPr>
-                <w:rFonts w:ascii="Consolas" w:hAnsi="Consolas" w:eastAsia="微软雅黑"/>
+                <w:rFonts w:ascii="Consolas" w:hAnsi="Consolas" w:eastAsia="微软雅黑" w:cs="Consolas"/>
+                <w:b w:val="0"/>
+                <w:i w:val="0"/>
                 <w:sz w:val="16"/>
               </w:rPr>
               <w:t>main.cpp</w:t>
@@ -478,16 +804,18 @@
         </w:tc>
         <w:tc>
           <w:tcPr>
-            <w:tcW w:type="dxa" w:w="3024"/>
+            <w:tcW w:type="dxa" w:w="3099"/>
+            <w:vAlign w:val="center"/>
           </w:tcPr>
           <w:p>
             <w:pPr>
               <w:spacing w:before="20" w:after="20"/>
             </w:pPr>
-            <w:r/>
             <w:r>
               <w:rPr>
-                <w:rFonts w:ascii="宋体" w:hAnsi="宋体" w:eastAsia="宋体"/>
+                <w:rFonts w:ascii="Times New Roman" w:hAnsi="Times New Roman" w:eastAsia="宋体" w:cs="Times New Roman"/>
+                <w:b w:val="0"/>
+                <w:i w:val="0"/>
                 <w:sz w:val="18"/>
               </w:rPr>
               <w:t>程序入口</w:t>
@@ -496,16 +824,18 @@
         </w:tc>
         <w:tc>
           <w:tcPr>
-            <w:tcW w:type="dxa" w:w="3024"/>
+            <w:tcW w:type="dxa" w:w="3099"/>
+            <w:vAlign w:val="center"/>
           </w:tcPr>
           <w:p>
             <w:pPr>
               <w:spacing w:before="20" w:after="20"/>
             </w:pPr>
-            <w:r/>
             <w:r>
               <w:rPr>
-                <w:rFonts w:ascii="宋体" w:hAnsi="宋体" w:eastAsia="宋体"/>
+                <w:rFonts w:ascii="Times New Roman" w:hAnsi="Times New Roman" w:eastAsia="宋体" w:cs="Times New Roman"/>
+                <w:b w:val="0"/>
+                <w:i w:val="0"/>
                 <w:sz w:val="18"/>
               </w:rPr>
               <w:t>通常不动</w:t>
@@ -516,16 +846,19 @@
       <w:tr>
         <w:tc>
           <w:tcPr>
-            <w:tcW w:type="dxa" w:w="3024"/>
+            <w:tcW w:type="dxa" w:w="3099"/>
+            <w:vAlign w:val="center"/>
+            <w:shd w:val="clear" w:fill="F4F8FD"/>
           </w:tcPr>
           <w:p>
             <w:pPr>
               <w:spacing w:before="20" w:after="20"/>
             </w:pPr>
-            <w:r/>
             <w:r>
               <w:rPr>
-                <w:rFonts w:ascii="Consolas" w:hAnsi="Consolas" w:eastAsia="微软雅黑"/>
+                <w:rFonts w:ascii="Consolas" w:hAnsi="Consolas" w:eastAsia="微软雅黑" w:cs="Consolas"/>
+                <w:b w:val="0"/>
+                <w:i w:val="0"/>
                 <w:sz w:val="16"/>
               </w:rPr>
               <w:t>FT_Edit.h/.cpp</w:t>
@@ -534,31 +867,37 @@
         </w:tc>
         <w:tc>
           <w:tcPr>
-            <w:tcW w:type="dxa" w:w="3024"/>
+            <w:tcW w:type="dxa" w:w="3099"/>
+            <w:vAlign w:val="center"/>
+            <w:shd w:val="clear" w:fill="F4F8FD"/>
           </w:tcPr>
           <w:p>
             <w:pPr>
               <w:spacing w:before="20" w:after="20"/>
             </w:pPr>
-            <w:r/>
             <w:r>
               <w:rPr>
-                <w:rFonts w:ascii="宋体" w:hAnsi="宋体" w:eastAsia="宋体"/>
+                <w:rFonts w:ascii="Times New Roman" w:hAnsi="Times New Roman" w:eastAsia="宋体" w:cs="Times New Roman"/>
+                <w:b w:val="0"/>
+                <w:i w:val="0"/>
                 <w:sz w:val="18"/>
               </w:rPr>
               <w:t>主窗口；</w:t>
             </w:r>
             <w:r>
               <w:rPr>
-                <w:rFonts w:ascii="宋体" w:hAnsi="宋体" w:eastAsia="宋体"/>
+                <w:rFonts w:ascii="Times New Roman" w:hAnsi="Times New Roman" w:eastAsia="宋体" w:cs="Times New Roman"/>
                 <w:b/>
+                <w:i w:val="0"/>
                 <w:sz w:val="18"/>
               </w:rPr>
               <w:t>所有编辑动作的最终汇聚点</w:t>
             </w:r>
             <w:r>
               <w:rPr>
-                <w:rFonts w:ascii="宋体" w:hAnsi="宋体" w:eastAsia="宋体"/>
+                <w:rFonts w:ascii="Times New Roman" w:hAnsi="Times New Roman" w:eastAsia="宋体" w:cs="Times New Roman"/>
+                <w:b w:val="0"/>
+                <w:i w:val="0"/>
                 <w:sz w:val="18"/>
               </w:rPr>
               <w:t>；Step CRUD、重排、拆分合并、菜单装配、导入导出槽</w:t>
@@ -567,16 +906,19 @@
         </w:tc>
         <w:tc>
           <w:tcPr>
-            <w:tcW w:type="dxa" w:w="3024"/>
+            <w:tcW w:type="dxa" w:w="3099"/>
+            <w:vAlign w:val="center"/>
+            <w:shd w:val="clear" w:fill="F4F8FD"/>
           </w:tcPr>
           <w:p>
             <w:pPr>
               <w:spacing w:before="20" w:after="20"/>
             </w:pPr>
-            <w:r/>
             <w:r>
               <w:rPr>
-                <w:rFonts w:ascii="宋体" w:hAnsi="宋体" w:eastAsia="宋体"/>
+                <w:rFonts w:ascii="Times New Roman" w:hAnsi="Times New Roman" w:eastAsia="宋体" w:cs="Times New Roman"/>
+                <w:b w:val="0"/>
+                <w:i w:val="0"/>
                 <w:sz w:val="18"/>
               </w:rPr>
               <w:t>加入口、加 Step 级动作、改装配</w:t>
@@ -587,16 +929,18 @@
       <w:tr>
         <w:tc>
           <w:tcPr>
-            <w:tcW w:type="dxa" w:w="3024"/>
+            <w:tcW w:type="dxa" w:w="3099"/>
+            <w:vAlign w:val="center"/>
           </w:tcPr>
           <w:p>
             <w:pPr>
               <w:spacing w:before="20" w:after="20"/>
             </w:pPr>
-            <w:r/>
             <w:r>
               <w:rPr>
-                <w:rFonts w:ascii="Consolas" w:hAnsi="Consolas" w:eastAsia="微软雅黑"/>
+                <w:rFonts w:ascii="Consolas" w:hAnsi="Consolas" w:eastAsia="微软雅黑" w:cs="Consolas"/>
+                <w:b w:val="0"/>
+                <w:i w:val="0"/>
                 <w:sz w:val="16"/>
               </w:rPr>
               <w:t>Module/FT_Type.h</w:t>
@@ -605,44 +949,54 @@
         </w:tc>
         <w:tc>
           <w:tcPr>
-            <w:tcW w:type="dxa" w:w="3024"/>
+            <w:tcW w:type="dxa" w:w="3099"/>
+            <w:vAlign w:val="center"/>
           </w:tcPr>
           <w:p>
             <w:pPr>
               <w:spacing w:before="20" w:after="20"/>
             </w:pPr>
-            <w:r/>
             <w:r>
               <w:rPr>
-                <w:rFonts w:ascii="宋体" w:hAnsi="宋体" w:eastAsia="宋体"/>
+                <w:rFonts w:ascii="Times New Roman" w:hAnsi="Times New Roman" w:eastAsia="宋体" w:cs="Times New Roman"/>
+                <w:b w:val="0"/>
+                <w:i w:val="0"/>
                 <w:sz w:val="18"/>
               </w:rPr>
               <w:t>纯类型：枚举、各命令 Config 结构、</w:t>
             </w:r>
             <w:r>
               <w:rPr>
-                <w:rFonts w:ascii="Consolas" w:hAnsi="Consolas" w:eastAsia="微软雅黑"/>
+                <w:rFonts w:ascii="Consolas" w:hAnsi="Consolas" w:eastAsia="微软雅黑" w:cs="Consolas"/>
+                <w:b w:val="0"/>
+                <w:i w:val="0"/>
                 <w:sz w:val="16"/>
               </w:rPr>
               <w:t>FT_FunctionData</w:t>
             </w:r>
             <w:r>
               <w:rPr>
-                <w:rFonts w:ascii="宋体" w:hAnsi="宋体" w:eastAsia="宋体"/>
+                <w:rFonts w:ascii="Times New Roman" w:hAnsi="Times New Roman" w:eastAsia="宋体" w:cs="Times New Roman"/>
+                <w:b w:val="0"/>
+                <w:i w:val="0"/>
                 <w:sz w:val="18"/>
               </w:rPr>
               <w:t xml:space="preserve"> variant、文档模型、常量 </w:t>
             </w:r>
             <w:r>
               <w:rPr>
-                <w:rFonts w:ascii="Consolas" w:hAnsi="Consolas" w:eastAsia="微软雅黑"/>
+                <w:rFonts w:ascii="Consolas" w:hAnsi="Consolas" w:eastAsia="微软雅黑" w:cs="Consolas"/>
+                <w:b w:val="0"/>
+                <w:i w:val="0"/>
                 <w:sz w:val="16"/>
               </w:rPr>
               <w:t>kFtType*</w:t>
             </w:r>
             <w:r>
               <w:rPr>
-                <w:rFonts w:ascii="宋体" w:hAnsi="宋体" w:eastAsia="宋体"/>
+                <w:rFonts w:ascii="Times New Roman" w:hAnsi="Times New Roman" w:eastAsia="宋体" w:cs="Times New Roman"/>
+                <w:b w:val="0"/>
+                <w:i w:val="0"/>
                 <w:sz w:val="18"/>
               </w:rPr>
               <w:t>、枚举↔字符串</w:t>
@@ -651,16 +1005,18 @@
         </w:tc>
         <w:tc>
           <w:tcPr>
-            <w:tcW w:type="dxa" w:w="3024"/>
+            <w:tcW w:type="dxa" w:w="3099"/>
+            <w:vAlign w:val="center"/>
           </w:tcPr>
           <w:p>
             <w:pPr>
               <w:spacing w:before="20" w:after="20"/>
             </w:pPr>
-            <w:r/>
             <w:r>
               <w:rPr>
-                <w:rFonts w:ascii="宋体" w:hAnsi="宋体" w:eastAsia="宋体"/>
+                <w:rFonts w:ascii="Times New Roman" w:hAnsi="Times New Roman" w:eastAsia="宋体" w:cs="Times New Roman"/>
+                <w:b w:val="0"/>
+                <w:i w:val="0"/>
                 <w:sz w:val="18"/>
               </w:rPr>
               <w:t>加命令类型、加配置字段</w:t>
@@ -671,16 +1027,19 @@
       <w:tr>
         <w:tc>
           <w:tcPr>
-            <w:tcW w:type="dxa" w:w="3024"/>
+            <w:tcW w:type="dxa" w:w="3099"/>
+            <w:vAlign w:val="center"/>
+            <w:shd w:val="clear" w:fill="F4F8FD"/>
           </w:tcPr>
           <w:p>
             <w:pPr>
               <w:spacing w:before="20" w:after="20"/>
             </w:pPr>
-            <w:r/>
             <w:r>
               <w:rPr>
-                <w:rFonts w:ascii="Consolas" w:hAnsi="Consolas" w:eastAsia="微软雅黑"/>
+                <w:rFonts w:ascii="Consolas" w:hAnsi="Consolas" w:eastAsia="微软雅黑" w:cs="Consolas"/>
+                <w:b w:val="0"/>
+                <w:i w:val="0"/>
                 <w:sz w:val="16"/>
               </w:rPr>
               <w:t>Module/FT_Data.cpp</w:t>
@@ -689,16 +1048,19 @@
         </w:tc>
         <w:tc>
           <w:tcPr>
-            <w:tcW w:type="dxa" w:w="3024"/>
+            <w:tcW w:type="dxa" w:w="3099"/>
+            <w:vAlign w:val="center"/>
+            <w:shd w:val="clear" w:fill="F4F8FD"/>
           </w:tcPr>
           <w:p>
             <w:pPr>
               <w:spacing w:before="20" w:after="20"/>
             </w:pPr>
-            <w:r/>
             <w:r>
               <w:rPr>
-                <w:rFonts w:ascii="宋体" w:hAnsi="宋体" w:eastAsia="宋体"/>
+                <w:rFonts w:ascii="Times New Roman" w:hAnsi="Times New Roman" w:eastAsia="宋体" w:cs="Times New Roman"/>
+                <w:b w:val="0"/>
+                <w:i w:val="0"/>
                 <w:sz w:val="18"/>
               </w:rPr>
               <w:t>模型↔JSON；HEX 工具函数；v1 兼容</w:t>
@@ -707,16 +1069,19 @@
         </w:tc>
         <w:tc>
           <w:tcPr>
-            <w:tcW w:type="dxa" w:w="3024"/>
+            <w:tcW w:type="dxa" w:w="3099"/>
+            <w:vAlign w:val="center"/>
+            <w:shd w:val="clear" w:fill="F4F8FD"/>
           </w:tcPr>
           <w:p>
             <w:pPr>
               <w:spacing w:before="20" w:after="20"/>
             </w:pPr>
-            <w:r/>
             <w:r>
               <w:rPr>
-                <w:rFonts w:ascii="宋体" w:hAnsi="宋体" w:eastAsia="宋体"/>
+                <w:rFonts w:ascii="Times New Roman" w:hAnsi="Times New Roman" w:eastAsia="宋体" w:cs="Times New Roman"/>
+                <w:b w:val="0"/>
+                <w:i w:val="0"/>
                 <w:sz w:val="18"/>
               </w:rPr>
               <w:t>加字段后的序列化、校验</w:t>
@@ -727,16 +1092,18 @@
       <w:tr>
         <w:tc>
           <w:tcPr>
-            <w:tcW w:type="dxa" w:w="3024"/>
+            <w:tcW w:type="dxa" w:w="3099"/>
+            <w:vAlign w:val="center"/>
           </w:tcPr>
           <w:p>
             <w:pPr>
               <w:spacing w:before="20" w:after="20"/>
             </w:pPr>
-            <w:r/>
             <w:r>
               <w:rPr>
-                <w:rFonts w:ascii="Consolas" w:hAnsi="Consolas" w:eastAsia="微软雅黑"/>
+                <w:rFonts w:ascii="Consolas" w:hAnsi="Consolas" w:eastAsia="微软雅黑" w:cs="Consolas"/>
+                <w:b w:val="0"/>
+                <w:i w:val="0"/>
                 <w:sz w:val="16"/>
               </w:rPr>
               <w:t>Module/FT_Widget.cpp</w:t>
@@ -745,23 +1112,27 @@
         </w:tc>
         <w:tc>
           <w:tcPr>
-            <w:tcW w:type="dxa" w:w="3024"/>
+            <w:tcW w:type="dxa" w:w="3099"/>
+            <w:vAlign w:val="center"/>
           </w:tcPr>
           <w:p>
             <w:pPr>
               <w:spacing w:before="20" w:after="20"/>
             </w:pPr>
-            <w:r/>
             <w:r>
               <w:rPr>
-                <w:rFonts w:ascii="Consolas" w:hAnsi="Consolas" w:eastAsia="微软雅黑"/>
+                <w:rFonts w:ascii="Consolas" w:hAnsi="Consolas" w:eastAsia="微软雅黑" w:cs="Consolas"/>
+                <w:b w:val="0"/>
+                <w:i w:val="0"/>
                 <w:sz w:val="16"/>
               </w:rPr>
               <w:t>FHintComboBox/FHintTextEdit/FHintSpinBox</w:t>
             </w:r>
             <w:r>
               <w:rPr>
-                <w:rFonts w:ascii="宋体" w:hAnsi="宋体" w:eastAsia="宋体"/>
+                <w:rFonts w:ascii="Times New Roman" w:hAnsi="Times New Roman" w:eastAsia="宋体" w:cs="Times New Roman"/>
+                <w:b w:val="0"/>
+                <w:i w:val="0"/>
                 <w:sz w:val="18"/>
               </w:rPr>
               <w:t>（内嵌标题+占位+自增高，屏蔽滚轮误改）</w:t>
@@ -770,16 +1141,18 @@
         </w:tc>
         <w:tc>
           <w:tcPr>
-            <w:tcW w:type="dxa" w:w="3024"/>
+            <w:tcW w:type="dxa" w:w="3099"/>
+            <w:vAlign w:val="center"/>
           </w:tcPr>
           <w:p>
             <w:pPr>
               <w:spacing w:before="20" w:after="20"/>
             </w:pPr>
-            <w:r/>
             <w:r>
               <w:rPr>
-                <w:rFonts w:ascii="宋体" w:hAnsi="宋体" w:eastAsia="宋体"/>
+                <w:rFonts w:ascii="Times New Roman" w:hAnsi="Times New Roman" w:eastAsia="宋体" w:cs="Times New Roman"/>
+                <w:b w:val="0"/>
+                <w:i w:val="0"/>
                 <w:sz w:val="18"/>
               </w:rPr>
               <w:t>基础输入行为</w:t>
@@ -790,16 +1163,19 @@
       <w:tr>
         <w:tc>
           <w:tcPr>
-            <w:tcW w:type="dxa" w:w="3024"/>
+            <w:tcW w:type="dxa" w:w="3099"/>
+            <w:vAlign w:val="center"/>
+            <w:shd w:val="clear" w:fill="F4F8FD"/>
           </w:tcPr>
           <w:p>
             <w:pPr>
               <w:spacing w:before="20" w:after="20"/>
             </w:pPr>
-            <w:r/>
             <w:r>
               <w:rPr>
-                <w:rFonts w:ascii="Consolas" w:hAnsi="Consolas" w:eastAsia="微软雅黑"/>
+                <w:rFonts w:ascii="Consolas" w:hAnsi="Consolas" w:eastAsia="微软雅黑" w:cs="Consolas"/>
+                <w:b w:val="0"/>
+                <w:i w:val="0"/>
                 <w:sz w:val="16"/>
               </w:rPr>
               <w:t>Module/FT_Function.cpp</w:t>
@@ -808,38 +1184,46 @@
         </w:tc>
         <w:tc>
           <w:tcPr>
-            <w:tcW w:type="dxa" w:w="3024"/>
+            <w:tcW w:type="dxa" w:w="3099"/>
+            <w:vAlign w:val="center"/>
+            <w:shd w:val="clear" w:fill="F4F8FD"/>
           </w:tcPr>
           <w:p>
             <w:pPr>
               <w:spacing w:before="20" w:after="20"/>
             </w:pPr>
-            <w:r/>
             <w:r>
               <w:rPr>
-                <w:rFonts w:ascii="宋体" w:hAnsi="宋体" w:eastAsia="宋体"/>
+                <w:rFonts w:ascii="Times New Roman" w:hAnsi="Times New Roman" w:eastAsia="宋体" w:cs="Times New Roman"/>
+                <w:b w:val="0"/>
+                <w:i w:val="0"/>
                 <w:sz w:val="18"/>
               </w:rPr>
               <w:t>命令基类 + 三种子类、命令右键菜单、</w:t>
             </w:r>
             <w:r>
               <w:rPr>
-                <w:rFonts w:ascii="宋体" w:hAnsi="宋体" w:eastAsia="宋体"/>
+                <w:rFonts w:ascii="Times New Roman" w:hAnsi="Times New Roman" w:eastAsia="宋体" w:cs="Times New Roman"/>
                 <w:b/>
+                <w:i w:val="0"/>
                 <w:sz w:val="18"/>
               </w:rPr>
               <w:t>FT_AdvanceDialog</w:t>
             </w:r>
             <w:r>
               <w:rPr>
-                <w:rFonts w:ascii="宋体" w:hAnsi="宋体" w:eastAsia="宋体"/>
+                <w:rFonts w:ascii="Times New Roman" w:hAnsi="Times New Roman" w:eastAsia="宋体" w:cs="Times New Roman"/>
+                <w:b w:val="0"/>
+                <w:i w:val="0"/>
                 <w:sz w:val="18"/>
               </w:rPr>
               <w:t xml:space="preserve">、工厂 </w:t>
             </w:r>
             <w:r>
               <w:rPr>
-                <w:rFonts w:ascii="Consolas" w:hAnsi="Consolas" w:eastAsia="微软雅黑"/>
+                <w:rFonts w:ascii="Consolas" w:hAnsi="Consolas" w:eastAsia="微软雅黑" w:cs="Consolas"/>
+                <w:b w:val="0"/>
+                <w:i w:val="0"/>
                 <w:sz w:val="16"/>
               </w:rPr>
               <w:t>FtFunctionFactory</w:t>
@@ -848,16 +1232,19 @@
         </w:tc>
         <w:tc>
           <w:tcPr>
-            <w:tcW w:type="dxa" w:w="3024"/>
+            <w:tcW w:type="dxa" w:w="3099"/>
+            <w:vAlign w:val="center"/>
+            <w:shd w:val="clear" w:fill="F4F8FD"/>
           </w:tcPr>
           <w:p>
             <w:pPr>
               <w:spacing w:before="20" w:after="20"/>
             </w:pPr>
-            <w:r/>
             <w:r>
               <w:rPr>
-                <w:rFonts w:ascii="宋体" w:hAnsi="宋体" w:eastAsia="宋体"/>
+                <w:rFonts w:ascii="Times New Roman" w:hAnsi="Times New Roman" w:eastAsia="宋体" w:cs="Times New Roman"/>
+                <w:b w:val="0"/>
+                <w:i w:val="0"/>
                 <w:sz w:val="18"/>
               </w:rPr>
               <w:t>加命令控件、改命令菜单、改判定对话框</w:t>
@@ -868,16 +1255,18 @@
       <w:tr>
         <w:tc>
           <w:tcPr>
-            <w:tcW w:type="dxa" w:w="3024"/>
+            <w:tcW w:type="dxa" w:w="3099"/>
+            <w:vAlign w:val="center"/>
           </w:tcPr>
           <w:p>
             <w:pPr>
               <w:spacing w:before="20" w:after="20"/>
             </w:pPr>
-            <w:r/>
             <w:r>
               <w:rPr>
-                <w:rFonts w:ascii="Consolas" w:hAnsi="Consolas" w:eastAsia="微软雅黑"/>
+                <w:rFonts w:ascii="Consolas" w:hAnsi="Consolas" w:eastAsia="微软雅黑" w:cs="Consolas"/>
+                <w:b w:val="0"/>
+                <w:i w:val="0"/>
                 <w:sz w:val="16"/>
               </w:rPr>
               <w:t>Module/FT_FunctionGroup.cpp</w:t>
@@ -886,30 +1275,36 @@
         </w:tc>
         <w:tc>
           <w:tcPr>
-            <w:tcW w:type="dxa" w:w="3024"/>
+            <w:tcW w:type="dxa" w:w="3099"/>
+            <w:vAlign w:val="center"/>
           </w:tcPr>
           <w:p>
             <w:pPr>
               <w:spacing w:before="20" w:after="20"/>
             </w:pPr>
-            <w:r/>
             <w:r>
               <w:rPr>
-                <w:rFonts w:ascii="宋体" w:hAnsi="宋体" w:eastAsia="宋体"/>
+                <w:rFonts w:ascii="Times New Roman" w:hAnsi="Times New Roman" w:eastAsia="宋体" w:cs="Times New Roman"/>
+                <w:b w:val="0"/>
+                <w:i w:val="0"/>
                 <w:sz w:val="18"/>
               </w:rPr>
               <w:t>命令容器、</w:t>
             </w:r>
             <w:r>
               <w:rPr>
-                <w:rFonts w:ascii="Consolas" w:hAnsi="Consolas" w:eastAsia="微软雅黑"/>
+                <w:rFonts w:ascii="Consolas" w:hAnsi="Consolas" w:eastAsia="微软雅黑" w:cs="Consolas"/>
+                <w:b w:val="0"/>
+                <w:i w:val="0"/>
                 <w:sz w:val="16"/>
               </w:rPr>
               <w:t>FtFlowBreakLayout</w:t>
             </w:r>
             <w:r>
               <w:rPr>
-                <w:rFonts w:ascii="宋体" w:hAnsi="宋体" w:eastAsia="宋体"/>
+                <w:rFonts w:ascii="Times New Roman" w:hAnsi="Times New Roman" w:eastAsia="宋体" w:cs="Times New Roman"/>
+                <w:b w:val="0"/>
+                <w:i w:val="0"/>
                 <w:sz w:val="18"/>
               </w:rPr>
               <w:t>（软折行+硬换行）、hitTest、组菜单、命令拖拽发起/接收</w:t>
@@ -918,16 +1313,18 @@
         </w:tc>
         <w:tc>
           <w:tcPr>
-            <w:tcW w:type="dxa" w:w="3024"/>
+            <w:tcW w:type="dxa" w:w="3099"/>
+            <w:vAlign w:val="center"/>
           </w:tcPr>
           <w:p>
             <w:pPr>
               <w:spacing w:before="20" w:after="20"/>
             </w:pPr>
-            <w:r/>
             <w:r>
               <w:rPr>
-                <w:rFonts w:ascii="宋体" w:hAnsi="宋体" w:eastAsia="宋体"/>
+                <w:rFonts w:ascii="Times New Roman" w:hAnsi="Times New Roman" w:eastAsia="宋体" w:cs="Times New Roman"/>
+                <w:b w:val="0"/>
+                <w:i w:val="0"/>
                 <w:sz w:val="18"/>
               </w:rPr>
               <w:t>改组内编辑行为、落点规则</w:t>
@@ -938,16 +1335,19 @@
       <w:tr>
         <w:tc>
           <w:tcPr>
-            <w:tcW w:type="dxa" w:w="3024"/>
+            <w:tcW w:type="dxa" w:w="3099"/>
+            <w:vAlign w:val="center"/>
+            <w:shd w:val="clear" w:fill="F4F8FD"/>
           </w:tcPr>
           <w:p>
             <w:pPr>
               <w:spacing w:before="20" w:after="20"/>
             </w:pPr>
-            <w:r/>
             <w:r>
               <w:rPr>
-                <w:rFonts w:ascii="Consolas" w:hAnsi="Consolas" w:eastAsia="微软雅黑"/>
+                <w:rFonts w:ascii="Consolas" w:hAnsi="Consolas" w:eastAsia="微软雅黑" w:cs="Consolas"/>
+                <w:b w:val="0"/>
+                <w:i w:val="0"/>
                 <w:sz w:val="16"/>
               </w:rPr>
               <w:t>Module/FT_FunctionItem.cpp</w:t>
@@ -956,23 +1356,28 @@
         </w:tc>
         <w:tc>
           <w:tcPr>
-            <w:tcW w:type="dxa" w:w="3024"/>
+            <w:tcW w:type="dxa" w:w="3099"/>
+            <w:vAlign w:val="center"/>
+            <w:shd w:val="clear" w:fill="F4F8FD"/>
           </w:tcPr>
           <w:p>
             <w:pPr>
               <w:spacing w:before="20" w:after="20"/>
             </w:pPr>
-            <w:r/>
             <w:r>
               <w:rPr>
-                <w:rFonts w:ascii="宋体" w:hAnsi="宋体" w:eastAsia="宋体"/>
+                <w:rFonts w:ascii="Times New Roman" w:hAnsi="Times New Roman" w:eastAsia="宋体" w:cs="Times New Roman"/>
+                <w:b w:val="0"/>
+                <w:i w:val="0"/>
                 <w:sz w:val="18"/>
               </w:rPr>
               <w:t>Step 行：使能/标题/延时/组，Step 右键菜单，</w:t>
             </w:r>
             <w:r>
               <w:rPr>
-                <w:rFonts w:ascii="Consolas" w:hAnsi="Consolas" w:eastAsia="微软雅黑"/>
+                <w:rFonts w:ascii="Consolas" w:hAnsi="Consolas" w:eastAsia="微软雅黑" w:cs="Consolas"/>
+                <w:b w:val="0"/>
+                <w:i w:val="0"/>
                 <w:sz w:val="16"/>
               </w:rPr>
               <w:t>adjustHeight()</w:t>
@@ -981,16 +1386,19 @@
         </w:tc>
         <w:tc>
           <w:tcPr>
-            <w:tcW w:type="dxa" w:w="3024"/>
+            <w:tcW w:type="dxa" w:w="3099"/>
+            <w:vAlign w:val="center"/>
+            <w:shd w:val="clear" w:fill="F4F8FD"/>
           </w:tcPr>
           <w:p>
             <w:pPr>
               <w:spacing w:before="20" w:after="20"/>
             </w:pPr>
-            <w:r/>
             <w:r>
               <w:rPr>
-                <w:rFonts w:ascii="宋体" w:hAnsi="宋体" w:eastAsia="宋体"/>
+                <w:rFonts w:ascii="Times New Roman" w:hAnsi="Times New Roman" w:eastAsia="宋体" w:cs="Times New Roman"/>
+                <w:b w:val="0"/>
+                <w:i w:val="0"/>
                 <w:sz w:val="18"/>
               </w:rPr>
               <w:t>改 Step 行结构</w:t>
@@ -1001,16 +1409,18 @@
       <w:tr>
         <w:tc>
           <w:tcPr>
-            <w:tcW w:type="dxa" w:w="3024"/>
+            <w:tcW w:type="dxa" w:w="3099"/>
+            <w:vAlign w:val="center"/>
           </w:tcPr>
           <w:p>
             <w:pPr>
               <w:spacing w:before="20" w:after="20"/>
             </w:pPr>
-            <w:r/>
             <w:r>
               <w:rPr>
-                <w:rFonts w:ascii="Consolas" w:hAnsi="Consolas" w:eastAsia="微软雅黑"/>
+                <w:rFonts w:ascii="Consolas" w:hAnsi="Consolas" w:eastAsia="微软雅黑" w:cs="Consolas"/>
+                <w:b w:val="0"/>
+                <w:i w:val="0"/>
                 <w:sz w:val="16"/>
               </w:rPr>
               <w:t>Module/FT_FunctionTree.cpp</w:t>
@@ -1019,16 +1429,18 @@
         </w:tc>
         <w:tc>
           <w:tcPr>
-            <w:tcW w:type="dxa" w:w="3024"/>
+            <w:tcW w:type="dxa" w:w="3099"/>
+            <w:vAlign w:val="center"/>
           </w:tcPr>
           <w:p>
             <w:pPr>
               <w:spacing w:before="20" w:after="20"/>
             </w:pPr>
-            <w:r/>
             <w:r>
               <w:rPr>
-                <w:rFonts w:ascii="宋体" w:hAnsi="宋体" w:eastAsia="宋体"/>
+                <w:rFonts w:ascii="Times New Roman" w:hAnsi="Times New Roman" w:eastAsia="宋体" w:cs="Times New Roman"/>
+                <w:b w:val="0"/>
+                <w:i w:val="0"/>
                 <w:sz w:val="18"/>
               </w:rPr>
               <w:t>左树及拖拽 MIME 生成</w:t>
@@ -1037,16 +1449,18 @@
         </w:tc>
         <w:tc>
           <w:tcPr>
-            <w:tcW w:type="dxa" w:w="3024"/>
+            <w:tcW w:type="dxa" w:w="3099"/>
+            <w:vAlign w:val="center"/>
           </w:tcPr>
           <w:p>
             <w:pPr>
               <w:spacing w:before="20" w:after="20"/>
             </w:pPr>
-            <w:r/>
             <w:r>
               <w:rPr>
-                <w:rFonts w:ascii="宋体" w:hAnsi="宋体" w:eastAsia="宋体"/>
+                <w:rFonts w:ascii="Times New Roman" w:hAnsi="Times New Roman" w:eastAsia="宋体" w:cs="Times New Roman"/>
+                <w:b w:val="0"/>
+                <w:i w:val="0"/>
                 <w:sz w:val="18"/>
               </w:rPr>
               <w:t>加树节点</w:t>
@@ -1057,16 +1471,19 @@
       <w:tr>
         <w:tc>
           <w:tcPr>
-            <w:tcW w:type="dxa" w:w="3024"/>
+            <w:tcW w:type="dxa" w:w="3099"/>
+            <w:vAlign w:val="center"/>
+            <w:shd w:val="clear" w:fill="F4F8FD"/>
           </w:tcPr>
           <w:p>
             <w:pPr>
               <w:spacing w:before="20" w:after="20"/>
             </w:pPr>
-            <w:r/>
             <w:r>
               <w:rPr>
-                <w:rFonts w:ascii="Consolas" w:hAnsi="Consolas" w:eastAsia="微软雅黑"/>
+                <w:rFonts w:ascii="Consolas" w:hAnsi="Consolas" w:eastAsia="微软雅黑" w:cs="Consolas"/>
+                <w:b w:val="0"/>
+                <w:i w:val="0"/>
                 <w:sz w:val="16"/>
               </w:rPr>
               <w:t>Module/FT_FunctionList.cpp</w:t>
@@ -1075,16 +1492,19 @@
         </w:tc>
         <w:tc>
           <w:tcPr>
-            <w:tcW w:type="dxa" w:w="3024"/>
+            <w:tcW w:type="dxa" w:w="3099"/>
+            <w:vAlign w:val="center"/>
+            <w:shd w:val="clear" w:fill="F4F8FD"/>
           </w:tcPr>
           <w:p>
             <w:pPr>
               <w:spacing w:before="20" w:after="20"/>
             </w:pPr>
-            <w:r/>
             <w:r>
               <w:rPr>
-                <w:rFonts w:ascii="宋体" w:hAnsi="宋体" w:eastAsia="宋体"/>
+                <w:rFonts w:ascii="Times New Roman" w:hAnsi="Times New Roman" w:eastAsia="宋体" w:cs="Times New Roman"/>
+                <w:b w:val="0"/>
+                <w:i w:val="0"/>
                 <w:sz w:val="18"/>
               </w:rPr>
               <w:t>外层列表：行间拖放、重排、空白双击、Enter/Delete、拖放指示条</w:t>
@@ -1093,16 +1513,19 @@
         </w:tc>
         <w:tc>
           <w:tcPr>
-            <w:tcW w:type="dxa" w:w="3024"/>
+            <w:tcW w:type="dxa" w:w="3099"/>
+            <w:vAlign w:val="center"/>
+            <w:shd w:val="clear" w:fill="F4F8FD"/>
           </w:tcPr>
           <w:p>
             <w:pPr>
               <w:spacing w:before="20" w:after="20"/>
             </w:pPr>
-            <w:r/>
             <w:r>
               <w:rPr>
-                <w:rFonts w:ascii="宋体" w:hAnsi="宋体" w:eastAsia="宋体"/>
+                <w:rFonts w:ascii="Times New Roman" w:hAnsi="Times New Roman" w:eastAsia="宋体" w:cs="Times New Roman"/>
+                <w:b w:val="0"/>
+                <w:i w:val="0"/>
                 <w:sz w:val="18"/>
               </w:rPr>
               <w:t>改外层交互</w:t>
@@ -1113,16 +1536,18 @@
       <w:tr>
         <w:tc>
           <w:tcPr>
-            <w:tcW w:type="dxa" w:w="3024"/>
+            <w:tcW w:type="dxa" w:w="3099"/>
+            <w:vAlign w:val="center"/>
           </w:tcPr>
           <w:p>
             <w:pPr>
               <w:spacing w:before="20" w:after="20"/>
             </w:pPr>
-            <w:r/>
             <w:r>
               <w:rPr>
-                <w:rFonts w:ascii="Consolas" w:hAnsi="Consolas" w:eastAsia="微软雅黑"/>
+                <w:rFonts w:ascii="Consolas" w:hAnsi="Consolas" w:eastAsia="微软雅黑" w:cs="Consolas"/>
+                <w:b w:val="0"/>
+                <w:i w:val="0"/>
                 <w:sz w:val="16"/>
               </w:rPr>
               <w:t>Module/FT_Project.cpp</w:t>
@@ -1131,16 +1556,18 @@
         </w:tc>
         <w:tc>
           <w:tcPr>
-            <w:tcW w:type="dxa" w:w="3024"/>
+            <w:tcW w:type="dxa" w:w="3099"/>
+            <w:vAlign w:val="center"/>
           </w:tcPr>
           <w:p>
             <w:pPr>
               <w:spacing w:before="20" w:after="20"/>
             </w:pPr>
-            <w:r/>
             <w:r>
               <w:rPr>
-                <w:rFonts w:ascii="宋体" w:hAnsi="宋体" w:eastAsia="宋体"/>
+                <w:rFonts w:ascii="Times New Roman" w:hAnsi="Times New Roman" w:eastAsia="宋体" w:cs="Times New Roman"/>
+                <w:b w:val="0"/>
+                <w:i w:val="0"/>
                 <w:sz w:val="18"/>
               </w:rPr>
               <w:t>收集文档、读写文件、dirty、保存校验</w:t>
@@ -1149,16 +1576,18 @@
         </w:tc>
         <w:tc>
           <w:tcPr>
-            <w:tcW w:type="dxa" w:w="3024"/>
+            <w:tcW w:type="dxa" w:w="3099"/>
+            <w:vAlign w:val="center"/>
           </w:tcPr>
           <w:p>
             <w:pPr>
               <w:spacing w:before="20" w:after="20"/>
             </w:pPr>
-            <w:r/>
             <w:r>
               <w:rPr>
-                <w:rFonts w:ascii="宋体" w:hAnsi="宋体" w:eastAsia="宋体"/>
+                <w:rFonts w:ascii="Times New Roman" w:hAnsi="Times New Roman" w:eastAsia="宋体" w:cs="Times New Roman"/>
+                <w:b w:val="0"/>
+                <w:i w:val="0"/>
                 <w:sz w:val="18"/>
               </w:rPr>
               <w:t>改文件级校验/确认逻辑</w:t>
@@ -1169,16 +1598,19 @@
       <w:tr>
         <w:tc>
           <w:tcPr>
-            <w:tcW w:type="dxa" w:w="3024"/>
+            <w:tcW w:type="dxa" w:w="3099"/>
+            <w:vAlign w:val="center"/>
+            <w:shd w:val="clear" w:fill="F4F8FD"/>
           </w:tcPr>
           <w:p>
             <w:pPr>
               <w:spacing w:before="20" w:after="20"/>
             </w:pPr>
-            <w:r/>
             <w:r>
               <w:rPr>
-                <w:rFonts w:ascii="Consolas" w:hAnsi="Consolas" w:eastAsia="微软雅黑"/>
+                <w:rFonts w:ascii="Consolas" w:hAnsi="Consolas" w:eastAsia="微软雅黑" w:cs="Consolas"/>
+                <w:b w:val="0"/>
+                <w:i w:val="0"/>
                 <w:sz w:val="16"/>
               </w:rPr>
               <w:t>Module/FT_Test.cpp</w:t>
@@ -1187,16 +1619,19 @@
         </w:tc>
         <w:tc>
           <w:tcPr>
-            <w:tcW w:type="dxa" w:w="3024"/>
+            <w:tcW w:type="dxa" w:w="3099"/>
+            <w:vAlign w:val="center"/>
+            <w:shd w:val="clear" w:fill="F4F8FD"/>
           </w:tcPr>
           <w:p>
             <w:pPr>
               <w:spacing w:before="20" w:after="20"/>
             </w:pPr>
-            <w:r/>
             <w:r>
               <w:rPr>
-                <w:rFonts w:ascii="宋体" w:hAnsi="宋体" w:eastAsia="宋体"/>
+                <w:rFonts w:ascii="Times New Roman" w:hAnsi="Times New Roman" w:eastAsia="宋体" w:cs="Times New Roman"/>
+                <w:b w:val="0"/>
+                <w:i w:val="0"/>
                 <w:sz w:val="18"/>
               </w:rPr>
               <w:t>执行引擎占位</w:t>
@@ -1205,16 +1640,19 @@
         </w:tc>
         <w:tc>
           <w:tcPr>
-            <w:tcW w:type="dxa" w:w="3024"/>
+            <w:tcW w:type="dxa" w:w="3099"/>
+            <w:vAlign w:val="center"/>
+            <w:shd w:val="clear" w:fill="F4F8FD"/>
           </w:tcPr>
           <w:p>
             <w:pPr>
               <w:spacing w:before="20" w:after="20"/>
             </w:pPr>
-            <w:r/>
             <w:r>
               <w:rPr>
-                <w:rFonts w:ascii="宋体" w:hAnsi="宋体" w:eastAsia="宋体"/>
+                <w:rFonts w:ascii="Times New Roman" w:hAnsi="Times New Roman" w:eastAsia="宋体" w:cs="Times New Roman"/>
+                <w:b w:val="0"/>
+                <w:i w:val="0"/>
                 <w:sz w:val="18"/>
               </w:rPr>
               <w:t>实现真实执行</w:t>
@@ -1225,16 +1663,18 @@
       <w:tr>
         <w:tc>
           <w:tcPr>
-            <w:tcW w:type="dxa" w:w="3024"/>
+            <w:tcW w:type="dxa" w:w="3099"/>
+            <w:vAlign w:val="center"/>
           </w:tcPr>
           <w:p>
             <w:pPr>
               <w:spacing w:before="20" w:after="20"/>
             </w:pPr>
-            <w:r/>
             <w:r>
               <w:rPr>
-                <w:rFonts w:ascii="Consolas" w:hAnsi="Consolas" w:eastAsia="微软雅黑"/>
+                <w:rFonts w:ascii="Consolas" w:hAnsi="Consolas" w:eastAsia="微软雅黑" w:cs="Consolas"/>
+                <w:b w:val="0"/>
+                <w:i w:val="0"/>
                 <w:sz w:val="16"/>
               </w:rPr>
               <w:t>Widgets/Log*</w:t>
@@ -1243,16 +1683,18 @@
         </w:tc>
         <w:tc>
           <w:tcPr>
-            <w:tcW w:type="dxa" w:w="3024"/>
+            <w:tcW w:type="dxa" w:w="3099"/>
+            <w:vAlign w:val="center"/>
           </w:tcPr>
           <w:p>
             <w:pPr>
               <w:spacing w:before="20" w:after="20"/>
             </w:pPr>
-            <w:r/>
             <w:r>
               <w:rPr>
-                <w:rFonts w:ascii="宋体" w:hAnsi="宋体" w:eastAsia="宋体"/>
+                <w:rFonts w:ascii="Times New Roman" w:hAnsi="Times New Roman" w:eastAsia="宋体" w:cs="Times New Roman"/>
+                <w:b w:val="0"/>
+                <w:i w:val="0"/>
                 <w:sz w:val="18"/>
               </w:rPr>
               <w:t>通用日志表格组件（未挂接）</w:t>
@@ -1261,16 +1703,18 @@
         </w:tc>
         <w:tc>
           <w:tcPr>
-            <w:tcW w:type="dxa" w:w="3024"/>
+            <w:tcW w:type="dxa" w:w="3099"/>
+            <w:vAlign w:val="center"/>
           </w:tcPr>
           <w:p>
             <w:pPr>
               <w:spacing w:before="20" w:after="20"/>
             </w:pPr>
-            <w:r/>
             <w:r>
               <w:rPr>
-                <w:rFonts w:ascii="宋体" w:hAnsi="宋体" w:eastAsia="宋体"/>
+                <w:rFonts w:ascii="Times New Roman" w:hAnsi="Times New Roman" w:eastAsia="宋体" w:cs="Times New Roman"/>
+                <w:b w:val="0"/>
+                <w:i w:val="0"/>
                 <w:sz w:val="18"/>
               </w:rPr>
               <w:t>集成日志面板</w:t>
@@ -1281,16 +1725,19 @@
       <w:tr>
         <w:tc>
           <w:tcPr>
-            <w:tcW w:type="dxa" w:w="3024"/>
+            <w:tcW w:type="dxa" w:w="3099"/>
+            <w:vAlign w:val="center"/>
+            <w:shd w:val="clear" w:fill="F4F8FD"/>
           </w:tcPr>
           <w:p>
             <w:pPr>
               <w:spacing w:before="20" w:after="20"/>
             </w:pPr>
-            <w:r/>
             <w:r>
               <w:rPr>
-                <w:rFonts w:ascii="Consolas" w:hAnsi="Consolas" w:eastAsia="微软雅黑"/>
+                <w:rFonts w:ascii="Consolas" w:hAnsi="Consolas" w:eastAsia="微软雅黑" w:cs="Consolas"/>
+                <w:b w:val="0"/>
+                <w:i w:val="0"/>
                 <w:sz w:val="16"/>
               </w:rPr>
               <w:t>CMakeLists.txt</w:t>
@@ -1299,31 +1746,37 @@
         </w:tc>
         <w:tc>
           <w:tcPr>
-            <w:tcW w:type="dxa" w:w="3024"/>
+            <w:tcW w:type="dxa" w:w="3099"/>
+            <w:vAlign w:val="center"/>
+            <w:shd w:val="clear" w:fill="F4F8FD"/>
           </w:tcPr>
           <w:p>
             <w:pPr>
               <w:spacing w:before="20" w:after="20"/>
             </w:pPr>
-            <w:r/>
             <w:r>
               <w:rPr>
-                <w:rFonts w:ascii="宋体" w:hAnsi="宋体" w:eastAsia="宋体"/>
+                <w:rFonts w:ascii="Times New Roman" w:hAnsi="Times New Roman" w:eastAsia="宋体" w:cs="Times New Roman"/>
+                <w:b w:val="0"/>
+                <w:i w:val="0"/>
                 <w:sz w:val="18"/>
               </w:rPr>
               <w:t>源文件列表（</w:t>
             </w:r>
             <w:r>
               <w:rPr>
-                <w:rFonts w:ascii="宋体" w:hAnsi="宋体" w:eastAsia="宋体"/>
+                <w:rFonts w:ascii="Times New Roman" w:hAnsi="Times New Roman" w:eastAsia="宋体" w:cs="Times New Roman"/>
                 <w:b/>
+                <w:i w:val="0"/>
                 <w:sz w:val="18"/>
               </w:rPr>
               <w:t>新增 .cpp 必须登记</w:t>
             </w:r>
             <w:r>
               <w:rPr>
-                <w:rFonts w:ascii="宋体" w:hAnsi="宋体" w:eastAsia="宋体"/>
+                <w:rFonts w:ascii="Times New Roman" w:hAnsi="Times New Roman" w:eastAsia="宋体" w:cs="Times New Roman"/>
+                <w:b w:val="0"/>
+                <w:i w:val="0"/>
                 <w:sz w:val="18"/>
               </w:rPr>
               <w:t>）</w:t>
@@ -1332,16 +1785,19 @@
         </w:tc>
         <w:tc>
           <w:tcPr>
-            <w:tcW w:type="dxa" w:w="3024"/>
+            <w:tcW w:type="dxa" w:w="3099"/>
+            <w:vAlign w:val="center"/>
+            <w:shd w:val="clear" w:fill="F4F8FD"/>
           </w:tcPr>
           <w:p>
             <w:pPr>
               <w:spacing w:before="20" w:after="20"/>
             </w:pPr>
-            <w:r/>
             <w:r>
               <w:rPr>
-                <w:rFonts w:ascii="宋体" w:hAnsi="宋体" w:eastAsia="宋体"/>
+                <w:rFonts w:ascii="Times New Roman" w:hAnsi="Times New Roman" w:eastAsia="宋体" w:cs="Times New Roman"/>
+                <w:b w:val="0"/>
+                <w:i w:val="0"/>
                 <w:sz w:val="18"/>
               </w:rPr>
               <w:t>加文件</w:t>
@@ -1358,7 +1814,7 @@
     <w:p>
       <w:pPr>
         <w:pBdr>
-          <w:bottom w:val="single" w:sz="6" w:space="1" w:color="808080"/>
+          <w:bottom w:val="single" w:sz="6" w:space="4" w:color="BFBFBF"/>
         </w:pBdr>
         <w:spacing w:before="40" w:after="120"/>
       </w:pPr>
@@ -1372,83 +1828,109 @@
       </w:r>
     </w:p>
     <w:p>
-      <w:pPr>
-        <w:ind w:firstLine="0"/>
-      </w:pPr>
-      <w:r>
-        <w:rPr>
-          <w:rFonts w:ascii="宋体" w:hAnsi="宋体" w:eastAsia="宋体"/>
+      <w:r>
+        <w:rPr>
+          <w:rFonts w:ascii="Times New Roman" w:hAnsi="Times New Roman" w:eastAsia="宋体" w:cs="Times New Roman"/>
+          <w:b w:val="0"/>
+          <w:i w:val="0"/>
           <w:sz w:val="21"/>
         </w:rPr>
         <w:t>按《技术文档》第 2、4 节安装 Qt 6.12（msvc2022_64 或 mingw_64）、CMake ≥ 3.16、VS2022 或 MinGW 13.1 + Ninja。日常推荐命令：</w:t>
       </w:r>
     </w:p>
-    <w:p>
-      <w:pPr>
-        <w:spacing w:before="0" w:after="0" w:line="240" w:lineRule="auto"/>
-        <w:shd w:val="clear" w:fill="F2F2F2"/>
-      </w:pPr>
-      <w:r>
-        <w:rPr>
-          <w:rFonts w:ascii="Consolas" w:hAnsi="Consolas" w:eastAsia="微软雅黑"/>
-          <w:sz w:val="18"/>
-        </w:rPr>
-        <w:t xml:space="preserve"># MSVC（已配置 VS 环境）</w:t>
-      </w:r>
-    </w:p>
-    <w:p>
-      <w:pPr>
-        <w:spacing w:before="0" w:after="0" w:line="240" w:lineRule="auto"/>
-        <w:shd w:val="clear" w:fill="F2F2F2"/>
-      </w:pPr>
-      <w:r>
-        <w:rPr>
-          <w:rFonts w:ascii="Consolas" w:hAnsi="Consolas" w:eastAsia="微软雅黑"/>
-          <w:sz w:val="18"/>
-        </w:rPr>
-        <w:t xml:space="preserve">E:\install\cmake-4.4.3\bin\cmake.exe -S . -B build -DCMAKE_PREFIX_PATH=D:/Qt/Qt6/6.12.0/msvc2022_64</w:t>
-      </w:r>
-    </w:p>
-    <w:p>
-      <w:pPr>
-        <w:spacing w:before="0" w:after="0" w:line="240" w:lineRule="auto"/>
-        <w:shd w:val="clear" w:fill="F2F2F2"/>
-      </w:pPr>
-      <w:r>
-        <w:rPr>
-          <w:rFonts w:ascii="Consolas" w:hAnsi="Consolas" w:eastAsia="微软雅黑"/>
-          <w:sz w:val="18"/>
-        </w:rPr>
-        <w:t xml:space="preserve">E:\install\cmake-4.4.3\bin\cmake.exe --build build --config Debug --target FT_Edit</w:t>
-      </w:r>
-    </w:p>
+    <w:tbl>
+      <w:tblPr>
+        <w:tblStyle w:val="TableGrid"/>
+        <w:tblW w:type="auto" w:w="0"/>
+        <w:jc w:val="center"/>
+        <w:tblLook w:firstColumn="1" w:firstRow="1" w:lastColumn="0" w:lastRow="0" w:noHBand="0" w:noVBand="1" w:val="04A0"/>
+      </w:tblPr>
+      <w:tblGrid>
+        <w:gridCol w:w="9298"/>
+      </w:tblGrid>
+      <w:tr>
+        <w:tc>
+          <w:tcPr>
+            <w:tcW w:type="dxa" w:w="9298"/>
+            <w:shd w:val="clear" w:fill="F4F5F7"/>
+          </w:tcPr>
+          <w:p>
+            <w:pPr>
+              <w:spacing w:before="0" w:after="0" w:line="252" w:lineRule="auto"/>
+            </w:pPr>
+            <w:r>
+              <w:rPr>
+                <w:rFonts w:ascii="Consolas" w:hAnsi="Consolas" w:eastAsia="微软雅黑" w:cs="Consolas"/>
+                <w:b w:val="0"/>
+                <w:i w:val="0"/>
+                <w:color w:val="333333"/>
+                <w:sz w:val="17"/>
+              </w:rPr>
+              <w:t xml:space="preserve"># MSVC（已配置 VS 环境）</w:t>
+            </w:r>
+          </w:p>
+          <w:p>
+            <w:pPr>
+              <w:spacing w:before="0" w:after="0" w:line="252" w:lineRule="auto"/>
+            </w:pPr>
+            <w:r>
+              <w:rPr>
+                <w:rFonts w:ascii="Consolas" w:hAnsi="Consolas" w:eastAsia="微软雅黑" w:cs="Consolas"/>
+                <w:b w:val="0"/>
+                <w:i w:val="0"/>
+                <w:color w:val="333333"/>
+                <w:sz w:val="17"/>
+              </w:rPr>
+              <w:t xml:space="preserve">E:\install\cmake-4.4.3\bin\cmake.exe -S . -B build -DCMAKE_PREFIX_PATH=D:/Qt/Qt6/6.12.0/msvc2022_64</w:t>
+            </w:r>
+          </w:p>
+          <w:p>
+            <w:pPr>
+              <w:spacing w:before="0" w:after="0" w:line="252" w:lineRule="auto"/>
+            </w:pPr>
+            <w:r>
+              <w:rPr>
+                <w:rFonts w:ascii="Consolas" w:hAnsi="Consolas" w:eastAsia="微软雅黑" w:cs="Consolas"/>
+                <w:b w:val="0"/>
+                <w:i w:val="0"/>
+                <w:color w:val="333333"/>
+                <w:sz w:val="17"/>
+              </w:rPr>
+              <w:t xml:space="preserve">E:\install\cmake-4.4.3\bin\cmake.exe --build build --config Debug --target FT_Edit</w:t>
+            </w:r>
+          </w:p>
+        </w:tc>
+      </w:tr>
+    </w:tbl>
     <w:p>
       <w:pPr>
         <w:spacing w:after="40"/>
       </w:pPr>
     </w:p>
     <w:p>
-      <w:pPr>
-        <w:ind w:firstLine="0"/>
-      </w:pPr>
-      <w:r>
-        <w:rPr>
-          <w:rFonts w:ascii="宋体" w:hAnsi="宋体" w:eastAsia="宋体"/>
+      <w:r>
+        <w:rPr>
+          <w:rFonts w:ascii="Times New Roman" w:hAnsi="Times New Roman" w:eastAsia="宋体" w:cs="Times New Roman"/>
+          <w:b w:val="0"/>
+          <w:i w:val="0"/>
           <w:sz w:val="21"/>
         </w:rPr>
         <w:t>新增/修改代码后的</w:t>
       </w:r>
       <w:r>
         <w:rPr>
-          <w:rFonts w:ascii="宋体" w:hAnsi="宋体" w:eastAsia="宋体"/>
+          <w:rFonts w:ascii="Times New Roman" w:hAnsi="Times New Roman" w:eastAsia="宋体" w:cs="Times New Roman"/>
           <w:b/>
+          <w:i w:val="0"/>
           <w:sz w:val="21"/>
         </w:rPr>
         <w:t>强制验证要求</w:t>
       </w:r>
       <w:r>
         <w:rPr>
-          <w:rFonts w:ascii="宋体" w:hAnsi="宋体" w:eastAsia="宋体"/>
+          <w:rFonts w:ascii="Times New Roman" w:hAnsi="Times New Roman" w:eastAsia="宋体" w:cs="Times New Roman"/>
+          <w:b w:val="0"/>
+          <w:i w:val="0"/>
           <w:sz w:val="21"/>
         </w:rPr>
         <w:t>：</w:t>
@@ -1460,7 +1942,9 @@
       </w:pPr>
       <w:r>
         <w:rPr>
-          <w:rFonts w:ascii="宋体" w:hAnsi="宋体" w:eastAsia="宋体"/>
+          <w:rFonts w:ascii="Times New Roman" w:hAnsi="Times New Roman" w:eastAsia="宋体" w:cs="Times New Roman"/>
+          <w:b w:val="0"/>
+          <w:i w:val="0"/>
           <w:sz w:val="21"/>
         </w:rPr>
         <w:t>必须编译通过（命令行完整构建，不能只看 IDE 语法）；</w:t>
@@ -1472,21 +1956,27 @@
       </w:pPr>
       <w:r>
         <w:rPr>
-          <w:rFonts w:ascii="宋体" w:hAnsi="宋体" w:eastAsia="宋体"/>
+          <w:rFonts w:ascii="Times New Roman" w:hAnsi="Times New Roman" w:eastAsia="宋体" w:cs="Times New Roman"/>
+          <w:b w:val="0"/>
+          <w:i w:val="0"/>
           <w:sz w:val="21"/>
         </w:rPr>
         <w:t xml:space="preserve">必须实际启动 </w:t>
       </w:r>
       <w:r>
         <w:rPr>
-          <w:rFonts w:ascii="Consolas" w:hAnsi="Consolas" w:eastAsia="微软雅黑"/>
+          <w:rFonts w:ascii="Consolas" w:hAnsi="Consolas" w:eastAsia="微软雅黑" w:cs="Consolas"/>
+          <w:b w:val="0"/>
+          <w:i w:val="0"/>
           <w:sz w:val="19"/>
         </w:rPr>
         <w:t>FT_Edit.exe</w:t>
       </w:r>
       <w:r>
         <w:rPr>
-          <w:rFonts w:ascii="宋体" w:hAnsi="宋体" w:eastAsia="宋体"/>
+          <w:rFonts w:ascii="Times New Roman" w:hAnsi="Times New Roman" w:eastAsia="宋体" w:cs="Times New Roman"/>
+          <w:b w:val="0"/>
+          <w:i w:val="0"/>
           <w:sz w:val="21"/>
         </w:rPr>
         <w:t xml:space="preserve"> 冒烟（菜单、拖拽、换行高度、保存/加载）；</w:t>
@@ -1498,7 +1988,9 @@
       </w:pPr>
       <w:r>
         <w:rPr>
-          <w:rFonts w:ascii="宋体" w:hAnsi="宋体" w:eastAsia="宋体"/>
+          <w:rFonts w:ascii="Times New Roman" w:hAnsi="Times New Roman" w:eastAsia="宋体" w:cs="Times New Roman"/>
+          <w:b w:val="0"/>
+          <w:i w:val="0"/>
           <w:sz w:val="21"/>
         </w:rPr>
         <w:t>不要执行 git commit（除非需求明确要求）；</w:t>
@@ -1510,7 +2002,9 @@
       </w:pPr>
       <w:r>
         <w:rPr>
-          <w:rFonts w:ascii="宋体" w:hAnsi="宋体" w:eastAsia="宋体"/>
+          <w:rFonts w:ascii="Times New Roman" w:hAnsi="Times New Roman" w:eastAsia="宋体" w:cs="Times New Roman"/>
+          <w:b w:val="0"/>
+          <w:i w:val="0"/>
           <w:sz w:val="21"/>
         </w:rPr>
         <w:t>临时验证工程、截图等产物交付前删除。</w:t>
@@ -1519,7 +2013,7 @@
     <w:p>
       <w:pPr>
         <w:pBdr>
-          <w:bottom w:val="single" w:sz="6" w:space="1" w:color="808080"/>
+          <w:bottom w:val="single" w:sz="6" w:space="4" w:color="BFBFBF"/>
         </w:pBdr>
         <w:spacing w:before="40" w:after="120"/>
       </w:pPr>
@@ -1538,8 +2032,9 @@
       </w:pPr>
       <w:r>
         <w:rPr>
-          <w:rFonts w:ascii="宋体" w:hAnsi="宋体" w:eastAsia="宋体"/>
+          <w:rFonts w:ascii="Times New Roman" w:hAnsi="Times New Roman" w:eastAsia="宋体" w:cs="Times New Roman"/>
           <w:b/>
+          <w:i w:val="0"/>
           <w:sz w:val="21"/>
         </w:rPr>
         <w:t>命名前缀</w:t>
@@ -1552,63 +2047,81 @@
       </w:pPr>
       <w:r>
         <w:rPr>
-          <w:rFonts w:ascii="宋体" w:hAnsi="宋体" w:eastAsia="宋体"/>
+          <w:rFonts w:ascii="Times New Roman" w:hAnsi="Times New Roman" w:eastAsia="宋体" w:cs="Times New Roman"/>
+          <w:b w:val="0"/>
+          <w:i w:val="0"/>
           <w:sz w:val="21"/>
         </w:rPr>
         <w:t xml:space="preserve">对外类名 </w:t>
       </w:r>
       <w:r>
         <w:rPr>
-          <w:rFonts w:ascii="Consolas" w:hAnsi="Consolas" w:eastAsia="微软雅黑"/>
+          <w:rFonts w:ascii="Consolas" w:hAnsi="Consolas" w:eastAsia="微软雅黑" w:cs="Consolas"/>
+          <w:b w:val="0"/>
+          <w:i w:val="0"/>
           <w:sz w:val="19"/>
         </w:rPr>
         <w:t>FT_</w:t>
       </w:r>
       <w:r>
         <w:rPr>
-          <w:rFonts w:ascii="宋体" w:hAnsi="宋体" w:eastAsia="宋体"/>
+          <w:rFonts w:ascii="Times New Roman" w:hAnsi="Times New Roman" w:eastAsia="宋体" w:cs="Times New Roman"/>
+          <w:b w:val="0"/>
+          <w:i w:val="0"/>
           <w:sz w:val="21"/>
         </w:rPr>
         <w:t xml:space="preserve"> 开头（</w:t>
       </w:r>
       <w:r>
         <w:rPr>
-          <w:rFonts w:ascii="Consolas" w:hAnsi="Consolas" w:eastAsia="微软雅黑"/>
+          <w:rFonts w:ascii="Consolas" w:hAnsi="Consolas" w:eastAsia="微软雅黑" w:cs="Consolas"/>
+          <w:b w:val="0"/>
+          <w:i w:val="0"/>
           <w:sz w:val="19"/>
         </w:rPr>
         <w:t>FT_FunctionGroup</w:t>
       </w:r>
       <w:r>
         <w:rPr>
-          <w:rFonts w:ascii="宋体" w:hAnsi="宋体" w:eastAsia="宋体"/>
+          <w:rFonts w:ascii="Times New Roman" w:hAnsi="Times New Roman" w:eastAsia="宋体" w:cs="Times New Roman"/>
+          <w:b w:val="0"/>
+          <w:i w:val="0"/>
           <w:sz w:val="21"/>
         </w:rPr>
         <w:t xml:space="preserve">）；内部基础控件 </w:t>
       </w:r>
       <w:r>
         <w:rPr>
-          <w:rFonts w:ascii="Consolas" w:hAnsi="Consolas" w:eastAsia="微软雅黑"/>
+          <w:rFonts w:ascii="Consolas" w:hAnsi="Consolas" w:eastAsia="微软雅黑" w:cs="Consolas"/>
+          <w:b w:val="0"/>
+          <w:i w:val="0"/>
           <w:sz w:val="19"/>
         </w:rPr>
         <w:t>FHint</w:t>
       </w:r>
       <w:r>
         <w:rPr>
-          <w:rFonts w:ascii="宋体" w:hAnsi="宋体" w:eastAsia="宋体"/>
+          <w:rFonts w:ascii="Times New Roman" w:hAnsi="Times New Roman" w:eastAsia="宋体" w:cs="Times New Roman"/>
+          <w:b w:val="0"/>
+          <w:i w:val="0"/>
           <w:sz w:val="21"/>
         </w:rPr>
         <w:t xml:space="preserve"> 开头；布局器 </w:t>
       </w:r>
       <w:r>
         <w:rPr>
-          <w:rFonts w:ascii="Consolas" w:hAnsi="Consolas" w:eastAsia="微软雅黑"/>
+          <w:rFonts w:ascii="Consolas" w:hAnsi="Consolas" w:eastAsia="微软雅黑" w:cs="Consolas"/>
+          <w:b w:val="0"/>
+          <w:i w:val="0"/>
           <w:sz w:val="19"/>
         </w:rPr>
         <w:t>FtFlowBreakLayout</w:t>
       </w:r>
       <w:r>
         <w:rPr>
-          <w:rFonts w:ascii="宋体" w:hAnsi="宋体" w:eastAsia="宋体"/>
+          <w:rFonts w:ascii="Times New Roman" w:hAnsi="Times New Roman" w:eastAsia="宋体" w:cs="Times New Roman"/>
+          <w:b w:val="0"/>
+          <w:i w:val="0"/>
           <w:sz w:val="21"/>
         </w:rPr>
         <w:t>；</w:t>
@@ -1621,63 +2134,81 @@
       </w:pPr>
       <w:r>
         <w:rPr>
-          <w:rFonts w:ascii="宋体" w:hAnsi="宋体" w:eastAsia="宋体"/>
+          <w:rFonts w:ascii="Times New Roman" w:hAnsi="Times New Roman" w:eastAsia="宋体" w:cs="Times New Roman"/>
+          <w:b w:val="0"/>
+          <w:i w:val="0"/>
           <w:sz w:val="21"/>
         </w:rPr>
         <w:t xml:space="preserve">成员变量 </w:t>
       </w:r>
       <w:r>
         <w:rPr>
-          <w:rFonts w:ascii="Consolas" w:hAnsi="Consolas" w:eastAsia="微软雅黑"/>
+          <w:rFonts w:ascii="Consolas" w:hAnsi="Consolas" w:eastAsia="微软雅黑" w:cs="Consolas"/>
+          <w:b w:val="0"/>
+          <w:i w:val="0"/>
           <w:sz w:val="19"/>
         </w:rPr>
         <w:t>m_</w:t>
       </w:r>
       <w:r>
         <w:rPr>
-          <w:rFonts w:ascii="宋体" w:hAnsi="宋体" w:eastAsia="宋体"/>
+          <w:rFonts w:ascii="Times New Roman" w:hAnsi="Times New Roman" w:eastAsia="宋体" w:cs="Times New Roman"/>
+          <w:b w:val="0"/>
+          <w:i w:val="0"/>
           <w:sz w:val="21"/>
         </w:rPr>
         <w:t xml:space="preserve"> 前缀（</w:t>
       </w:r>
       <w:r>
         <w:rPr>
-          <w:rFonts w:ascii="Consolas" w:hAnsi="Consolas" w:eastAsia="微软雅黑"/>
+          <w:rFonts w:ascii="Consolas" w:hAnsi="Consolas" w:eastAsia="微软雅黑" w:cs="Consolas"/>
+          <w:b w:val="0"/>
+          <w:i w:val="0"/>
           <w:sz w:val="19"/>
         </w:rPr>
         <w:t>m_loading</w:t>
       </w:r>
       <w:r>
         <w:rPr>
-          <w:rFonts w:ascii="宋体" w:hAnsi="宋体" w:eastAsia="宋体"/>
+          <w:rFonts w:ascii="Times New Roman" w:hAnsi="Times New Roman" w:eastAsia="宋体" w:cs="Times New Roman"/>
+          <w:b w:val="0"/>
+          <w:i w:val="0"/>
           <w:sz w:val="21"/>
         </w:rPr>
         <w:t xml:space="preserve">）；常量 </w:t>
       </w:r>
       <w:r>
         <w:rPr>
-          <w:rFonts w:ascii="Consolas" w:hAnsi="Consolas" w:eastAsia="微软雅黑"/>
+          <w:rFonts w:ascii="Consolas" w:hAnsi="Consolas" w:eastAsia="微软雅黑" w:cs="Consolas"/>
+          <w:b w:val="0"/>
+          <w:i w:val="0"/>
           <w:sz w:val="19"/>
         </w:rPr>
         <w:t>k</w:t>
       </w:r>
       <w:r>
         <w:rPr>
-          <w:rFonts w:ascii="宋体" w:hAnsi="宋体" w:eastAsia="宋体"/>
+          <w:rFonts w:ascii="Times New Roman" w:hAnsi="Times New Roman" w:eastAsia="宋体" w:cs="Times New Roman"/>
+          <w:b w:val="0"/>
+          <w:i w:val="0"/>
           <w:sz w:val="21"/>
         </w:rPr>
         <w:t xml:space="preserve"> 开头（</w:t>
       </w:r>
       <w:r>
         <w:rPr>
-          <w:rFonts w:ascii="Consolas" w:hAnsi="Consolas" w:eastAsia="微软雅黑"/>
+          <w:rFonts w:ascii="Consolas" w:hAnsi="Consolas" w:eastAsia="微软雅黑" w:cs="Consolas"/>
+          <w:b w:val="0"/>
+          <w:i w:val="0"/>
           <w:sz w:val="19"/>
         </w:rPr>
         <w:t>kHardZoneWidth</w:t>
       </w:r>
       <w:r>
         <w:rPr>
-          <w:rFonts w:ascii="宋体" w:hAnsi="宋体" w:eastAsia="宋体"/>
+          <w:rFonts w:ascii="Times New Roman" w:hAnsi="Times New Roman" w:eastAsia="宋体" w:cs="Times New Roman"/>
+          <w:b w:val="0"/>
+          <w:i w:val="0"/>
           <w:sz w:val="21"/>
         </w:rPr>
         <w:t>）；</w:t>
@@ -1690,49 +2221,63 @@
       </w:pPr>
       <w:r>
         <w:rPr>
-          <w:rFonts w:ascii="宋体" w:hAnsi="宋体" w:eastAsia="宋体"/>
+          <w:rFonts w:ascii="Times New Roman" w:hAnsi="Times New Roman" w:eastAsia="宋体" w:cs="Times New Roman"/>
+          <w:b w:val="0"/>
+          <w:i w:val="0"/>
           <w:sz w:val="21"/>
         </w:rPr>
         <w:t xml:space="preserve">工厂类型名统一使用 </w:t>
       </w:r>
       <w:r>
         <w:rPr>
-          <w:rFonts w:ascii="Consolas" w:hAnsi="Consolas" w:eastAsia="微软雅黑"/>
+          <w:rFonts w:ascii="Consolas" w:hAnsi="Consolas" w:eastAsia="微软雅黑" w:cs="Consolas"/>
+          <w:b w:val="0"/>
+          <w:i w:val="0"/>
           <w:sz w:val="19"/>
         </w:rPr>
         <w:t>Module/FT_Type.h</w:t>
       </w:r>
       <w:r>
         <w:rPr>
-          <w:rFonts w:ascii="宋体" w:hAnsi="宋体" w:eastAsia="宋体"/>
+          <w:rFonts w:ascii="Times New Roman" w:hAnsi="Times New Roman" w:eastAsia="宋体" w:cs="Times New Roman"/>
+          <w:b w:val="0"/>
+          <w:i w:val="0"/>
           <w:sz w:val="21"/>
         </w:rPr>
         <w:t xml:space="preserve"> 中的常量 </w:t>
       </w:r>
       <w:r>
         <w:rPr>
-          <w:rFonts w:ascii="Consolas" w:hAnsi="Consolas" w:eastAsia="微软雅黑"/>
+          <w:rFonts w:ascii="Consolas" w:hAnsi="Consolas" w:eastAsia="微软雅黑" w:cs="Consolas"/>
+          <w:b w:val="0"/>
+          <w:i w:val="0"/>
           <w:sz w:val="19"/>
         </w:rPr>
         <w:t>kFtTypeTbox / kFtTypeIicWrite / kFtTypeIicWriteRead</w:t>
       </w:r>
       <w:r>
         <w:rPr>
-          <w:rFonts w:ascii="宋体" w:hAnsi="宋体" w:eastAsia="宋体"/>
+          <w:rFonts w:ascii="Times New Roman" w:hAnsi="Times New Roman" w:eastAsia="宋体" w:cs="Times New Roman"/>
+          <w:b w:val="0"/>
+          <w:i w:val="0"/>
           <w:sz w:val="21"/>
         </w:rPr>
         <w:t xml:space="preserve">，不要在业务代码里再写裸字符串 </w:t>
       </w:r>
       <w:r>
         <w:rPr>
-          <w:rFonts w:ascii="Consolas" w:hAnsi="Consolas" w:eastAsia="微软雅黑"/>
+          <w:rFonts w:ascii="Consolas" w:hAnsi="Consolas" w:eastAsia="微软雅黑" w:cs="Consolas"/>
+          <w:b w:val="0"/>
+          <w:i w:val="0"/>
           <w:sz w:val="19"/>
         </w:rPr>
         <w:t>"TBoxCommand"</w:t>
       </w:r>
       <w:r>
         <w:rPr>
-          <w:rFonts w:ascii="宋体" w:hAnsi="宋体" w:eastAsia="宋体"/>
+          <w:rFonts w:ascii="Times New Roman" w:hAnsi="Times New Roman" w:eastAsia="宋体" w:cs="Times New Roman"/>
+          <w:b w:val="0"/>
+          <w:i w:val="0"/>
           <w:sz w:val="21"/>
         </w:rPr>
         <w:t>。</w:t>
@@ -1744,57 +2289,72 @@
       </w:pPr>
       <w:r>
         <w:rPr>
-          <w:rFonts w:ascii="宋体" w:hAnsi="宋体" w:eastAsia="宋体"/>
+          <w:rFonts w:ascii="Times New Roman" w:hAnsi="Times New Roman" w:eastAsia="宋体" w:cs="Times New Roman"/>
           <w:b/>
+          <w:i w:val="0"/>
           <w:sz w:val="21"/>
         </w:rPr>
         <w:t>Qt 规矩</w:t>
       </w:r>
       <w:r>
         <w:rPr>
-          <w:rFonts w:ascii="宋体" w:hAnsi="宋体" w:eastAsia="宋体"/>
+          <w:rFonts w:ascii="Times New Roman" w:hAnsi="Times New Roman" w:eastAsia="宋体" w:cs="Times New Roman"/>
+          <w:b w:val="0"/>
+          <w:i w:val="0"/>
           <w:sz w:val="21"/>
         </w:rPr>
         <w:t xml:space="preserve">：QObject 子类带 </w:t>
       </w:r>
       <w:r>
         <w:rPr>
-          <w:rFonts w:ascii="Consolas" w:hAnsi="Consolas" w:eastAsia="微软雅黑"/>
+          <w:rFonts w:ascii="Consolas" w:hAnsi="Consolas" w:eastAsia="微软雅黑" w:cs="Consolas"/>
+          <w:b w:val="0"/>
+          <w:i w:val="0"/>
           <w:sz w:val="19"/>
         </w:rPr>
         <w:t>Q_OBJECT</w:t>
       </w:r>
       <w:r>
         <w:rPr>
-          <w:rFonts w:ascii="宋体" w:hAnsi="宋体" w:eastAsia="宋体"/>
+          <w:rFonts w:ascii="Times New Roman" w:hAnsi="Times New Roman" w:eastAsia="宋体" w:cs="Times New Roman"/>
+          <w:b w:val="0"/>
+          <w:i w:val="0"/>
           <w:sz w:val="21"/>
         </w:rPr>
         <w:t xml:space="preserve">；信号/槽用新式 </w:t>
       </w:r>
       <w:r>
         <w:rPr>
-          <w:rFonts w:ascii="Consolas" w:hAnsi="Consolas" w:eastAsia="微软雅黑"/>
+          <w:rFonts w:ascii="Consolas" w:hAnsi="Consolas" w:eastAsia="微软雅黑" w:cs="Consolas"/>
+          <w:b w:val="0"/>
+          <w:i w:val="0"/>
           <w:sz w:val="19"/>
         </w:rPr>
         <w:t>connect</w:t>
       </w:r>
       <w:r>
         <w:rPr>
-          <w:rFonts w:ascii="宋体" w:hAnsi="宋体" w:eastAsia="宋体"/>
+          <w:rFonts w:ascii="Times New Roman" w:hAnsi="Times New Roman" w:eastAsia="宋体" w:cs="Times New Roman"/>
+          <w:b w:val="0"/>
+          <w:i w:val="0"/>
           <w:sz w:val="21"/>
         </w:rPr>
         <w:t xml:space="preserve">；UI 文案全部 </w:t>
       </w:r>
       <w:r>
         <w:rPr>
-          <w:rFonts w:ascii="Consolas" w:hAnsi="Consolas" w:eastAsia="微软雅黑"/>
+          <w:rFonts w:ascii="Consolas" w:hAnsi="Consolas" w:eastAsia="微软雅黑" w:cs="Consolas"/>
+          <w:b w:val="0"/>
+          <w:i w:val="0"/>
           <w:sz w:val="19"/>
         </w:rPr>
         <w:t>tr(...)</w:t>
       </w:r>
       <w:r>
         <w:rPr>
-          <w:rFonts w:ascii="宋体" w:hAnsi="宋体" w:eastAsia="宋体"/>
+          <w:rFonts w:ascii="Times New Roman" w:hAnsi="Times New Roman" w:eastAsia="宋体" w:cs="Times New Roman"/>
+          <w:b w:val="0"/>
+          <w:i w:val="0"/>
           <w:sz w:val="21"/>
         </w:rPr>
         <w:t xml:space="preserve"> 包裹；新增类放对应模块的现有头文件中（命令子类集中在 FT_Function.h）。</w:t>
@@ -1806,43 +2366,54 @@
       </w:pPr>
       <w:r>
         <w:rPr>
-          <w:rFonts w:ascii="宋体" w:hAnsi="宋体" w:eastAsia="宋体"/>
+          <w:rFonts w:ascii="Times New Roman" w:hAnsi="Times New Roman" w:eastAsia="宋体" w:cs="Times New Roman"/>
           <w:b/>
+          <w:i w:val="0"/>
           <w:sz w:val="21"/>
         </w:rPr>
         <w:t>类型模块 header-only</w:t>
       </w:r>
       <w:r>
         <w:rPr>
-          <w:rFonts w:ascii="宋体" w:hAnsi="宋体" w:eastAsia="宋体"/>
+          <w:rFonts w:ascii="Times New Roman" w:hAnsi="Times New Roman" w:eastAsia="宋体" w:cs="Times New Roman"/>
+          <w:b w:val="0"/>
+          <w:i w:val="0"/>
           <w:sz w:val="21"/>
         </w:rPr>
         <w:t>：</w:t>
       </w:r>
       <w:r>
         <w:rPr>
-          <w:rFonts w:ascii="Consolas" w:hAnsi="Consolas" w:eastAsia="微软雅黑"/>
+          <w:rFonts w:ascii="Consolas" w:hAnsi="Consolas" w:eastAsia="微软雅黑" w:cs="Consolas"/>
+          <w:b w:val="0"/>
+          <w:i w:val="0"/>
           <w:sz w:val="19"/>
         </w:rPr>
         <w:t>FT_Type.h</w:t>
       </w:r>
       <w:r>
         <w:rPr>
-          <w:rFonts w:ascii="宋体" w:hAnsi="宋体" w:eastAsia="宋体"/>
+          <w:rFonts w:ascii="Times New Roman" w:hAnsi="Times New Roman" w:eastAsia="宋体" w:cs="Times New Roman"/>
+          <w:b w:val="0"/>
+          <w:i w:val="0"/>
           <w:sz w:val="21"/>
         </w:rPr>
         <w:t xml:space="preserve"> 只用 Qt Core + 标准库，不 include 任何控件头；枚举字符串映射用文件内 </w:t>
       </w:r>
       <w:r>
         <w:rPr>
-          <w:rFonts w:ascii="Consolas" w:hAnsi="Consolas" w:eastAsia="微软雅黑"/>
+          <w:rFonts w:ascii="Consolas" w:hAnsi="Consolas" w:eastAsia="微软雅黑" w:cs="Consolas"/>
+          <w:b w:val="0"/>
+          <w:i w:val="0"/>
           <w:sz w:val="19"/>
         </w:rPr>
         <w:t>inline</w:t>
       </w:r>
       <w:r>
         <w:rPr>
-          <w:rFonts w:ascii="宋体" w:hAnsi="宋体" w:eastAsia="宋体"/>
+          <w:rFonts w:ascii="Times New Roman" w:hAnsi="Times New Roman" w:eastAsia="宋体" w:cs="Times New Roman"/>
+          <w:b w:val="0"/>
+          <w:i w:val="0"/>
           <w:sz w:val="21"/>
         </w:rPr>
         <w:t xml:space="preserve"> 函数。</w:t>
@@ -1854,29 +2425,36 @@
       </w:pPr>
       <w:r>
         <w:rPr>
-          <w:rFonts w:ascii="宋体" w:hAnsi="宋体" w:eastAsia="宋体"/>
+          <w:rFonts w:ascii="Times New Roman" w:hAnsi="Times New Roman" w:eastAsia="宋体" w:cs="Times New Roman"/>
           <w:b/>
+          <w:i w:val="0"/>
           <w:sz w:val="21"/>
         </w:rPr>
         <w:t>布局常量</w:t>
       </w:r>
       <w:r>
         <w:rPr>
-          <w:rFonts w:ascii="宋体" w:hAnsi="宋体" w:eastAsia="宋体"/>
+          <w:rFonts w:ascii="Times New Roman" w:hAnsi="Times New Roman" w:eastAsia="宋体" w:cs="Times New Roman"/>
+          <w:b w:val="0"/>
+          <w:i w:val="0"/>
           <w:sz w:val="21"/>
         </w:rPr>
         <w:t xml:space="preserve">：间距、热区宽度等魔数写在 .cpp 顶部匿名 </w:t>
       </w:r>
       <w:r>
         <w:rPr>
-          <w:rFonts w:ascii="Consolas" w:hAnsi="Consolas" w:eastAsia="微软雅黑"/>
+          <w:rFonts w:ascii="Consolas" w:hAnsi="Consolas" w:eastAsia="微软雅黑" w:cs="Consolas"/>
+          <w:b w:val="0"/>
+          <w:i w:val="0"/>
           <w:sz w:val="19"/>
         </w:rPr>
         <w:t>namespace { constexpr ... }</w:t>
       </w:r>
       <w:r>
         <w:rPr>
-          <w:rFonts w:ascii="宋体" w:hAnsi="宋体" w:eastAsia="宋体"/>
+          <w:rFonts w:ascii="Times New Roman" w:hAnsi="Times New Roman" w:eastAsia="宋体" w:cs="Times New Roman"/>
+          <w:b w:val="0"/>
+          <w:i w:val="0"/>
           <w:sz w:val="21"/>
         </w:rPr>
         <w:t>，并加中文注释说明含义。</w:t>
@@ -1888,29 +2466,36 @@
       </w:pPr>
       <w:r>
         <w:rPr>
-          <w:rFonts w:ascii="宋体" w:hAnsi="宋体" w:eastAsia="宋体"/>
+          <w:rFonts w:ascii="Times New Roman" w:hAnsi="Times New Roman" w:eastAsia="宋体" w:cs="Times New Roman"/>
           <w:b/>
+          <w:i w:val="0"/>
           <w:sz w:val="21"/>
         </w:rPr>
         <w:t>中文注释</w:t>
       </w:r>
       <w:r>
         <w:rPr>
-          <w:rFonts w:ascii="宋体" w:hAnsi="宋体" w:eastAsia="宋体"/>
+          <w:rFonts w:ascii="Times New Roman" w:hAnsi="Times New Roman" w:eastAsia="宋体" w:cs="Times New Roman"/>
+          <w:b w:val="0"/>
+          <w:i w:val="0"/>
           <w:sz w:val="21"/>
         </w:rPr>
         <w:t xml:space="preserve">写"为什么"（尤其 QListWidget 轮转、deleteLater、loading 抑制这类反直觉约束）；文件大节用 </w:t>
       </w:r>
       <w:r>
         <w:rPr>
-          <w:rFonts w:ascii="Consolas" w:hAnsi="Consolas" w:eastAsia="微软雅黑"/>
+          <w:rFonts w:ascii="Consolas" w:hAnsi="Consolas" w:eastAsia="微软雅黑" w:cs="Consolas"/>
+          <w:b w:val="0"/>
+          <w:i w:val="0"/>
           <w:sz w:val="19"/>
         </w:rPr>
         <w:t>// ====...</w:t>
       </w:r>
       <w:r>
         <w:rPr>
-          <w:rFonts w:ascii="宋体" w:hAnsi="宋体" w:eastAsia="宋体"/>
+          <w:rFonts w:ascii="Times New Roman" w:hAnsi="Times New Roman" w:eastAsia="宋体" w:cs="Times New Roman"/>
+          <w:b w:val="0"/>
+          <w:i w:val="0"/>
           <w:sz w:val="21"/>
         </w:rPr>
         <w:t xml:space="preserve"> 分隔。</w:t>
@@ -1922,49 +2507,63 @@
       </w:pPr>
       <w:r>
         <w:rPr>
-          <w:rFonts w:ascii="宋体" w:hAnsi="宋体" w:eastAsia="宋体"/>
+          <w:rFonts w:ascii="Times New Roman" w:hAnsi="Times New Roman" w:eastAsia="宋体" w:cs="Times New Roman"/>
+          <w:b w:val="0"/>
+          <w:i w:val="0"/>
           <w:sz w:val="21"/>
         </w:rPr>
         <w:t xml:space="preserve">头文件保护用 </w:t>
       </w:r>
       <w:r>
         <w:rPr>
-          <w:rFonts w:ascii="Consolas" w:hAnsi="Consolas" w:eastAsia="微软雅黑"/>
+          <w:rFonts w:ascii="Consolas" w:hAnsi="Consolas" w:eastAsia="微软雅黑" w:cs="Consolas"/>
+          <w:b w:val="0"/>
+          <w:i w:val="0"/>
           <w:sz w:val="19"/>
         </w:rPr>
         <w:t>#ifndef/#define/#endif</w:t>
       </w:r>
       <w:r>
         <w:rPr>
-          <w:rFonts w:ascii="宋体" w:hAnsi="宋体" w:eastAsia="宋体"/>
+          <w:rFonts w:ascii="Times New Roman" w:hAnsi="Times New Roman" w:eastAsia="宋体" w:cs="Times New Roman"/>
+          <w:b w:val="0"/>
+          <w:i w:val="0"/>
           <w:sz w:val="21"/>
         </w:rPr>
         <w:t xml:space="preserve">；日志独立头可用 </w:t>
       </w:r>
       <w:r>
         <w:rPr>
-          <w:rFonts w:ascii="Consolas" w:hAnsi="Consolas" w:eastAsia="微软雅黑"/>
+          <w:rFonts w:ascii="Consolas" w:hAnsi="Consolas" w:eastAsia="微软雅黑" w:cs="Consolas"/>
+          <w:b w:val="0"/>
+          <w:i w:val="0"/>
           <w:sz w:val="19"/>
         </w:rPr>
         <w:t>#pragma once</w:t>
       </w:r>
       <w:r>
         <w:rPr>
-          <w:rFonts w:ascii="宋体" w:hAnsi="宋体" w:eastAsia="宋体"/>
+          <w:rFonts w:ascii="Times New Roman" w:hAnsi="Times New Roman" w:eastAsia="宋体" w:cs="Times New Roman"/>
+          <w:b w:val="0"/>
+          <w:i w:val="0"/>
           <w:sz w:val="21"/>
         </w:rPr>
         <w:t xml:space="preserve">（沿用 </w:t>
       </w:r>
       <w:r>
         <w:rPr>
-          <w:rFonts w:ascii="Consolas" w:hAnsi="Consolas" w:eastAsia="微软雅黑"/>
+          <w:rFonts w:ascii="Consolas" w:hAnsi="Consolas" w:eastAsia="微软雅黑" w:cs="Consolas"/>
+          <w:b w:val="0"/>
+          <w:i w:val="0"/>
           <w:sz w:val="19"/>
         </w:rPr>
         <w:t>Widgets/LogEntry.h</w:t>
       </w:r>
       <w:r>
         <w:rPr>
-          <w:rFonts w:ascii="宋体" w:hAnsi="宋体" w:eastAsia="宋体"/>
+          <w:rFonts w:ascii="Times New Roman" w:hAnsi="Times New Roman" w:eastAsia="宋体" w:cs="Times New Roman"/>
+          <w:b w:val="0"/>
+          <w:i w:val="0"/>
           <w:sz w:val="21"/>
         </w:rPr>
         <w:t>）。</w:t>
@@ -1976,35 +2575,45 @@
       </w:pPr>
       <w:r>
         <w:rPr>
-          <w:rFonts w:ascii="宋体" w:hAnsi="宋体" w:eastAsia="宋体"/>
+          <w:rFonts w:ascii="Times New Roman" w:hAnsi="Times New Roman" w:eastAsia="宋体" w:cs="Times New Roman"/>
+          <w:b w:val="0"/>
+          <w:i w:val="0"/>
           <w:sz w:val="21"/>
         </w:rPr>
         <w:t xml:space="preserve">MSVC 兼容：避免 </w:t>
       </w:r>
       <w:r>
         <w:rPr>
-          <w:rFonts w:ascii="Consolas" w:hAnsi="Consolas" w:eastAsia="微软雅黑"/>
+          <w:rFonts w:ascii="Consolas" w:hAnsi="Consolas" w:eastAsia="微软雅黑" w:cs="Consolas"/>
+          <w:b w:val="0"/>
+          <w:i w:val="0"/>
           <w:sz w:val="19"/>
         </w:rPr>
         <w:t>lines.append({})</w:t>
       </w:r>
       <w:r>
         <w:rPr>
-          <w:rFonts w:ascii="宋体" w:hAnsi="宋体" w:eastAsia="宋体"/>
+          <w:rFonts w:ascii="Times New Roman" w:hAnsi="Times New Roman" w:eastAsia="宋体" w:cs="Times New Roman"/>
+          <w:b w:val="0"/>
+          <w:i w:val="0"/>
           <w:sz w:val="21"/>
         </w:rPr>
         <w:t xml:space="preserve"> 这类 initializer_list 歧义写法，显式写 </w:t>
       </w:r>
       <w:r>
         <w:rPr>
-          <w:rFonts w:ascii="Consolas" w:hAnsi="Consolas" w:eastAsia="微软雅黑"/>
+          <w:rFonts w:ascii="Consolas" w:hAnsi="Consolas" w:eastAsia="微软雅黑" w:cs="Consolas"/>
+          <w:b w:val="0"/>
+          <w:i w:val="0"/>
           <w:sz w:val="19"/>
         </w:rPr>
         <w:t>lines.append(QVector&lt;FT_FunctionData&gt;{})</w:t>
       </w:r>
       <w:r>
         <w:rPr>
-          <w:rFonts w:ascii="宋体" w:hAnsi="宋体" w:eastAsia="宋体"/>
+          <w:rFonts w:ascii="Times New Roman" w:hAnsi="Times New Roman" w:eastAsia="宋体" w:cs="Times New Roman"/>
+          <w:b w:val="0"/>
+          <w:i w:val="0"/>
           <w:sz w:val="21"/>
         </w:rPr>
         <w:t>。</w:t>
@@ -2016,7 +2625,9 @@
       </w:pPr>
       <w:r>
         <w:rPr>
-          <w:rFonts w:ascii="宋体" w:hAnsi="宋体" w:eastAsia="宋体"/>
+          <w:rFonts w:ascii="Times New Roman" w:hAnsi="Times New Roman" w:eastAsia="宋体" w:cs="Times New Roman"/>
+          <w:b w:val="0"/>
+          <w:i w:val="0"/>
           <w:sz w:val="21"/>
         </w:rPr>
         <w:t>输入限制在控件层做（SpinBox 范围/步进），格式校验统一收敛到保存路径（见 6.2）。</w:t>
@@ -2025,7 +2636,7 @@
     <w:p>
       <w:pPr>
         <w:pBdr>
-          <w:bottom w:val="single" w:sz="6" w:space="1" w:color="808080"/>
+          <w:bottom w:val="single" w:sz="6" w:space="4" w:color="BFBFBF"/>
         </w:pBdr>
         <w:spacing w:before="40" w:after="120"/>
       </w:pPr>
@@ -2046,123 +2657,160 @@
         <w:t>4.1 信号全景</w:t>
       </w:r>
     </w:p>
-    <w:p>
-      <w:pPr>
-        <w:spacing w:before="0" w:after="0" w:line="240" w:lineRule="auto"/>
-        <w:shd w:val="clear" w:fill="F2F2F2"/>
-      </w:pPr>
-      <w:r>
-        <w:rPr>
-          <w:rFonts w:ascii="Consolas" w:hAnsi="Consolas" w:eastAsia="微软雅黑"/>
-          <w:sz w:val="18"/>
-        </w:rPr>
-        <w:t xml:space="preserve">FT_Function  ──► FT_FunctionGroup ──► FT_FunctionItem ──► FT_Edit(wireStepSignals)</w:t>
-      </w:r>
-    </w:p>
-    <w:p>
-      <w:pPr>
-        <w:spacing w:before="0" w:after="0" w:line="240" w:lineRule="auto"/>
-        <w:shd w:val="clear" w:fill="F2F2F2"/>
-      </w:pPr>
-      <w:r>
-        <w:rPr>
-          <w:rFonts w:ascii="Consolas" w:hAnsi="Consolas" w:eastAsia="微软雅黑"/>
-          <w:sz w:val="18"/>
-        </w:rPr>
-        <w:t xml:space="preserve"> contentChanged   contentChanged       contentChanged       markDirty</w:t>
-      </w:r>
-    </w:p>
-    <w:p>
-      <w:pPr>
-        <w:spacing w:before="0" w:after="0" w:line="240" w:lineRule="auto"/>
-        <w:shd w:val="clear" w:fill="F2F2F2"/>
-      </w:pPr>
-      <w:r>
-        <w:rPr>
-          <w:rFonts w:ascii="Consolas" w:hAnsi="Consolas" w:eastAsia="微软雅黑"/>
-          <w:sz w:val="18"/>
-        </w:rPr>
-        <w:t xml:space="preserve"> requestRemove    structureChanged     removeRequested      removeItem</w:t>
-      </w:r>
-    </w:p>
-    <w:p>
-      <w:pPr>
-        <w:spacing w:before="0" w:after="0" w:line="240" w:lineRule="auto"/>
-        <w:shd w:val="clear" w:fill="F2F2F2"/>
-      </w:pPr>
-      <w:r>
-        <w:rPr>
-          <w:rFonts w:ascii="Consolas" w:hAnsi="Consolas" w:eastAsia="微软雅黑"/>
-          <w:sz w:val="18"/>
-        </w:rPr>
-        <w:t xml:space="preserve"> requestMove*     requestResize        moveUp/DownRequested moveItem*</w:t>
-      </w:r>
-    </w:p>
-    <w:p>
-      <w:pPr>
-        <w:spacing w:before="0" w:after="0" w:line="240" w:lineRule="auto"/>
-        <w:shd w:val="clear" w:fill="F2F2F2"/>
-      </w:pPr>
-      <w:r>
-        <w:rPr>
-          <w:rFonts w:ascii="Consolas" w:hAnsi="Consolas" w:eastAsia="微软雅黑"/>
-          <w:sz w:val="18"/>
-        </w:rPr>
-        <w:t xml:space="preserve"> requestWrap      splitStepRequested   splitStepRequested   splitStepAt</w:t>
-      </w:r>
-    </w:p>
-    <w:p>
-      <w:pPr>
-        <w:spacing w:before="0" w:after="0" w:line="240" w:lineRule="auto"/>
-        <w:shd w:val="clear" w:fill="F2F2F2"/>
-      </w:pPr>
-      <w:r>
-        <w:rPr>
-          <w:rFonts w:ascii="Consolas" w:hAnsi="Consolas" w:eastAsia="微软雅黑"/>
-          <w:sz w:val="18"/>
-        </w:rPr>
-        <w:t xml:space="preserve"> requestUnwrap    nodeDroppedAt        insertStepAfter…     insertEmptyStepAfter</w:t>
-      </w:r>
-    </w:p>
-    <w:p>
-      <w:pPr>
-        <w:spacing w:before="0" w:after="0" w:line="240" w:lineRule="auto"/>
-        <w:shd w:val="clear" w:fill="F2F2F2"/>
-      </w:pPr>
-      <w:r>
-        <w:rPr>
-          <w:rFonts w:ascii="Consolas" w:hAnsi="Consolas" w:eastAsia="微软雅黑"/>
-          <w:sz w:val="18"/>
-        </w:rPr>
-        <w:t xml:space="preserve"> requestSplit…    commandDroppedAt     mergeWithNext…       mergeStepWithNext</w:t>
-      </w:r>
-    </w:p>
-    <w:p>
-      <w:pPr>
-        <w:spacing w:before="0" w:after="0" w:line="240" w:lineRule="auto"/>
-        <w:shd w:val="clear" w:fill="F2F2F2"/>
-      </w:pPr>
-      <w:r>
-        <w:rPr>
-          <w:rFonts w:ascii="Consolas" w:hAnsi="Consolas" w:eastAsia="微软雅黑"/>
-          <w:sz w:val="18"/>
-        </w:rPr>
-        <w:t xml:space="preserve"> requestInsert…   requestInsertStep…</w:t>
-      </w:r>
-    </w:p>
-    <w:p>
-      <w:pPr>
-        <w:spacing w:before="0" w:after="0" w:line="240" w:lineRule="auto"/>
-        <w:shd w:val="clear" w:fill="F2F2F2"/>
-      </w:pPr>
-      <w:r>
-        <w:rPr>
-          <w:rFonts w:ascii="Consolas" w:hAnsi="Consolas" w:eastAsia="微软雅黑"/>
-          <w:sz w:val="18"/>
-        </w:rPr>
-        <w:t xml:space="preserve">                  requestMergeWith…</w:t>
-      </w:r>
-    </w:p>
+    <w:tbl>
+      <w:tblPr>
+        <w:tblStyle w:val="TableGrid"/>
+        <w:tblW w:type="auto" w:w="0"/>
+        <w:jc w:val="center"/>
+        <w:tblLook w:firstColumn="1" w:firstRow="1" w:lastColumn="0" w:lastRow="0" w:noHBand="0" w:noVBand="1" w:val="04A0"/>
+      </w:tblPr>
+      <w:tblGrid>
+        <w:gridCol w:w="9298"/>
+      </w:tblGrid>
+      <w:tr>
+        <w:tc>
+          <w:tcPr>
+            <w:tcW w:type="dxa" w:w="9298"/>
+            <w:shd w:val="clear" w:fill="F4F5F7"/>
+          </w:tcPr>
+          <w:p>
+            <w:pPr>
+              <w:spacing w:before="0" w:after="0" w:line="252" w:lineRule="auto"/>
+            </w:pPr>
+            <w:r>
+              <w:rPr>
+                <w:rFonts w:ascii="Consolas" w:hAnsi="Consolas" w:eastAsia="微软雅黑" w:cs="Consolas"/>
+                <w:b w:val="0"/>
+                <w:i w:val="0"/>
+                <w:color w:val="333333"/>
+                <w:sz w:val="17"/>
+              </w:rPr>
+              <w:t xml:space="preserve">FT_Function  ──► FT_FunctionGroup ──► FT_FunctionItem ──► FT_Edit(wireStepSignals)</w:t>
+            </w:r>
+          </w:p>
+          <w:p>
+            <w:pPr>
+              <w:spacing w:before="0" w:after="0" w:line="252" w:lineRule="auto"/>
+            </w:pPr>
+            <w:r>
+              <w:rPr>
+                <w:rFonts w:ascii="Consolas" w:hAnsi="Consolas" w:eastAsia="微软雅黑" w:cs="Consolas"/>
+                <w:b w:val="0"/>
+                <w:i w:val="0"/>
+                <w:color w:val="333333"/>
+                <w:sz w:val="17"/>
+              </w:rPr>
+              <w:t xml:space="preserve"> contentChanged   contentChanged       contentChanged       markDirty</w:t>
+            </w:r>
+          </w:p>
+          <w:p>
+            <w:pPr>
+              <w:spacing w:before="0" w:after="0" w:line="252" w:lineRule="auto"/>
+            </w:pPr>
+            <w:r>
+              <w:rPr>
+                <w:rFonts w:ascii="Consolas" w:hAnsi="Consolas" w:eastAsia="微软雅黑" w:cs="Consolas"/>
+                <w:b w:val="0"/>
+                <w:i w:val="0"/>
+                <w:color w:val="333333"/>
+                <w:sz w:val="17"/>
+              </w:rPr>
+              <w:t xml:space="preserve"> requestRemove    structureChanged     removeRequested      removeItem</w:t>
+            </w:r>
+          </w:p>
+          <w:p>
+            <w:pPr>
+              <w:spacing w:before="0" w:after="0" w:line="252" w:lineRule="auto"/>
+            </w:pPr>
+            <w:r>
+              <w:rPr>
+                <w:rFonts w:ascii="Consolas" w:hAnsi="Consolas" w:eastAsia="微软雅黑" w:cs="Consolas"/>
+                <w:b w:val="0"/>
+                <w:i w:val="0"/>
+                <w:color w:val="333333"/>
+                <w:sz w:val="17"/>
+              </w:rPr>
+              <w:t xml:space="preserve"> requestMove*     requestResize        moveUp/DownRequested moveItem*</w:t>
+            </w:r>
+          </w:p>
+          <w:p>
+            <w:pPr>
+              <w:spacing w:before="0" w:after="0" w:line="252" w:lineRule="auto"/>
+            </w:pPr>
+            <w:r>
+              <w:rPr>
+                <w:rFonts w:ascii="Consolas" w:hAnsi="Consolas" w:eastAsia="微软雅黑" w:cs="Consolas"/>
+                <w:b w:val="0"/>
+                <w:i w:val="0"/>
+                <w:color w:val="333333"/>
+                <w:sz w:val="17"/>
+              </w:rPr>
+              <w:t xml:space="preserve"> requestWrap      splitStepRequested   splitStepRequested   splitStepAt</w:t>
+            </w:r>
+          </w:p>
+          <w:p>
+            <w:pPr>
+              <w:spacing w:before="0" w:after="0" w:line="252" w:lineRule="auto"/>
+            </w:pPr>
+            <w:r>
+              <w:rPr>
+                <w:rFonts w:ascii="Consolas" w:hAnsi="Consolas" w:eastAsia="微软雅黑" w:cs="Consolas"/>
+                <w:b w:val="0"/>
+                <w:i w:val="0"/>
+                <w:color w:val="333333"/>
+                <w:sz w:val="17"/>
+              </w:rPr>
+              <w:t xml:space="preserve"> requestUnwrap    nodeDroppedAt        insertStepAfter…     insertEmptyStepAfter</w:t>
+            </w:r>
+          </w:p>
+          <w:p>
+            <w:pPr>
+              <w:spacing w:before="0" w:after="0" w:line="252" w:lineRule="auto"/>
+            </w:pPr>
+            <w:r>
+              <w:rPr>
+                <w:rFonts w:ascii="Consolas" w:hAnsi="Consolas" w:eastAsia="微软雅黑" w:cs="Consolas"/>
+                <w:b w:val="0"/>
+                <w:i w:val="0"/>
+                <w:color w:val="333333"/>
+                <w:sz w:val="17"/>
+              </w:rPr>
+              <w:t xml:space="preserve"> requestSplit…    commandDroppedAt     mergeWithNext…       mergeStepWithNext</w:t>
+            </w:r>
+          </w:p>
+          <w:p>
+            <w:pPr>
+              <w:spacing w:before="0" w:after="0" w:line="252" w:lineRule="auto"/>
+            </w:pPr>
+            <w:r>
+              <w:rPr>
+                <w:rFonts w:ascii="Consolas" w:hAnsi="Consolas" w:eastAsia="微软雅黑" w:cs="Consolas"/>
+                <w:b w:val="0"/>
+                <w:i w:val="0"/>
+                <w:color w:val="333333"/>
+                <w:sz w:val="17"/>
+              </w:rPr>
+              <w:t xml:space="preserve"> requestInsert…   requestInsertStep…</w:t>
+            </w:r>
+          </w:p>
+          <w:p>
+            <w:pPr>
+              <w:spacing w:before="0" w:after="0" w:line="252" w:lineRule="auto"/>
+            </w:pPr>
+            <w:r>
+              <w:rPr>
+                <w:rFonts w:ascii="Consolas" w:hAnsi="Consolas" w:eastAsia="微软雅黑" w:cs="Consolas"/>
+                <w:b w:val="0"/>
+                <w:i w:val="0"/>
+                <w:color w:val="333333"/>
+                <w:sz w:val="17"/>
+              </w:rPr>
+              <w:t xml:space="preserve">                  requestMergeWith…</w:t>
+            </w:r>
+          </w:p>
+        </w:tc>
+      </w:tr>
+    </w:tbl>
     <w:p>
       <w:pPr>
         <w:spacing w:after="40"/>
@@ -2174,35 +2822,45 @@
       </w:pPr>
       <w:r>
         <w:rPr>
-          <w:rFonts w:ascii="宋体" w:hAnsi="宋体" w:eastAsia="宋体"/>
+          <w:rFonts w:ascii="Times New Roman" w:hAnsi="Times New Roman" w:eastAsia="宋体" w:cs="Times New Roman"/>
+          <w:b w:val="0"/>
+          <w:i w:val="0"/>
           <w:sz w:val="21"/>
         </w:rPr>
         <w:t xml:space="preserve">每新建一行 Step（含导入重建）必须且只能在 </w:t>
       </w:r>
       <w:r>
         <w:rPr>
-          <w:rFonts w:ascii="Consolas" w:hAnsi="Consolas" w:eastAsia="微软雅黑"/>
+          <w:rFonts w:ascii="Consolas" w:hAnsi="Consolas" w:eastAsia="微软雅黑" w:cs="Consolas"/>
+          <w:b w:val="0"/>
+          <w:i w:val="0"/>
           <w:sz w:val="19"/>
         </w:rPr>
         <w:t>FT_Edit::createStep()</w:t>
       </w:r>
       <w:r>
         <w:rPr>
-          <w:rFonts w:ascii="宋体" w:hAnsi="宋体" w:eastAsia="宋体"/>
+          <w:rFonts w:ascii="Times New Roman" w:hAnsi="Times New Roman" w:eastAsia="宋体" w:cs="Times New Roman"/>
+          <w:b w:val="0"/>
+          <w:i w:val="0"/>
           <w:sz w:val="21"/>
         </w:rPr>
         <w:t xml:space="preserve"> 中调用 </w:t>
       </w:r>
       <w:r>
         <w:rPr>
-          <w:rFonts w:ascii="Consolas" w:hAnsi="Consolas" w:eastAsia="微软雅黑"/>
+          <w:rFonts w:ascii="Consolas" w:hAnsi="Consolas" w:eastAsia="微软雅黑" w:cs="Consolas"/>
+          <w:b w:val="0"/>
+          <w:i w:val="0"/>
           <w:sz w:val="19"/>
         </w:rPr>
         <w:t>wireStepSignals()</w:t>
       </w:r>
       <w:r>
         <w:rPr>
-          <w:rFonts w:ascii="宋体" w:hAnsi="宋体" w:eastAsia="宋体"/>
+          <w:rFonts w:ascii="Times New Roman" w:hAnsi="Times New Roman" w:eastAsia="宋体" w:cs="Times New Roman"/>
+          <w:b w:val="0"/>
+          <w:i w:val="0"/>
           <w:sz w:val="21"/>
         </w:rPr>
         <w:t>，不要在别处零散 connect；</w:t>
@@ -2214,49 +2872,63 @@
       </w:pPr>
       <w:r>
         <w:rPr>
-          <w:rFonts w:ascii="宋体" w:hAnsi="宋体" w:eastAsia="宋体"/>
+          <w:rFonts w:ascii="Times New Roman" w:hAnsi="Times New Roman" w:eastAsia="宋体" w:cs="Times New Roman"/>
+          <w:b w:val="0"/>
+          <w:i w:val="0"/>
           <w:sz w:val="21"/>
         </w:rPr>
         <w:t xml:space="preserve">重建期间用 </w:t>
       </w:r>
       <w:r>
         <w:rPr>
-          <w:rFonts w:ascii="Consolas" w:hAnsi="Consolas" w:eastAsia="微软雅黑"/>
+          <w:rFonts w:ascii="Consolas" w:hAnsi="Consolas" w:eastAsia="微软雅黑" w:cs="Consolas"/>
+          <w:b w:val="0"/>
+          <w:i w:val="0"/>
           <w:sz w:val="19"/>
         </w:rPr>
         <w:t>m_loading=true</w:t>
       </w:r>
       <w:r>
         <w:rPr>
-          <w:rFonts w:ascii="宋体" w:hAnsi="宋体" w:eastAsia="宋体"/>
+          <w:rFonts w:ascii="Times New Roman" w:hAnsi="Times New Roman" w:eastAsia="宋体" w:cs="Times New Roman"/>
+          <w:b w:val="0"/>
+          <w:i w:val="0"/>
           <w:sz w:val="21"/>
         </w:rPr>
         <w:t xml:space="preserve"> 屏蔽派生信号；</w:t>
       </w:r>
       <w:r>
         <w:rPr>
-          <w:rFonts w:ascii="Consolas" w:hAnsi="Consolas" w:eastAsia="微软雅黑"/>
+          <w:rFonts w:ascii="Consolas" w:hAnsi="Consolas" w:eastAsia="微软雅黑" w:cs="Consolas"/>
+          <w:b w:val="0"/>
+          <w:i w:val="0"/>
           <w:sz w:val="19"/>
         </w:rPr>
         <w:t>FT_Project</w:t>
       </w:r>
       <w:r>
         <w:rPr>
-          <w:rFonts w:ascii="宋体" w:hAnsi="宋体" w:eastAsia="宋体"/>
+          <w:rFonts w:ascii="Times New Roman" w:hAnsi="Times New Roman" w:eastAsia="宋体" w:cs="Times New Roman"/>
+          <w:b w:val="0"/>
+          <w:i w:val="0"/>
           <w:sz w:val="21"/>
         </w:rPr>
         <w:t xml:space="preserve"> 侧另有 </w:t>
       </w:r>
       <w:r>
         <w:rPr>
-          <w:rFonts w:ascii="Consolas" w:hAnsi="Consolas" w:eastAsia="微软雅黑"/>
+          <w:rFonts w:ascii="Consolas" w:hAnsi="Consolas" w:eastAsia="微软雅黑" w:cs="Consolas"/>
+          <w:b w:val="0"/>
+          <w:i w:val="0"/>
           <w:sz w:val="19"/>
         </w:rPr>
         <w:t>m_suppressDirty</w:t>
       </w:r>
       <w:r>
         <w:rPr>
-          <w:rFonts w:ascii="宋体" w:hAnsi="宋体" w:eastAsia="宋体"/>
+          <w:rFonts w:ascii="Times New Roman" w:hAnsi="Times New Roman" w:eastAsia="宋体" w:cs="Times New Roman"/>
+          <w:b w:val="0"/>
+          <w:i w:val="0"/>
           <w:sz w:val="21"/>
         </w:rPr>
         <w:t>。</w:t>
@@ -2270,91 +2942,123 @@
         <w:t>4.2 高度链（任何影响几何的改动都要沿此链冒泡）</w:t>
       </w:r>
     </w:p>
-    <w:p>
-      <w:pPr>
-        <w:spacing w:before="0" w:after="0" w:line="240" w:lineRule="auto"/>
-        <w:shd w:val="clear" w:fill="F2F2F2"/>
-      </w:pPr>
-      <w:r>
-        <w:rPr>
-          <w:rFonts w:ascii="Consolas" w:hAnsi="Consolas" w:eastAsia="微软雅黑"/>
-          <w:sz w:val="18"/>
-        </w:rPr>
-        <w:t xml:space="preserve">FT_Function::updateFunctionHeight()</w:t>
-      </w:r>
-    </w:p>
-    <w:p>
-      <w:pPr>
-        <w:spacing w:before="0" w:after="0" w:line="240" w:lineRule="auto"/>
-        <w:shd w:val="clear" w:fill="F2F2F2"/>
-      </w:pPr>
-      <w:r>
-        <w:rPr>
-          <w:rFonts w:ascii="Consolas" w:hAnsi="Consolas" w:eastAsia="微软雅黑"/>
-          <w:sz w:val="18"/>
-        </w:rPr>
-        <w:t xml:space="preserve">  → FtFlowBreakLayout 重算 → heightChanged</w:t>
-      </w:r>
-    </w:p>
-    <w:p>
-      <w:pPr>
-        <w:spacing w:before="0" w:after="0" w:line="240" w:lineRule="auto"/>
-        <w:shd w:val="clear" w:fill="F2F2F2"/>
-      </w:pPr>
-      <w:r>
-        <w:rPr>
-          <w:rFonts w:ascii="Consolas" w:hAnsi="Consolas" w:eastAsia="微软雅黑"/>
-          <w:sz w:val="18"/>
-        </w:rPr>
-        <w:t xml:space="preserve">  → FT_FunctionGroup::handleLayoutHeight():setFixedHeight + emit requestResize</w:t>
-      </w:r>
-    </w:p>
-    <w:p>
-      <w:pPr>
-        <w:spacing w:before="0" w:after="0" w:line="240" w:lineRule="auto"/>
-        <w:shd w:val="clear" w:fill="F2F2F2"/>
-      </w:pPr>
-      <w:r>
-        <w:rPr>
-          <w:rFonts w:ascii="Consolas" w:hAnsi="Consolas" w:eastAsia="微软雅黑"/>
-          <w:sz w:val="18"/>
-        </w:rPr>
-        <w:t xml:space="preserve">  → FT_FunctionItem::adjustHeight():setFixedHeight + QListWidgetItem::setSizeHint(h+2)</w:t>
-      </w:r>
-    </w:p>
+    <w:tbl>
+      <w:tblPr>
+        <w:tblStyle w:val="TableGrid"/>
+        <w:tblW w:type="auto" w:w="0"/>
+        <w:jc w:val="center"/>
+        <w:tblLook w:firstColumn="1" w:firstRow="1" w:lastColumn="0" w:lastRow="0" w:noHBand="0" w:noVBand="1" w:val="04A0"/>
+      </w:tblPr>
+      <w:tblGrid>
+        <w:gridCol w:w="9298"/>
+      </w:tblGrid>
+      <w:tr>
+        <w:tc>
+          <w:tcPr>
+            <w:tcW w:type="dxa" w:w="9298"/>
+            <w:shd w:val="clear" w:fill="F4F5F7"/>
+          </w:tcPr>
+          <w:p>
+            <w:pPr>
+              <w:spacing w:before="0" w:after="0" w:line="252" w:lineRule="auto"/>
+            </w:pPr>
+            <w:r>
+              <w:rPr>
+                <w:rFonts w:ascii="Consolas" w:hAnsi="Consolas" w:eastAsia="微软雅黑" w:cs="Consolas"/>
+                <w:b w:val="0"/>
+                <w:i w:val="0"/>
+                <w:color w:val="333333"/>
+                <w:sz w:val="17"/>
+              </w:rPr>
+              <w:t xml:space="preserve">FT_Function::updateFunctionHeight()</w:t>
+            </w:r>
+          </w:p>
+          <w:p>
+            <w:pPr>
+              <w:spacing w:before="0" w:after="0" w:line="252" w:lineRule="auto"/>
+            </w:pPr>
+            <w:r>
+              <w:rPr>
+                <w:rFonts w:ascii="Consolas" w:hAnsi="Consolas" w:eastAsia="微软雅黑" w:cs="Consolas"/>
+                <w:b w:val="0"/>
+                <w:i w:val="0"/>
+                <w:color w:val="333333"/>
+                <w:sz w:val="17"/>
+              </w:rPr>
+              <w:t xml:space="preserve">  → FtFlowBreakLayout 重算 → heightChanged</w:t>
+            </w:r>
+          </w:p>
+          <w:p>
+            <w:pPr>
+              <w:spacing w:before="0" w:after="0" w:line="252" w:lineRule="auto"/>
+            </w:pPr>
+            <w:r>
+              <w:rPr>
+                <w:rFonts w:ascii="Consolas" w:hAnsi="Consolas" w:eastAsia="微软雅黑" w:cs="Consolas"/>
+                <w:b w:val="0"/>
+                <w:i w:val="0"/>
+                <w:color w:val="333333"/>
+                <w:sz w:val="17"/>
+              </w:rPr>
+              <w:t xml:space="preserve">  → FT_FunctionGroup::handleLayoutHeight():setFixedHeight + emit requestResize</w:t>
+            </w:r>
+          </w:p>
+          <w:p>
+            <w:pPr>
+              <w:spacing w:before="0" w:after="0" w:line="252" w:lineRule="auto"/>
+            </w:pPr>
+            <w:r>
+              <w:rPr>
+                <w:rFonts w:ascii="Consolas" w:hAnsi="Consolas" w:eastAsia="微软雅黑" w:cs="Consolas"/>
+                <w:b w:val="0"/>
+                <w:i w:val="0"/>
+                <w:color w:val="333333"/>
+                <w:sz w:val="17"/>
+              </w:rPr>
+              <w:t xml:space="preserve">  → FT_FunctionItem::adjustHeight():setFixedHeight + QListWidgetItem::setSizeHint(h+2)</w:t>
+            </w:r>
+          </w:p>
+        </w:tc>
+      </w:tr>
+    </w:tbl>
     <w:p>
       <w:pPr>
         <w:spacing w:after="40"/>
       </w:pPr>
     </w:p>
     <w:p>
-      <w:pPr>
-        <w:ind w:firstLine="0"/>
-      </w:pPr>
-      <w:r>
-        <w:rPr>
-          <w:rFonts w:ascii="Consolas" w:hAnsi="Consolas" w:eastAsia="微软雅黑"/>
+      <w:r>
+        <w:rPr>
+          <w:rFonts w:ascii="Consolas" w:hAnsi="Consolas" w:eastAsia="微软雅黑" w:cs="Consolas"/>
+          <w:b w:val="0"/>
+          <w:i w:val="0"/>
           <w:sz w:val="19"/>
         </w:rPr>
         <w:t>FHintTextEdit</w:t>
       </w:r>
       <w:r>
         <w:rPr>
-          <w:rFonts w:ascii="宋体" w:hAnsi="宋体" w:eastAsia="宋体"/>
+          <w:rFonts w:ascii="Times New Roman" w:hAnsi="Times New Roman" w:eastAsia="宋体" w:cs="Times New Roman"/>
+          <w:b w:val="0"/>
+          <w:i w:val="0"/>
           <w:sz w:val="21"/>
         </w:rPr>
         <w:t xml:space="preserve"> 文字行数变化经 </w:t>
       </w:r>
       <w:r>
         <w:rPr>
-          <w:rFonts w:ascii="Consolas" w:hAnsi="Consolas" w:eastAsia="微软雅黑"/>
+          <w:rFonts w:ascii="Consolas" w:hAnsi="Consolas" w:eastAsia="微软雅黑" w:cs="Consolas"/>
+          <w:b w:val="0"/>
+          <w:i w:val="0"/>
           <w:sz w:val="19"/>
         </w:rPr>
         <w:t>heightChanged</w:t>
       </w:r>
       <w:r>
         <w:rPr>
-          <w:rFonts w:ascii="宋体" w:hAnsi="宋体" w:eastAsia="宋体"/>
+          <w:rFonts w:ascii="Times New Roman" w:hAnsi="Times New Roman" w:eastAsia="宋体" w:cs="Times New Roman"/>
+          <w:b w:val="0"/>
+          <w:i w:val="0"/>
           <w:sz w:val="21"/>
         </w:rPr>
         <w:t xml:space="preserve"> 触发同一链条。漏掉任何一环，外层行高就不会跟随内容。</w:t>
@@ -2366,6 +3070,82 @@
       </w:pPr>
       <w:r>
         <w:t>4.3 事件路由分工（不要越界拦截）</w:t>
+      </w:r>
+    </w:p>
+    <w:p>
+      <w:pPr>
+        <w:spacing w:before="120" w:after="40"/>
+        <w:jc w:val="center"/>
+      </w:pPr>
+      <w:r>
+        <w:rPr>
+          <w:rFonts w:ascii="黑体" w:hAnsi="黑体" w:eastAsia="黑体" w:cs="黑体"/>
+          <w:b/>
+          <w:i w:val="0"/>
+          <w:color w:val="1F4E79"/>
+          <w:sz w:val="18"/>
+        </w:rPr>
+        <w:t xml:space="preserve">表 </w:t>
+      </w:r>
+      <w:r>
+        <w:rPr>
+          <w:rFonts w:ascii="Times New Roman" w:hAnsi="Times New Roman" w:eastAsia="黑体" w:cs="Times New Roman"/>
+          <w:b w:val="0"/>
+          <w:i w:val="0"/>
+          <w:color w:val="1F4E79"/>
+          <w:sz w:val="18"/>
+        </w:rPr>
+        <w:fldChar w:fldCharType="begin"/>
+      </w:r>
+      <w:r>
+        <w:rPr>
+          <w:rFonts w:ascii="Times New Roman" w:hAnsi="Times New Roman" w:eastAsia="黑体" w:cs="Times New Roman"/>
+          <w:b w:val="0"/>
+          <w:i w:val="0"/>
+          <w:color w:val="1F4E79"/>
+          <w:sz w:val="18"/>
+        </w:rPr>
+        <w:instrText xml:space="preserve"> SEQ Table \* ARABIC </w:instrText>
+      </w:r>
+      <w:r>
+        <w:rPr>
+          <w:rFonts w:ascii="Times New Roman" w:hAnsi="Times New Roman" w:eastAsia="黑体" w:cs="Times New Roman"/>
+          <w:b w:val="0"/>
+          <w:i w:val="0"/>
+          <w:color w:val="1F4E79"/>
+          <w:sz w:val="18"/>
+        </w:rPr>
+        <w:fldChar w:fldCharType="separate"/>
+      </w:r>
+      <w:r>
+        <w:rPr>
+          <w:rFonts w:ascii="Times New Roman" w:hAnsi="Times New Roman" w:eastAsia="黑体" w:cs="Times New Roman"/>
+          <w:b w:val="0"/>
+          <w:i w:val="0"/>
+          <w:color w:val="1F4E79"/>
+          <w:sz w:val="18"/>
+        </w:rPr>
+        <w:t>2</w:t>
+      </w:r>
+      <w:r>
+        <w:rPr>
+          <w:rFonts w:ascii="Times New Roman" w:hAnsi="Times New Roman" w:eastAsia="黑体" w:cs="Times New Roman"/>
+          <w:b w:val="0"/>
+          <w:i w:val="0"/>
+          <w:color w:val="1F4E79"/>
+          <w:sz w:val="18"/>
+        </w:rPr>
+        <w:fldChar w:fldCharType="end"/>
+      </w:r>
+      <w:r>
+        <w:rPr>
+          <w:rFonts w:ascii="黑体" w:hAnsi="黑体" w:eastAsia="黑体" w:cs="黑体"/>
+          <w:b/>
+          <w:i w:val="0"/>
+          <w:color w:val="1F4E79"/>
+          <w:sz w:val="18"/>
+        </w:rPr>
+        <w:t xml:space="preserve">  事件路由分工（不要越界拦截）</w:t>
       </w:r>
     </w:p>
     <w:tbl>
@@ -2377,13 +3157,17 @@
         <w:tblLook w:firstColumn="1" w:firstRow="1" w:lastColumn="0" w:lastRow="0" w:noHBand="0" w:noVBand="1" w:val="04A0"/>
       </w:tblPr>
       <w:tblGrid>
-        <w:gridCol w:w="4536"/>
-        <w:gridCol w:w="4536"/>
+        <w:gridCol w:w="4649"/>
+        <w:gridCol w:w="4649"/>
       </w:tblGrid>
       <w:tr>
+        <w:trPr>
+          <w:tblHeader w:val="true"/>
+        </w:trPr>
         <w:tc>
           <w:tcPr>
-            <w:tcW w:type="dxa" w:w="4536"/>
+            <w:tcW w:type="dxa" w:w="4649"/>
+            <w:vAlign w:val="center"/>
             <w:shd w:val="clear" w:fill="1F4E79"/>
           </w:tcPr>
           <w:p>
@@ -2392,14 +3176,9 @@
             </w:pPr>
             <w:r>
               <w:rPr>
+                <w:rFonts w:ascii="Times New Roman" w:hAnsi="Times New Roman" w:eastAsia="宋体" w:cs="Times New Roman"/>
                 <w:b/>
-                <w:color w:val="FFFFFF"/>
-              </w:rPr>
-            </w:r>
-            <w:r>
-              <w:rPr>
-                <w:rFonts w:ascii="宋体" w:hAnsi="宋体" w:eastAsia="宋体"/>
-                <w:b/>
+                <w:i w:val="0"/>
                 <w:color w:val="FFFFFF"/>
                 <w:sz w:val="18"/>
               </w:rPr>
@@ -2409,7 +3188,8 @@
         </w:tc>
         <w:tc>
           <w:tcPr>
-            <w:tcW w:type="dxa" w:w="4536"/>
+            <w:tcW w:type="dxa" w:w="4649"/>
+            <w:vAlign w:val="center"/>
             <w:shd w:val="clear" w:fill="1F4E79"/>
           </w:tcPr>
           <w:p>
@@ -2418,14 +3198,9 @@
             </w:pPr>
             <w:r>
               <w:rPr>
+                <w:rFonts w:ascii="Times New Roman" w:hAnsi="Times New Roman" w:eastAsia="宋体" w:cs="Times New Roman"/>
                 <w:b/>
-                <w:color w:val="FFFFFF"/>
-              </w:rPr>
-            </w:r>
-            <w:r>
-              <w:rPr>
-                <w:rFonts w:ascii="宋体" w:hAnsi="宋体" w:eastAsia="宋体"/>
-                <w:b/>
+                <w:i w:val="0"/>
                 <w:color w:val="FFFFFF"/>
                 <w:sz w:val="18"/>
               </w:rPr>
@@ -2437,16 +3212,18 @@
       <w:tr>
         <w:tc>
           <w:tcPr>
-            <w:tcW w:type="dxa" w:w="4536"/>
+            <w:tcW w:type="dxa" w:w="4649"/>
+            <w:vAlign w:val="center"/>
           </w:tcPr>
           <w:p>
             <w:pPr>
               <w:spacing w:before="20" w:after="20"/>
             </w:pPr>
-            <w:r/>
             <w:r>
               <w:rPr>
-                <w:rFonts w:ascii="宋体" w:hAnsi="宋体" w:eastAsia="宋体"/>
+                <w:rFonts w:ascii="Times New Roman" w:hAnsi="Times New Roman" w:eastAsia="宋体" w:cs="Times New Roman"/>
+                <w:b w:val="0"/>
+                <w:i w:val="0"/>
                 <w:sz w:val="18"/>
               </w:rPr>
               <w:t>命令及其子控件右键（ContextMenu）</w:t>
@@ -2455,23 +3232,27 @@
         </w:tc>
         <w:tc>
           <w:tcPr>
-            <w:tcW w:type="dxa" w:w="4536"/>
+            <w:tcW w:type="dxa" w:w="4649"/>
+            <w:vAlign w:val="center"/>
           </w:tcPr>
           <w:p>
             <w:pPr>
               <w:spacing w:before="20" w:after="20"/>
             </w:pPr>
-            <w:r/>
             <w:r>
               <w:rPr>
-                <w:rFonts w:ascii="Consolas" w:hAnsi="Consolas" w:eastAsia="微软雅黑"/>
+                <w:rFonts w:ascii="Consolas" w:hAnsi="Consolas" w:eastAsia="微软雅黑" w:cs="Consolas"/>
+                <w:b w:val="0"/>
+                <w:i w:val="0"/>
                 <w:sz w:val="16"/>
               </w:rPr>
               <w:t>FT_Function::eventFilter</w:t>
             </w:r>
             <w:r>
               <w:rPr>
-                <w:rFonts w:ascii="宋体" w:hAnsi="宋体" w:eastAsia="宋体"/>
+                <w:rFonts w:ascii="Times New Roman" w:hAnsi="Times New Roman" w:eastAsia="宋体" w:cs="Times New Roman"/>
+                <w:b w:val="0"/>
+                <w:i w:val="0"/>
                 <w:sz w:val="18"/>
               </w:rPr>
               <w:t>（QTextEdit/QLineEdit 上放行原生菜单）</w:t>
@@ -2482,16 +3263,19 @@
       <w:tr>
         <w:tc>
           <w:tcPr>
-            <w:tcW w:type="dxa" w:w="4536"/>
+            <w:tcW w:type="dxa" w:w="4649"/>
+            <w:vAlign w:val="center"/>
+            <w:shd w:val="clear" w:fill="F4F8FD"/>
           </w:tcPr>
           <w:p>
             <w:pPr>
               <w:spacing w:before="20" w:after="20"/>
             </w:pPr>
-            <w:r/>
             <w:r>
               <w:rPr>
-                <w:rFonts w:ascii="宋体" w:hAnsi="宋体" w:eastAsia="宋体"/>
+                <w:rFonts w:ascii="Times New Roman" w:hAnsi="Times New Roman" w:eastAsia="宋体" w:cs="Times New Roman"/>
+                <w:b w:val="0"/>
+                <w:i w:val="0"/>
                 <w:sz w:val="18"/>
               </w:rPr>
               <w:t>组内左键按下/移动/释放（命令拖拽）</w:t>
@@ -2500,38 +3284,46 @@
         </w:tc>
         <w:tc>
           <w:tcPr>
-            <w:tcW w:type="dxa" w:w="4536"/>
+            <w:tcW w:type="dxa" w:w="4649"/>
+            <w:vAlign w:val="center"/>
+            <w:shd w:val="clear" w:fill="F4F8FD"/>
           </w:tcPr>
           <w:p>
             <w:pPr>
               <w:spacing w:before="20" w:after="20"/>
             </w:pPr>
-            <w:r/>
             <w:r>
               <w:rPr>
-                <w:rFonts w:ascii="Consolas" w:hAnsi="Consolas" w:eastAsia="微软雅黑"/>
+                <w:rFonts w:ascii="Consolas" w:hAnsi="Consolas" w:eastAsia="微软雅黑" w:cs="Consolas"/>
+                <w:b w:val="0"/>
+                <w:i w:val="0"/>
                 <w:sz w:val="16"/>
               </w:rPr>
               <w:t>FT_FunctionGroup::eventFilter</w:t>
             </w:r>
             <w:r>
               <w:rPr>
-                <w:rFonts w:ascii="宋体" w:hAnsi="宋体" w:eastAsia="宋体"/>
+                <w:rFonts w:ascii="Times New Roman" w:hAnsi="Times New Roman" w:eastAsia="宋体" w:cs="Times New Roman"/>
+                <w:b w:val="0"/>
+                <w:i w:val="0"/>
                 <w:sz w:val="18"/>
               </w:rPr>
               <w:t>（</w:t>
             </w:r>
             <w:r>
               <w:rPr>
-                <w:rFonts w:ascii="宋体" w:hAnsi="宋体" w:eastAsia="宋体"/>
+                <w:rFonts w:ascii="Times New Roman" w:hAnsi="Times New Roman" w:eastAsia="宋体" w:cs="Times New Roman"/>
                 <w:b/>
+                <w:i w:val="0"/>
                 <w:sz w:val="18"/>
               </w:rPr>
               <w:t>不处理右键</w:t>
             </w:r>
             <w:r>
               <w:rPr>
-                <w:rFonts w:ascii="宋体" w:hAnsi="宋体" w:eastAsia="宋体"/>
+                <w:rFonts w:ascii="Times New Roman" w:hAnsi="Times New Roman" w:eastAsia="宋体" w:cs="Times New Roman"/>
+                <w:b w:val="0"/>
+                <w:i w:val="0"/>
                 <w:sz w:val="18"/>
               </w:rPr>
               <w:t>）</w:t>
@@ -2542,16 +3334,18 @@
       <w:tr>
         <w:tc>
           <w:tcPr>
-            <w:tcW w:type="dxa" w:w="4536"/>
+            <w:tcW w:type="dxa" w:w="4649"/>
+            <w:vAlign w:val="center"/>
           </w:tcPr>
           <w:p>
             <w:pPr>
               <w:spacing w:before="20" w:after="20"/>
             </w:pPr>
-            <w:r/>
             <w:r>
               <w:rPr>
-                <w:rFonts w:ascii="宋体" w:hAnsi="宋体" w:eastAsia="宋体"/>
+                <w:rFonts w:ascii="Times New Roman" w:hAnsi="Times New Roman" w:eastAsia="宋体" w:cs="Times New Roman"/>
+                <w:b w:val="0"/>
+                <w:i w:val="0"/>
                 <w:sz w:val="18"/>
               </w:rPr>
               <w:t>组空白右键</w:t>
@@ -2560,30 +3354,36 @@
         </w:tc>
         <w:tc>
           <w:tcPr>
-            <w:tcW w:type="dxa" w:w="4536"/>
+            <w:tcW w:type="dxa" w:w="4649"/>
+            <w:vAlign w:val="center"/>
           </w:tcPr>
           <w:p>
             <w:pPr>
               <w:spacing w:before="20" w:after="20"/>
             </w:pPr>
-            <w:r/>
             <w:r>
               <w:rPr>
-                <w:rFonts w:ascii="Consolas" w:hAnsi="Consolas" w:eastAsia="微软雅黑"/>
+                <w:rFonts w:ascii="Consolas" w:hAnsi="Consolas" w:eastAsia="微软雅黑" w:cs="Consolas"/>
+                <w:b w:val="0"/>
+                <w:i w:val="0"/>
                 <w:sz w:val="16"/>
               </w:rPr>
               <w:t>FT_FunctionGroup::contextMenuEvent</w:t>
             </w:r>
             <w:r>
               <w:rPr>
-                <w:rFonts w:ascii="宋体" w:hAnsi="宋体" w:eastAsia="宋体"/>
+                <w:rFonts w:ascii="Times New Roman" w:hAnsi="Times New Roman" w:eastAsia="宋体" w:cs="Times New Roman"/>
+                <w:b w:val="0"/>
+                <w:i w:val="0"/>
                 <w:sz w:val="18"/>
               </w:rPr>
               <w:t xml:space="preserve"> → </w:t>
             </w:r>
             <w:r>
               <w:rPr>
-                <w:rFonts w:ascii="Consolas" w:hAnsi="Consolas" w:eastAsia="微软雅黑"/>
+                <w:rFonts w:ascii="Consolas" w:hAnsi="Consolas" w:eastAsia="微软雅黑" w:cs="Consolas"/>
+                <w:b w:val="0"/>
+                <w:i w:val="0"/>
                 <w:sz w:val="16"/>
               </w:rPr>
               <w:t>showGroupMenu</w:t>
@@ -2594,16 +3394,19 @@
       <w:tr>
         <w:tc>
           <w:tcPr>
-            <w:tcW w:type="dxa" w:w="4536"/>
+            <w:tcW w:type="dxa" w:w="4649"/>
+            <w:vAlign w:val="center"/>
+            <w:shd w:val="clear" w:fill="F4F8FD"/>
           </w:tcPr>
           <w:p>
             <w:pPr>
               <w:spacing w:before="20" w:after="20"/>
             </w:pPr>
-            <w:r/>
             <w:r>
               <w:rPr>
-                <w:rFonts w:ascii="宋体" w:hAnsi="宋体" w:eastAsia="宋体"/>
+                <w:rFonts w:ascii="Times New Roman" w:hAnsi="Times New Roman" w:eastAsia="宋体" w:cs="Times New Roman"/>
+                <w:b w:val="0"/>
+                <w:i w:val="0"/>
                 <w:sz w:val="18"/>
               </w:rPr>
               <w:t>Step 行边缘右键</w:t>
@@ -2612,23 +3415,28 @@
         </w:tc>
         <w:tc>
           <w:tcPr>
-            <w:tcW w:type="dxa" w:w="4536"/>
+            <w:tcW w:type="dxa" w:w="4649"/>
+            <w:vAlign w:val="center"/>
+            <w:shd w:val="clear" w:fill="F4F8FD"/>
           </w:tcPr>
           <w:p>
             <w:pPr>
               <w:spacing w:before="20" w:after="20"/>
             </w:pPr>
-            <w:r/>
             <w:r>
               <w:rPr>
-                <w:rFonts w:ascii="Consolas" w:hAnsi="Consolas" w:eastAsia="微软雅黑"/>
+                <w:rFonts w:ascii="Consolas" w:hAnsi="Consolas" w:eastAsia="微软雅黑" w:cs="Consolas"/>
+                <w:b w:val="0"/>
+                <w:i w:val="0"/>
                 <w:sz w:val="16"/>
               </w:rPr>
               <w:t>FT_FunctionItem</w:t>
             </w:r>
             <w:r>
               <w:rPr>
-                <w:rFonts w:ascii="宋体" w:hAnsi="宋体" w:eastAsia="宋体"/>
+                <w:rFonts w:ascii="Times New Roman" w:hAnsi="Times New Roman" w:eastAsia="宋体" w:cs="Times New Roman"/>
+                <w:b w:val="0"/>
+                <w:i w:val="0"/>
                 <w:sz w:val="18"/>
               </w:rPr>
               <w:t xml:space="preserve"> 自己的 customContextMenuRequested</w:t>
@@ -2639,16 +3447,18 @@
       <w:tr>
         <w:tc>
           <w:tcPr>
-            <w:tcW w:type="dxa" w:w="4536"/>
+            <w:tcW w:type="dxa" w:w="4649"/>
+            <w:vAlign w:val="center"/>
           </w:tcPr>
           <w:p>
             <w:pPr>
               <w:spacing w:before="20" w:after="20"/>
             </w:pPr>
-            <w:r/>
             <w:r>
               <w:rPr>
-                <w:rFonts w:ascii="宋体" w:hAnsi="宋体" w:eastAsia="宋体"/>
+                <w:rFonts w:ascii="Times New Roman" w:hAnsi="Times New Roman" w:eastAsia="宋体" w:cs="Times New Roman"/>
+                <w:b w:val="0"/>
+                <w:i w:val="0"/>
                 <w:sz w:val="18"/>
               </w:rPr>
               <w:t>列表空白右键/双击/拖放/按键</w:t>
@@ -2657,23 +3467,27 @@
         </w:tc>
         <w:tc>
           <w:tcPr>
-            <w:tcW w:type="dxa" w:w="4536"/>
+            <w:tcW w:type="dxa" w:w="4649"/>
+            <w:vAlign w:val="center"/>
           </w:tcPr>
           <w:p>
             <w:pPr>
               <w:spacing w:before="20" w:after="20"/>
             </w:pPr>
-            <w:r/>
             <w:r>
               <w:rPr>
-                <w:rFonts w:ascii="Consolas" w:hAnsi="Consolas" w:eastAsia="微软雅黑"/>
+                <w:rFonts w:ascii="Consolas" w:hAnsi="Consolas" w:eastAsia="微软雅黑" w:cs="Consolas"/>
+                <w:b w:val="0"/>
+                <w:i w:val="0"/>
                 <w:sz w:val="16"/>
               </w:rPr>
               <w:t>FT_FunctionList</w:t>
             </w:r>
             <w:r>
               <w:rPr>
-                <w:rFonts w:ascii="宋体" w:hAnsi="宋体" w:eastAsia="宋体"/>
+                <w:rFonts w:ascii="Times New Roman" w:hAnsi="Times New Roman" w:eastAsia="宋体" w:cs="Times New Roman"/>
+                <w:b w:val="0"/>
+                <w:i w:val="0"/>
                 <w:sz w:val="18"/>
               </w:rPr>
               <w:t xml:space="preserve"> → 发信号给 FT_Edit</w:t>
@@ -2690,7 +3504,7 @@
     <w:p>
       <w:pPr>
         <w:pBdr>
-          <w:bottom w:val="single" w:sz="6" w:space="1" w:color="808080"/>
+          <w:bottom w:val="single" w:sz="6" w:space="4" w:color="BFBFBF"/>
         </w:pBdr>
         <w:spacing w:before="40" w:after="120"/>
       </w:pPr>
@@ -2712,26 +3526,29 @@
       </w:r>
     </w:p>
     <w:p>
-      <w:pPr>
-        <w:ind w:firstLine="0"/>
-      </w:pPr>
-      <w:r>
-        <w:rPr>
-          <w:rFonts w:ascii="宋体" w:hAnsi="宋体" w:eastAsia="宋体"/>
+      <w:r>
+        <w:rPr>
+          <w:rFonts w:ascii="Times New Roman" w:hAnsi="Times New Roman" w:eastAsia="宋体" w:cs="Times New Roman"/>
+          <w:b w:val="0"/>
+          <w:i w:val="0"/>
           <w:sz w:val="21"/>
         </w:rPr>
         <w:t xml:space="preserve">假设新增 SPI 命令 </w:t>
       </w:r>
       <w:r>
         <w:rPr>
-          <w:rFonts w:ascii="Consolas" w:hAnsi="Consolas" w:eastAsia="微软雅黑"/>
+          <w:rFonts w:ascii="Consolas" w:hAnsi="Consolas" w:eastAsia="微软雅黑" w:cs="Consolas"/>
+          <w:b w:val="0"/>
+          <w:i w:val="0"/>
           <w:sz w:val="19"/>
         </w:rPr>
         <w:t>"SpiTransfer"</w:t>
       </w:r>
       <w:r>
         <w:rPr>
-          <w:rFonts w:ascii="宋体" w:hAnsi="宋体" w:eastAsia="宋体"/>
+          <w:rFonts w:ascii="Times New Roman" w:hAnsi="Times New Roman" w:eastAsia="宋体" w:cs="Times New Roman"/>
+          <w:b w:val="0"/>
+          <w:i w:val="0"/>
           <w:sz w:val="21"/>
         </w:rPr>
         <w:t>，按顺序改：</w:t>
@@ -2743,8 +3560,9 @@
       </w:pPr>
       <w:r>
         <w:rPr>
-          <w:rFonts w:ascii="宋体" w:hAnsi="宋体" w:eastAsia="宋体"/>
+          <w:rFonts w:ascii="Times New Roman" w:hAnsi="Times New Roman" w:eastAsia="宋体" w:cs="Times New Roman"/>
           <w:b/>
+          <w:i w:val="0"/>
           <w:sz w:val="21"/>
         </w:rPr>
         <w:t>FT_Type.h</w:t>
@@ -2757,21 +3575,27 @@
       </w:pPr>
       <w:r>
         <w:rPr>
-          <w:rFonts w:ascii="宋体" w:hAnsi="宋体" w:eastAsia="宋体"/>
+          <w:rFonts w:ascii="Times New Roman" w:hAnsi="Times New Roman" w:eastAsia="宋体" w:cs="Times New Roman"/>
+          <w:b w:val="0"/>
+          <w:i w:val="0"/>
           <w:sz w:val="21"/>
         </w:rPr>
         <w:t xml:space="preserve">加 </w:t>
       </w:r>
       <w:r>
         <w:rPr>
-          <w:rFonts w:ascii="Consolas" w:hAnsi="Consolas" w:eastAsia="微软雅黑"/>
+          <w:rFonts w:ascii="Consolas" w:hAnsi="Consolas" w:eastAsia="微软雅黑" w:cs="Consolas"/>
+          <w:b w:val="0"/>
+          <w:i w:val="0"/>
           <w:sz w:val="19"/>
         </w:rPr>
         <w:t>inline constexpr const char kFtTypeSpi[] = "SpiTransfer";</w:t>
       </w:r>
       <w:r>
         <w:rPr>
-          <w:rFonts w:ascii="宋体" w:hAnsi="宋体" w:eastAsia="宋体"/>
+          <w:rFonts w:ascii="Times New Roman" w:hAnsi="Times New Roman" w:eastAsia="宋体" w:cs="Times New Roman"/>
+          <w:b w:val="0"/>
+          <w:i w:val="0"/>
           <w:sz w:val="21"/>
         </w:rPr>
         <w:t>；</w:t>
@@ -2784,21 +3608,27 @@
       </w:pPr>
       <w:r>
         <w:rPr>
-          <w:rFonts w:ascii="宋体" w:hAnsi="宋体" w:eastAsia="宋体"/>
+          <w:rFonts w:ascii="Times New Roman" w:hAnsi="Times New Roman" w:eastAsia="宋体" w:cs="Times New Roman"/>
+          <w:b w:val="0"/>
+          <w:i w:val="0"/>
           <w:sz w:val="21"/>
         </w:rPr>
         <w:t xml:space="preserve">定义 </w:t>
       </w:r>
       <w:r>
         <w:rPr>
-          <w:rFonts w:ascii="Consolas" w:hAnsi="Consolas" w:eastAsia="微软雅黑"/>
+          <w:rFonts w:ascii="Consolas" w:hAnsi="Consolas" w:eastAsia="微软雅黑" w:cs="Consolas"/>
+          <w:b w:val="0"/>
+          <w:i w:val="0"/>
           <w:sz w:val="19"/>
         </w:rPr>
         <w:t>struct FT_SpiConfig { ...; FT_AdvanceConfig advance; };</w:t>
       </w:r>
       <w:r>
         <w:rPr>
-          <w:rFonts w:ascii="宋体" w:hAnsi="宋体" w:eastAsia="宋体"/>
+          <w:rFonts w:ascii="Times New Roman" w:hAnsi="Times New Roman" w:eastAsia="宋体" w:cs="Times New Roman"/>
+          <w:b w:val="0"/>
+          <w:i w:val="0"/>
           <w:sz w:val="21"/>
         </w:rPr>
         <w:t>；</w:t>
@@ -2811,35 +3641,45 @@
       </w:pPr>
       <w:r>
         <w:rPr>
-          <w:rFonts w:ascii="宋体" w:hAnsi="宋体" w:eastAsia="宋体"/>
+          <w:rFonts w:ascii="Times New Roman" w:hAnsi="Times New Roman" w:eastAsia="宋体" w:cs="Times New Roman"/>
+          <w:b w:val="0"/>
+          <w:i w:val="0"/>
           <w:sz w:val="21"/>
         </w:rPr>
         <w:t xml:space="preserve">把它加入 </w:t>
       </w:r>
       <w:r>
         <w:rPr>
-          <w:rFonts w:ascii="Consolas" w:hAnsi="Consolas" w:eastAsia="微软雅黑"/>
+          <w:rFonts w:ascii="Consolas" w:hAnsi="Consolas" w:eastAsia="微软雅黑" w:cs="Consolas"/>
+          <w:b w:val="0"/>
+          <w:i w:val="0"/>
           <w:sz w:val="19"/>
         </w:rPr>
         <w:t>FT_FunctionData</w:t>
       </w:r>
       <w:r>
         <w:rPr>
-          <w:rFonts w:ascii="宋体" w:hAnsi="宋体" w:eastAsia="宋体"/>
+          <w:rFonts w:ascii="Times New Roman" w:hAnsi="Times New Roman" w:eastAsia="宋体" w:cs="Times New Roman"/>
+          <w:b w:val="0"/>
+          <w:i w:val="0"/>
           <w:sz w:val="21"/>
         </w:rPr>
         <w:t xml:space="preserve"> 的 </w:t>
       </w:r>
       <w:r>
         <w:rPr>
-          <w:rFonts w:ascii="Consolas" w:hAnsi="Consolas" w:eastAsia="微软雅黑"/>
+          <w:rFonts w:ascii="Consolas" w:hAnsi="Consolas" w:eastAsia="微软雅黑" w:cs="Consolas"/>
+          <w:b w:val="0"/>
+          <w:i w:val="0"/>
           <w:sz w:val="19"/>
         </w:rPr>
         <w:t>std::variant&lt;...&gt;</w:t>
       </w:r>
       <w:r>
         <w:rPr>
-          <w:rFonts w:ascii="宋体" w:hAnsi="宋体" w:eastAsia="宋体"/>
+          <w:rFonts w:ascii="Times New Roman" w:hAnsi="Times New Roman" w:eastAsia="宋体" w:cs="Times New Roman"/>
+          <w:b w:val="0"/>
+          <w:i w:val="0"/>
           <w:sz w:val="21"/>
         </w:rPr>
         <w:t xml:space="preserve"> 参数列表（追加在末尾，不要插中间）。</w:t>
@@ -2851,8 +3691,9 @@
       </w:pPr>
       <w:r>
         <w:rPr>
-          <w:rFonts w:ascii="宋体" w:hAnsi="宋体" w:eastAsia="宋体"/>
+          <w:rFonts w:ascii="Times New Roman" w:hAnsi="Times New Roman" w:eastAsia="宋体" w:cs="Times New Roman"/>
           <w:b/>
+          <w:i w:val="0"/>
           <w:sz w:val="21"/>
         </w:rPr>
         <w:t>FT_Function.h / .cpp</w:t>
@@ -2865,49 +3706,63 @@
       </w:pPr>
       <w:r>
         <w:rPr>
-          <w:rFonts w:ascii="宋体" w:hAnsi="宋体" w:eastAsia="宋体"/>
+          <w:rFonts w:ascii="Times New Roman" w:hAnsi="Times New Roman" w:eastAsia="宋体" w:cs="Times New Roman"/>
+          <w:b w:val="0"/>
+          <w:i w:val="0"/>
           <w:sz w:val="21"/>
         </w:rPr>
         <w:t xml:space="preserve">新增 </w:t>
       </w:r>
       <w:r>
         <w:rPr>
-          <w:rFonts w:ascii="Consolas" w:hAnsi="Consolas" w:eastAsia="微软雅黑"/>
+          <w:rFonts w:ascii="Consolas" w:hAnsi="Consolas" w:eastAsia="微软雅黑" w:cs="Consolas"/>
+          <w:b w:val="0"/>
+          <w:i w:val="0"/>
           <w:sz w:val="19"/>
         </w:rPr>
         <w:t>class FT_SpiFunction : public FT_Function</w:t>
       </w:r>
       <w:r>
         <w:rPr>
-          <w:rFonts w:ascii="宋体" w:hAnsi="宋体" w:eastAsia="宋体"/>
+          <w:rFonts w:ascii="Times New Roman" w:hAnsi="Times New Roman" w:eastAsia="宋体" w:cs="Times New Roman"/>
+          <w:b w:val="0"/>
+          <w:i w:val="0"/>
           <w:sz w:val="21"/>
         </w:rPr>
         <w:t xml:space="preserve">，实现 </w:t>
       </w:r>
       <w:r>
         <w:rPr>
-          <w:rFonts w:ascii="Consolas" w:hAnsi="Consolas" w:eastAsia="微软雅黑"/>
+          <w:rFonts w:ascii="Consolas" w:hAnsi="Consolas" w:eastAsia="微软雅黑" w:cs="Consolas"/>
+          <w:b w:val="0"/>
+          <w:i w:val="0"/>
           <w:sz w:val="19"/>
         </w:rPr>
         <w:t>toConfig()/applyConfig()/openResponseAdvance()</w:t>
       </w:r>
       <w:r>
         <w:rPr>
-          <w:rFonts w:ascii="宋体" w:hAnsi="宋体" w:eastAsia="宋体"/>
+          <w:rFonts w:ascii="Times New Roman" w:hAnsi="Times New Roman" w:eastAsia="宋体" w:cs="Times New Roman"/>
+          <w:b w:val="0"/>
+          <w:i w:val="0"/>
           <w:sz w:val="21"/>
         </w:rPr>
         <w:t xml:space="preserve">，构造末尾调 </w:t>
       </w:r>
       <w:r>
         <w:rPr>
-          <w:rFonts w:ascii="Consolas" w:hAnsi="Consolas" w:eastAsia="微软雅黑"/>
+          <w:rFonts w:ascii="Consolas" w:hAnsi="Consolas" w:eastAsia="微软雅黑" w:cs="Consolas"/>
+          <w:b w:val="0"/>
+          <w:i w:val="0"/>
           <w:sz w:val="19"/>
         </w:rPr>
         <w:t>installCommandMenuFilters()</w:t>
       </w:r>
       <w:r>
         <w:rPr>
-          <w:rFonts w:ascii="宋体" w:hAnsi="宋体" w:eastAsia="宋体"/>
+          <w:rFonts w:ascii="Times New Roman" w:hAnsi="Times New Roman" w:eastAsia="宋体" w:cs="Times New Roman"/>
+          <w:b w:val="0"/>
+          <w:i w:val="0"/>
           <w:sz w:val="21"/>
         </w:rPr>
         <w:t>；</w:t>
@@ -2920,35 +3775,45 @@
       </w:pPr>
       <w:r>
         <w:rPr>
-          <w:rFonts w:ascii="宋体" w:hAnsi="宋体" w:eastAsia="宋体"/>
+          <w:rFonts w:ascii="Times New Roman" w:hAnsi="Times New Roman" w:eastAsia="宋体" w:cs="Times New Roman"/>
+          <w:b w:val="0"/>
+          <w:i w:val="0"/>
           <w:sz w:val="21"/>
         </w:rPr>
         <w:t xml:space="preserve">在 </w:t>
       </w:r>
       <w:r>
         <w:rPr>
-          <w:rFonts w:ascii="Consolas" w:hAnsi="Consolas" w:eastAsia="微软雅黑"/>
+          <w:rFonts w:ascii="Consolas" w:hAnsi="Consolas" w:eastAsia="微软雅黑" w:cs="Consolas"/>
+          <w:b w:val="0"/>
+          <w:i w:val="0"/>
           <w:sz w:val="19"/>
         </w:rPr>
         <w:t>FtFunctionFactory::create()</w:t>
       </w:r>
       <w:r>
         <w:rPr>
-          <w:rFonts w:ascii="宋体" w:hAnsi="宋体" w:eastAsia="宋体"/>
+          <w:rFonts w:ascii="Times New Roman" w:hAnsi="Times New Roman" w:eastAsia="宋体" w:cs="Times New Roman"/>
+          <w:b w:val="0"/>
+          <w:i w:val="0"/>
           <w:sz w:val="21"/>
         </w:rPr>
         <w:t xml:space="preserve"> 加 </w:t>
       </w:r>
       <w:r>
         <w:rPr>
-          <w:rFonts w:ascii="Consolas" w:hAnsi="Consolas" w:eastAsia="微软雅黑"/>
+          <w:rFonts w:ascii="Consolas" w:hAnsi="Consolas" w:eastAsia="微软雅黑" w:cs="Consolas"/>
+          <w:b w:val="0"/>
+          <w:i w:val="0"/>
           <w:sz w:val="19"/>
         </w:rPr>
         <w:t>if (typeName == kFtTypeSpi) return new FT_SpiFunction;</w:t>
       </w:r>
       <w:r>
         <w:rPr>
-          <w:rFonts w:ascii="宋体" w:hAnsi="宋体" w:eastAsia="宋体"/>
+          <w:rFonts w:ascii="Times New Roman" w:hAnsi="Times New Roman" w:eastAsia="宋体" w:cs="Times New Roman"/>
+          <w:b w:val="0"/>
+          <w:i w:val="0"/>
           <w:sz w:val="21"/>
         </w:rPr>
         <w:t>；</w:t>
@@ -2961,21 +3826,27 @@
       </w:pPr>
       <w:r>
         <w:rPr>
-          <w:rFonts w:ascii="宋体" w:hAnsi="宋体" w:eastAsia="宋体"/>
+          <w:rFonts w:ascii="Times New Roman" w:hAnsi="Times New Roman" w:eastAsia="宋体" w:cs="Times New Roman"/>
+          <w:b w:val="0"/>
+          <w:i w:val="0"/>
           <w:sz w:val="21"/>
         </w:rPr>
         <w:t xml:space="preserve">参照现有子类放置控件、连接 </w:t>
       </w:r>
       <w:r>
         <w:rPr>
-          <w:rFonts w:ascii="Consolas" w:hAnsi="Consolas" w:eastAsia="微软雅黑"/>
+          <w:rFonts w:ascii="Consolas" w:hAnsi="Consolas" w:eastAsia="微软雅黑" w:cs="Consolas"/>
+          <w:b w:val="0"/>
+          <w:i w:val="0"/>
           <w:sz w:val="19"/>
         </w:rPr>
         <w:t>contentChanged</w:t>
       </w:r>
       <w:r>
         <w:rPr>
-          <w:rFonts w:ascii="宋体" w:hAnsi="宋体" w:eastAsia="宋体"/>
+          <w:rFonts w:ascii="Times New Roman" w:hAnsi="Times New Roman" w:eastAsia="宋体" w:cs="Times New Roman"/>
+          <w:b w:val="0"/>
+          <w:i w:val="0"/>
           <w:sz w:val="21"/>
         </w:rPr>
         <w:t>、在尺寸估算函数中登记固定宽控件。</w:t>
@@ -2987,8 +3858,9 @@
       </w:pPr>
       <w:r>
         <w:rPr>
-          <w:rFonts w:ascii="宋体" w:hAnsi="宋体" w:eastAsia="宋体"/>
+          <w:rFonts w:ascii="Times New Roman" w:hAnsi="Times New Roman" w:eastAsia="宋体" w:cs="Times New Roman"/>
           <w:b/>
+          <w:i w:val="0"/>
           <w:sz w:val="21"/>
         </w:rPr>
         <w:t>FT_Data.cpp</w:t>
@@ -3001,28 +3873,36 @@
       </w:pPr>
       <w:r>
         <w:rPr>
-          <w:rFonts w:ascii="Consolas" w:hAnsi="Consolas" w:eastAsia="微软雅黑"/>
+          <w:rFonts w:ascii="Consolas" w:hAnsi="Consolas" w:eastAsia="微软雅黑" w:cs="Consolas"/>
+          <w:b w:val="0"/>
+          <w:i w:val="0"/>
           <w:sz w:val="19"/>
         </w:rPr>
         <w:t>ftFunctionDataTypeName()</w:t>
       </w:r>
       <w:r>
         <w:rPr>
-          <w:rFonts w:ascii="宋体" w:hAnsi="宋体" w:eastAsia="宋体"/>
+          <w:rFonts w:ascii="Times New Roman" w:hAnsi="Times New Roman" w:eastAsia="宋体" w:cs="Times New Roman"/>
+          <w:b w:val="0"/>
+          <w:i w:val="0"/>
           <w:sz w:val="21"/>
         </w:rPr>
         <w:t xml:space="preserve"> 加分支返回 </w:t>
       </w:r>
       <w:r>
         <w:rPr>
-          <w:rFonts w:ascii="Consolas" w:hAnsi="Consolas" w:eastAsia="微软雅黑"/>
+          <w:rFonts w:ascii="Consolas" w:hAnsi="Consolas" w:eastAsia="微软雅黑" w:cs="Consolas"/>
+          <w:b w:val="0"/>
+          <w:i w:val="0"/>
           <w:sz w:val="19"/>
         </w:rPr>
         <w:t>"SpiTransfer"</w:t>
       </w:r>
       <w:r>
         <w:rPr>
-          <w:rFonts w:ascii="宋体" w:hAnsi="宋体" w:eastAsia="宋体"/>
+          <w:rFonts w:ascii="Times New Roman" w:hAnsi="Times New Roman" w:eastAsia="宋体" w:cs="Times New Roman"/>
+          <w:b w:val="0"/>
+          <w:i w:val="0"/>
           <w:sz w:val="21"/>
         </w:rPr>
         <w:t>；</w:t>
@@ -3035,70 +3915,90 @@
       </w:pPr>
       <w:r>
         <w:rPr>
-          <w:rFonts w:ascii="Consolas" w:hAnsi="Consolas" w:eastAsia="微软雅黑"/>
+          <w:rFonts w:ascii="Consolas" w:hAnsi="Consolas" w:eastAsia="微软雅黑" w:cs="Consolas"/>
+          <w:b w:val="0"/>
+          <w:i w:val="0"/>
           <w:sz w:val="19"/>
         </w:rPr>
         <w:t>ftFunctionDataToJson()</w:t>
       </w:r>
       <w:r>
         <w:rPr>
-          <w:rFonts w:ascii="宋体" w:hAnsi="宋体" w:eastAsia="宋体"/>
+          <w:rFonts w:ascii="Times New Roman" w:hAnsi="Times New Roman" w:eastAsia="宋体" w:cs="Times New Roman"/>
+          <w:b w:val="0"/>
+          <w:i w:val="0"/>
           <w:sz w:val="21"/>
         </w:rPr>
         <w:t xml:space="preserve"> / </w:t>
       </w:r>
       <w:r>
         <w:rPr>
-          <w:rFonts w:ascii="Consolas" w:hAnsi="Consolas" w:eastAsia="微软雅黑"/>
+          <w:rFonts w:ascii="Consolas" w:hAnsi="Consolas" w:eastAsia="微软雅黑" w:cs="Consolas"/>
+          <w:b w:val="0"/>
+          <w:i w:val="0"/>
           <w:sz w:val="19"/>
         </w:rPr>
         <w:t>ftFunctionDataFromJson()</w:t>
       </w:r>
       <w:r>
         <w:rPr>
-          <w:rFonts w:ascii="宋体" w:hAnsi="宋体" w:eastAsia="宋体"/>
+          <w:rFonts w:ascii="Times New Roman" w:hAnsi="Times New Roman" w:eastAsia="宋体" w:cs="Times New Roman"/>
+          <w:b w:val="0"/>
+          <w:i w:val="0"/>
           <w:sz w:val="21"/>
         </w:rPr>
         <w:t xml:space="preserve"> 加分支（字段读取用 </w:t>
       </w:r>
       <w:r>
         <w:rPr>
-          <w:rFonts w:ascii="Consolas" w:hAnsi="Consolas" w:eastAsia="微软雅黑"/>
+          <w:rFonts w:ascii="Consolas" w:hAnsi="Consolas" w:eastAsia="微软雅黑" w:cs="Consolas"/>
+          <w:b w:val="0"/>
+          <w:i w:val="0"/>
           <w:sz w:val="19"/>
         </w:rPr>
         <w:t>ftStrField/ftIntField</w:t>
       </w:r>
       <w:r>
         <w:rPr>
-          <w:rFonts w:ascii="宋体" w:hAnsi="宋体" w:eastAsia="宋体"/>
+          <w:rFonts w:ascii="Times New Roman" w:hAnsi="Times New Roman" w:eastAsia="宋体" w:cs="Times New Roman"/>
+          <w:b w:val="0"/>
+          <w:i w:val="0"/>
           <w:sz w:val="21"/>
         </w:rPr>
         <w:t>，缺省值显式给出；</w:t>
       </w:r>
       <w:r>
         <w:rPr>
-          <w:rFonts w:ascii="Consolas" w:hAnsi="Consolas" w:eastAsia="微软雅黑"/>
+          <w:rFonts w:ascii="Consolas" w:hAnsi="Consolas" w:eastAsia="微软雅黑" w:cs="Consolas"/>
+          <w:b w:val="0"/>
+          <w:i w:val="0"/>
           <w:sz w:val="19"/>
         </w:rPr>
         <w:t>advance</w:t>
       </w:r>
       <w:r>
         <w:rPr>
-          <w:rFonts w:ascii="宋体" w:hAnsi="宋体" w:eastAsia="宋体"/>
+          <w:rFonts w:ascii="Times New Roman" w:hAnsi="Times New Roman" w:eastAsia="宋体" w:cs="Times New Roman"/>
+          <w:b w:val="0"/>
+          <w:i w:val="0"/>
           <w:sz w:val="21"/>
         </w:rPr>
         <w:t xml:space="preserve"> 缺省时给 </w:t>
       </w:r>
       <w:r>
         <w:rPr>
-          <w:rFonts w:ascii="Consolas" w:hAnsi="Consolas" w:eastAsia="微软雅黑"/>
+          <w:rFonts w:ascii="Consolas" w:hAnsi="Consolas" w:eastAsia="微软雅黑" w:cs="Consolas"/>
+          <w:b w:val="0"/>
+          <w:i w:val="0"/>
           <w:sz w:val="19"/>
         </w:rPr>
         <w:t>FT_AdvanceConfig{}</w:t>
       </w:r>
       <w:r>
         <w:rPr>
-          <w:rFonts w:ascii="宋体" w:hAnsi="宋体" w:eastAsia="宋体"/>
+          <w:rFonts w:ascii="Times New Roman" w:hAnsi="Times New Roman" w:eastAsia="宋体" w:cs="Times New Roman"/>
+          <w:b w:val="0"/>
+          <w:i w:val="0"/>
           <w:sz w:val="21"/>
         </w:rPr>
         <w:t>）。</w:t>
@@ -3110,8 +4010,9 @@
       </w:pPr>
       <w:r>
         <w:rPr>
-          <w:rFonts w:ascii="宋体" w:hAnsi="宋体" w:eastAsia="宋体"/>
+          <w:rFonts w:ascii="Times New Roman" w:hAnsi="Times New Roman" w:eastAsia="宋体" w:cs="Times New Roman"/>
           <w:b/>
+          <w:i w:val="0"/>
           <w:sz w:val="21"/>
         </w:rPr>
         <w:t>FT_Edit.h/.cpp</w:t>
@@ -3124,28 +4025,36 @@
       </w:pPr>
       <w:r>
         <w:rPr>
-          <w:rFonts w:ascii="Consolas" w:hAnsi="Consolas" w:eastAsia="微软雅黑"/>
+          <w:rFonts w:ascii="Consolas" w:hAnsi="Consolas" w:eastAsia="微软雅黑" w:cs="Consolas"/>
+          <w:b w:val="0"/>
+          <w:i w:val="0"/>
           <w:sz w:val="19"/>
         </w:rPr>
         <w:t>NodeType</w:t>
       </w:r>
       <w:r>
         <w:rPr>
-          <w:rFonts w:ascii="宋体" w:hAnsi="宋体" w:eastAsia="宋体"/>
+          <w:rFonts w:ascii="Times New Roman" w:hAnsi="Times New Roman" w:eastAsia="宋体" w:cs="Times New Roman"/>
+          <w:b w:val="0"/>
+          <w:i w:val="0"/>
           <w:sz w:val="21"/>
         </w:rPr>
         <w:t xml:space="preserve"> 枚举加节点值；</w:t>
       </w:r>
       <w:r>
         <w:rPr>
-          <w:rFonts w:ascii="Consolas" w:hAnsi="Consolas" w:eastAsia="微软雅黑"/>
+          <w:rFonts w:ascii="Consolas" w:hAnsi="Consolas" w:eastAsia="微软雅黑" w:cs="Consolas"/>
+          <w:b w:val="0"/>
+          <w:i w:val="0"/>
           <w:sz w:val="19"/>
         </w:rPr>
         <w:t>buildTree()</w:t>
       </w:r>
       <w:r>
         <w:rPr>
-          <w:rFonts w:ascii="宋体" w:hAnsi="宋体" w:eastAsia="宋体"/>
+          <w:rFonts w:ascii="Times New Roman" w:hAnsi="Times New Roman" w:eastAsia="宋体" w:cs="Times New Roman"/>
+          <w:b w:val="0"/>
+          <w:i w:val="0"/>
           <w:sz w:val="21"/>
         </w:rPr>
         <w:t xml:space="preserve"> 加树节点；</w:t>
@@ -3158,14 +4067,18 @@
       </w:pPr>
       <w:r>
         <w:rPr>
-          <w:rFonts w:ascii="Consolas" w:hAnsi="Consolas" w:eastAsia="微软雅黑"/>
+          <w:rFonts w:ascii="Consolas" w:hAnsi="Consolas" w:eastAsia="微软雅黑" w:cs="Consolas"/>
+          <w:b w:val="0"/>
+          <w:i w:val="0"/>
           <w:sz w:val="19"/>
         </w:rPr>
         <w:t>typeNameFromNode()</w:t>
       </w:r>
       <w:r>
         <w:rPr>
-          <w:rFonts w:ascii="宋体" w:hAnsi="宋体" w:eastAsia="宋体"/>
+          <w:rFonts w:ascii="Times New Roman" w:hAnsi="Times New Roman" w:eastAsia="宋体" w:cs="Times New Roman"/>
+          <w:b w:val="0"/>
+          <w:i w:val="0"/>
           <w:sz w:val="21"/>
         </w:rPr>
         <w:t xml:space="preserve"> 加映射；</w:t>
@@ -3178,22 +4091,27 @@
       </w:pPr>
       <w:r>
         <w:rPr>
-          <w:rFonts w:ascii="宋体" w:hAnsi="宋体" w:eastAsia="宋体"/>
+          <w:rFonts w:ascii="Times New Roman" w:hAnsi="Times New Roman" w:eastAsia="宋体" w:cs="Times New Roman"/>
+          <w:b w:val="0"/>
+          <w:i w:val="0"/>
           <w:sz w:val="21"/>
         </w:rPr>
         <w:t>树右键菜单、列表空白菜单、组菜单、命令"Insert After"子菜单四处入口按需加项（</w:t>
       </w:r>
       <w:r>
         <w:rPr>
-          <w:rFonts w:ascii="宋体" w:hAnsi="宋体" w:eastAsia="宋体"/>
+          <w:rFonts w:ascii="Times New Roman" w:hAnsi="Times New Roman" w:eastAsia="宋体" w:cs="Times New Roman"/>
           <w:b/>
+          <w:i w:val="0"/>
           <w:sz w:val="21"/>
         </w:rPr>
         <w:t>入口归属规则见 5.2</w:t>
       </w:r>
       <w:r>
         <w:rPr>
-          <w:rFonts w:ascii="宋体" w:hAnsi="宋体" w:eastAsia="宋体"/>
+          <w:rFonts w:ascii="Times New Roman" w:hAnsi="Times New Roman" w:eastAsia="宋体" w:cs="Times New Roman"/>
+          <w:b w:val="0"/>
+          <w:i w:val="0"/>
           <w:sz w:val="21"/>
         </w:rPr>
         <w:t>）；</w:t>
@@ -3206,49 +4124,63 @@
       </w:pPr>
       <w:r>
         <w:rPr>
-          <w:rFonts w:ascii="宋体" w:hAnsi="宋体" w:eastAsia="宋体"/>
+          <w:rFonts w:ascii="Times New Roman" w:hAnsi="Times New Roman" w:eastAsia="宋体" w:cs="Times New Roman"/>
+          <w:b w:val="0"/>
+          <w:i w:val="0"/>
           <w:sz w:val="21"/>
         </w:rPr>
         <w:t xml:space="preserve">需要"新建独立 Step"时加 </w:t>
       </w:r>
       <w:r>
         <w:rPr>
-          <w:rFonts w:ascii="Consolas" w:hAnsi="Consolas" w:eastAsia="微软雅黑"/>
+          <w:rFonts w:ascii="Consolas" w:hAnsi="Consolas" w:eastAsia="微软雅黑" w:cs="Consolas"/>
+          <w:b w:val="0"/>
+          <w:i w:val="0"/>
           <w:sz w:val="19"/>
         </w:rPr>
         <w:t>addSpiItem()</w:t>
       </w:r>
       <w:r>
         <w:rPr>
-          <w:rFonts w:ascii="宋体" w:hAnsi="宋体" w:eastAsia="宋体"/>
+          <w:rFonts w:ascii="Times New Roman" w:hAnsi="Times New Roman" w:eastAsia="宋体" w:cs="Times New Roman"/>
+          <w:b w:val="0"/>
+          <w:i w:val="0"/>
           <w:sz w:val="21"/>
         </w:rPr>
         <w:t xml:space="preserve">（仿照 </w:t>
       </w:r>
       <w:r>
         <w:rPr>
-          <w:rFonts w:ascii="Consolas" w:hAnsi="Consolas" w:eastAsia="微软雅黑"/>
+          <w:rFonts w:ascii="Consolas" w:hAnsi="Consolas" w:eastAsia="微软雅黑" w:cs="Consolas"/>
+          <w:b w:val="0"/>
+          <w:i w:val="0"/>
           <w:sz w:val="19"/>
         </w:rPr>
         <w:t>addTboxItem</w:t>
       </w:r>
       <w:r>
         <w:rPr>
-          <w:rFonts w:ascii="宋体" w:hAnsi="宋体" w:eastAsia="宋体"/>
+          <w:rFonts w:ascii="Times New Roman" w:hAnsi="Times New Roman" w:eastAsia="宋体" w:cs="Times New Roman"/>
+          <w:b w:val="0"/>
+          <w:i w:val="0"/>
           <w:sz w:val="21"/>
         </w:rPr>
         <w:t xml:space="preserve">）；"加入当前 Step"复用 </w:t>
       </w:r>
       <w:r>
         <w:rPr>
-          <w:rFonts w:ascii="Consolas" w:hAnsi="Consolas" w:eastAsia="微软雅黑"/>
+          <w:rFonts w:ascii="Consolas" w:hAnsi="Consolas" w:eastAsia="微软雅黑" w:cs="Consolas"/>
+          <w:b w:val="0"/>
+          <w:i w:val="0"/>
           <w:sz w:val="19"/>
         </w:rPr>
         <w:t>addCommandToCurrentStep(kFtTypeSpi)</w:t>
       </w:r>
       <w:r>
         <w:rPr>
-          <w:rFonts w:ascii="宋体" w:hAnsi="宋体" w:eastAsia="宋体"/>
+          <w:rFonts w:ascii="Times New Roman" w:hAnsi="Times New Roman" w:eastAsia="宋体" w:cs="Times New Roman"/>
+          <w:b w:val="0"/>
+          <w:i w:val="0"/>
           <w:sz w:val="21"/>
         </w:rPr>
         <w:t>，无需新函数。</w:t>
@@ -3260,43 +4192,54 @@
       </w:pPr>
       <w:r>
         <w:rPr>
-          <w:rFonts w:ascii="宋体" w:hAnsi="宋体" w:eastAsia="宋体"/>
+          <w:rFonts w:ascii="Times New Roman" w:hAnsi="Times New Roman" w:eastAsia="宋体" w:cs="Times New Roman"/>
           <w:b/>
+          <w:i w:val="0"/>
           <w:sz w:val="21"/>
         </w:rPr>
         <w:t>校验</w:t>
       </w:r>
       <w:r>
         <w:rPr>
-          <w:rFonts w:ascii="宋体" w:hAnsi="宋体" w:eastAsia="宋体"/>
+          <w:rFonts w:ascii="Times New Roman" w:hAnsi="Times New Roman" w:eastAsia="宋体" w:cs="Times New Roman"/>
+          <w:b w:val="0"/>
+          <w:i w:val="0"/>
           <w:sz w:val="21"/>
         </w:rPr>
         <w:t xml:space="preserve">：新字段含 HEX 时，在 </w:t>
       </w:r>
       <w:r>
         <w:rPr>
-          <w:rFonts w:ascii="Consolas" w:hAnsi="Consolas" w:eastAsia="微软雅黑"/>
+          <w:rFonts w:ascii="Consolas" w:hAnsi="Consolas" w:eastAsia="微软雅黑" w:cs="Consolas"/>
+          <w:b w:val="0"/>
+          <w:i w:val="0"/>
           <w:sz w:val="19"/>
         </w:rPr>
         <w:t>FT_Edit::exportConfig()</w:t>
       </w:r>
       <w:r>
         <w:rPr>
-          <w:rFonts w:ascii="宋体" w:hAnsi="宋体" w:eastAsia="宋体"/>
+          <w:rFonts w:ascii="Times New Roman" w:hAnsi="Times New Roman" w:eastAsia="宋体" w:cs="Times New Roman"/>
+          <w:b w:val="0"/>
+          <w:i w:val="0"/>
           <w:sz w:val="21"/>
         </w:rPr>
         <w:t xml:space="preserve"> 的校验循环与 </w:t>
       </w:r>
       <w:r>
         <w:rPr>
-          <w:rFonts w:ascii="Consolas" w:hAnsi="Consolas" w:eastAsia="微软雅黑"/>
+          <w:rFonts w:ascii="Consolas" w:hAnsi="Consolas" w:eastAsia="微软雅黑" w:cs="Consolas"/>
+          <w:b w:val="0"/>
+          <w:i w:val="0"/>
           <w:sz w:val="19"/>
         </w:rPr>
         <w:t>FT_Project::validatePayloadHex()</w:t>
       </w:r>
       <w:r>
         <w:rPr>
-          <w:rFonts w:ascii="宋体" w:hAnsi="宋体" w:eastAsia="宋体"/>
+          <w:rFonts w:ascii="Times New Roman" w:hAnsi="Times New Roman" w:eastAsia="宋体" w:cs="Times New Roman"/>
+          <w:b w:val="0"/>
+          <w:i w:val="0"/>
           <w:sz w:val="21"/>
         </w:rPr>
         <w:t xml:space="preserve"> 中补分支（两处校验语义保持一致）。</w:t>
@@ -3308,29 +4251,36 @@
       </w:pPr>
       <w:r>
         <w:rPr>
-          <w:rFonts w:ascii="宋体" w:hAnsi="宋体" w:eastAsia="宋体"/>
+          <w:rFonts w:ascii="Times New Roman" w:hAnsi="Times New Roman" w:eastAsia="宋体" w:cs="Times New Roman"/>
           <w:b/>
+          <w:i w:val="0"/>
           <w:sz w:val="21"/>
         </w:rPr>
         <w:t>CMakeLists.txt</w:t>
       </w:r>
       <w:r>
         <w:rPr>
-          <w:rFonts w:ascii="宋体" w:hAnsi="宋体" w:eastAsia="宋体"/>
+          <w:rFonts w:ascii="Times New Roman" w:hAnsi="Times New Roman" w:eastAsia="宋体" w:cs="Times New Roman"/>
+          <w:b w:val="0"/>
+          <w:i w:val="0"/>
           <w:sz w:val="21"/>
         </w:rPr>
         <w:t xml:space="preserve">：如果新增了独立 .cpp/.h，登记进 </w:t>
       </w:r>
       <w:r>
         <w:rPr>
-          <w:rFonts w:ascii="Consolas" w:hAnsi="Consolas" w:eastAsia="微软雅黑"/>
+          <w:rFonts w:ascii="Consolas" w:hAnsi="Consolas" w:eastAsia="微软雅黑" w:cs="Consolas"/>
+          <w:b w:val="0"/>
+          <w:i w:val="0"/>
           <w:sz w:val="19"/>
         </w:rPr>
         <w:t>add_executable</w:t>
       </w:r>
       <w:r>
         <w:rPr>
-          <w:rFonts w:ascii="宋体" w:hAnsi="宋体" w:eastAsia="宋体"/>
+          <w:rFonts w:ascii="Times New Roman" w:hAnsi="Times New Roman" w:eastAsia="宋体" w:cs="Times New Roman"/>
+          <w:b w:val="0"/>
+          <w:i w:val="0"/>
           <w:sz w:val="21"/>
         </w:rPr>
         <w:t>（命令子类若按惯例写进 FT_Function.cpp 则无需改）。</w:t>
@@ -3342,36 +4292,45 @@
       </w:pPr>
       <w:r>
         <w:rPr>
-          <w:rFonts w:ascii="宋体" w:hAnsi="宋体" w:eastAsia="宋体"/>
+          <w:rFonts w:ascii="Times New Roman" w:hAnsi="Times New Roman" w:eastAsia="宋体" w:cs="Times New Roman"/>
+          <w:b w:val="0"/>
+          <w:i w:val="0"/>
           <w:sz w:val="21"/>
         </w:rPr>
         <w:t>配置格式版本：纯新增可选字段/新增命令类型</w:t>
       </w:r>
       <w:r>
         <w:rPr>
-          <w:rFonts w:ascii="宋体" w:hAnsi="宋体" w:eastAsia="宋体"/>
+          <w:rFonts w:ascii="Times New Roman" w:hAnsi="Times New Roman" w:eastAsia="宋体" w:cs="Times New Roman"/>
           <w:b/>
+          <w:i w:val="0"/>
           <w:sz w:val="21"/>
         </w:rPr>
         <w:t>不需要</w:t>
       </w:r>
       <w:r>
         <w:rPr>
-          <w:rFonts w:ascii="宋体" w:hAnsi="宋体" w:eastAsia="宋体"/>
+          <w:rFonts w:ascii="Times New Roman" w:hAnsi="Times New Roman" w:eastAsia="宋体" w:cs="Times New Roman"/>
+          <w:b w:val="0"/>
+          <w:i w:val="0"/>
           <w:sz w:val="21"/>
         </w:rPr>
         <w:t xml:space="preserve">升 </w:t>
       </w:r>
       <w:r>
         <w:rPr>
-          <w:rFonts w:ascii="Consolas" w:hAnsi="Consolas" w:eastAsia="微软雅黑"/>
+          <w:rFonts w:ascii="Consolas" w:hAnsi="Consolas" w:eastAsia="微软雅黑" w:cs="Consolas"/>
+          <w:b w:val="0"/>
+          <w:i w:val="0"/>
           <w:sz w:val="19"/>
         </w:rPr>
         <w:t>kFtConfigVersion</w:t>
       </w:r>
       <w:r>
         <w:rPr>
-          <w:rFonts w:ascii="宋体" w:hAnsi="宋体" w:eastAsia="宋体"/>
+          <w:rFonts w:ascii="Times New Roman" w:hAnsi="Times New Roman" w:eastAsia="宋体" w:cs="Times New Roman"/>
+          <w:b w:val="0"/>
+          <w:i w:val="0"/>
           <w:sz w:val="21"/>
         </w:rPr>
         <w:t>（旧执行端会忽略未知 type）；若修改了既有字段语义再递增，并在读取侧写兼容。</w:t>
@@ -3383,7 +4342,9 @@
       </w:pPr>
       <w:r>
         <w:rPr>
-          <w:rFonts w:ascii="宋体" w:hAnsi="宋体" w:eastAsia="宋体"/>
+          <w:rFonts w:ascii="Times New Roman" w:hAnsi="Times New Roman" w:eastAsia="宋体" w:cs="Times New Roman"/>
+          <w:b w:val="0"/>
+          <w:i w:val="0"/>
           <w:sz w:val="21"/>
         </w:rPr>
         <w:t>全量构建 + 冒烟 + 用新类型保存/加载往返验证。</w:t>
@@ -3395,6 +4356,82 @@
       </w:pPr>
       <w:r>
         <w:t>5.2 入口归属规则（加菜单动作时必须遵守）</w:t>
+      </w:r>
+    </w:p>
+    <w:p>
+      <w:pPr>
+        <w:spacing w:before="120" w:after="40"/>
+        <w:jc w:val="center"/>
+      </w:pPr>
+      <w:r>
+        <w:rPr>
+          <w:rFonts w:ascii="黑体" w:hAnsi="黑体" w:eastAsia="黑体" w:cs="黑体"/>
+          <w:b/>
+          <w:i w:val="0"/>
+          <w:color w:val="1F4E79"/>
+          <w:sz w:val="18"/>
+        </w:rPr>
+        <w:t xml:space="preserve">表 </w:t>
+      </w:r>
+      <w:r>
+        <w:rPr>
+          <w:rFonts w:ascii="Times New Roman" w:hAnsi="Times New Roman" w:eastAsia="黑体" w:cs="Times New Roman"/>
+          <w:b w:val="0"/>
+          <w:i w:val="0"/>
+          <w:color w:val="1F4E79"/>
+          <w:sz w:val="18"/>
+        </w:rPr>
+        <w:fldChar w:fldCharType="begin"/>
+      </w:r>
+      <w:r>
+        <w:rPr>
+          <w:rFonts w:ascii="Times New Roman" w:hAnsi="Times New Roman" w:eastAsia="黑体" w:cs="Times New Roman"/>
+          <w:b w:val="0"/>
+          <w:i w:val="0"/>
+          <w:color w:val="1F4E79"/>
+          <w:sz w:val="18"/>
+        </w:rPr>
+        <w:instrText xml:space="preserve"> SEQ Table \* ARABIC </w:instrText>
+      </w:r>
+      <w:r>
+        <w:rPr>
+          <w:rFonts w:ascii="Times New Roman" w:hAnsi="Times New Roman" w:eastAsia="黑体" w:cs="Times New Roman"/>
+          <w:b w:val="0"/>
+          <w:i w:val="0"/>
+          <w:color w:val="1F4E79"/>
+          <w:sz w:val="18"/>
+        </w:rPr>
+        <w:fldChar w:fldCharType="separate"/>
+      </w:r>
+      <w:r>
+        <w:rPr>
+          <w:rFonts w:ascii="Times New Roman" w:hAnsi="Times New Roman" w:eastAsia="黑体" w:cs="Times New Roman"/>
+          <w:b w:val="0"/>
+          <w:i w:val="0"/>
+          <w:color w:val="1F4E79"/>
+          <w:sz w:val="18"/>
+        </w:rPr>
+        <w:t>3</w:t>
+      </w:r>
+      <w:r>
+        <w:rPr>
+          <w:rFonts w:ascii="Times New Roman" w:hAnsi="Times New Roman" w:eastAsia="黑体" w:cs="Times New Roman"/>
+          <w:b w:val="0"/>
+          <w:i w:val="0"/>
+          <w:color w:val="1F4E79"/>
+          <w:sz w:val="18"/>
+        </w:rPr>
+        <w:fldChar w:fldCharType="end"/>
+      </w:r>
+      <w:r>
+        <w:rPr>
+          <w:rFonts w:ascii="黑体" w:hAnsi="黑体" w:eastAsia="黑体" w:cs="黑体"/>
+          <w:b/>
+          <w:i w:val="0"/>
+          <w:color w:val="1F4E79"/>
+          <w:sz w:val="18"/>
+        </w:rPr>
+        <w:t xml:space="preserve">  入口归属规则（加菜单动作时必须遵守）</w:t>
       </w:r>
     </w:p>
     <w:tbl>
@@ -3406,13 +4443,17 @@
         <w:tblLook w:firstColumn="1" w:firstRow="1" w:lastColumn="0" w:lastRow="0" w:noHBand="0" w:noVBand="1" w:val="04A0"/>
       </w:tblPr>
       <w:tblGrid>
-        <w:gridCol w:w="4536"/>
-        <w:gridCol w:w="4536"/>
+        <w:gridCol w:w="4649"/>
+        <w:gridCol w:w="4649"/>
       </w:tblGrid>
       <w:tr>
+        <w:trPr>
+          <w:tblHeader w:val="true"/>
+        </w:trPr>
         <w:tc>
           <w:tcPr>
-            <w:tcW w:type="dxa" w:w="4536"/>
+            <w:tcW w:type="dxa" w:w="4649"/>
+            <w:vAlign w:val="center"/>
             <w:shd w:val="clear" w:fill="1F4E79"/>
           </w:tcPr>
           <w:p>
@@ -3421,14 +4462,9 @@
             </w:pPr>
             <w:r>
               <w:rPr>
+                <w:rFonts w:ascii="Times New Roman" w:hAnsi="Times New Roman" w:eastAsia="宋体" w:cs="Times New Roman"/>
                 <w:b/>
-                <w:color w:val="FFFFFF"/>
-              </w:rPr>
-            </w:r>
-            <w:r>
-              <w:rPr>
-                <w:rFonts w:ascii="宋体" w:hAnsi="宋体" w:eastAsia="宋体"/>
-                <w:b/>
+                <w:i w:val="0"/>
                 <w:color w:val="FFFFFF"/>
                 <w:sz w:val="18"/>
               </w:rPr>
@@ -3438,7 +4474,8 @@
         </w:tc>
         <w:tc>
           <w:tcPr>
-            <w:tcW w:type="dxa" w:w="4536"/>
+            <w:tcW w:type="dxa" w:w="4649"/>
+            <w:vAlign w:val="center"/>
             <w:shd w:val="clear" w:fill="1F4E79"/>
           </w:tcPr>
           <w:p>
@@ -3447,14 +4484,9 @@
             </w:pPr>
             <w:r>
               <w:rPr>
+                <w:rFonts w:ascii="Times New Roman" w:hAnsi="Times New Roman" w:eastAsia="宋体" w:cs="Times New Roman"/>
                 <w:b/>
-                <w:color w:val="FFFFFF"/>
-              </w:rPr>
-            </w:r>
-            <w:r>
-              <w:rPr>
-                <w:rFonts w:ascii="宋体" w:hAnsi="宋体" w:eastAsia="宋体"/>
-                <w:b/>
+                <w:i w:val="0"/>
                 <w:color w:val="FFFFFF"/>
                 <w:sz w:val="18"/>
               </w:rPr>
@@ -3466,16 +4498,18 @@
       <w:tr>
         <w:tc>
           <w:tcPr>
-            <w:tcW w:type="dxa" w:w="4536"/>
+            <w:tcW w:type="dxa" w:w="4649"/>
+            <w:vAlign w:val="center"/>
           </w:tcPr>
           <w:p>
             <w:pPr>
               <w:spacing w:before="20" w:after="20"/>
             </w:pPr>
-            <w:r/>
             <w:r>
               <w:rPr>
-                <w:rFonts w:ascii="宋体" w:hAnsi="宋体" w:eastAsia="宋体"/>
+                <w:rFonts w:ascii="Times New Roman" w:hAnsi="Times New Roman" w:eastAsia="宋体" w:cs="Times New Roman"/>
+                <w:b w:val="0"/>
+                <w:i w:val="0"/>
                 <w:sz w:val="18"/>
               </w:rPr>
               <w:t>新建一个独立 Step</w:t>
@@ -3484,30 +4518,36 @@
         </w:tc>
         <w:tc>
           <w:tcPr>
-            <w:tcW w:type="dxa" w:w="4536"/>
+            <w:tcW w:type="dxa" w:w="4649"/>
+            <w:vAlign w:val="center"/>
           </w:tcPr>
           <w:p>
             <w:pPr>
               <w:spacing w:before="20" w:after="20"/>
             </w:pPr>
-            <w:r/>
             <w:r>
               <w:rPr>
-                <w:rFonts w:ascii="宋体" w:hAnsi="宋体" w:eastAsia="宋体"/>
+                <w:rFonts w:ascii="Times New Roman" w:hAnsi="Times New Roman" w:eastAsia="宋体" w:cs="Times New Roman"/>
+                <w:b w:val="0"/>
+                <w:i w:val="0"/>
                 <w:sz w:val="18"/>
               </w:rPr>
               <w:t>列表空白菜单（</w:t>
             </w:r>
             <w:r>
               <w:rPr>
-                <w:rFonts w:ascii="Consolas" w:hAnsi="Consolas" w:eastAsia="微软雅黑"/>
+                <w:rFonts w:ascii="Consolas" w:hAnsi="Consolas" w:eastAsia="微软雅黑" w:cs="Consolas"/>
+                <w:b w:val="0"/>
+                <w:i w:val="0"/>
                 <w:sz w:val="16"/>
               </w:rPr>
               <w:t>New Step with ...</w:t>
             </w:r>
             <w:r>
               <w:rPr>
-                <w:rFonts w:ascii="宋体" w:hAnsi="宋体" w:eastAsia="宋体"/>
+                <w:rFonts w:ascii="Times New Roman" w:hAnsi="Times New Roman" w:eastAsia="宋体" w:cs="Times New Roman"/>
+                <w:b w:val="0"/>
+                <w:i w:val="0"/>
                 <w:sz w:val="18"/>
               </w:rPr>
               <w:t>，图标 SP_FileDialogNewFolder）/工具栏 Insert</w:t>
@@ -3518,16 +4558,19 @@
       <w:tr>
         <w:tc>
           <w:tcPr>
-            <w:tcW w:type="dxa" w:w="4536"/>
+            <w:tcW w:type="dxa" w:w="4649"/>
+            <w:vAlign w:val="center"/>
+            <w:shd w:val="clear" w:fill="F4F8FD"/>
           </w:tcPr>
           <w:p>
             <w:pPr>
               <w:spacing w:before="20" w:after="20"/>
             </w:pPr>
-            <w:r/>
             <w:r>
               <w:rPr>
-                <w:rFonts w:ascii="宋体" w:hAnsi="宋体" w:eastAsia="宋体"/>
+                <w:rFonts w:ascii="Times New Roman" w:hAnsi="Times New Roman" w:eastAsia="宋体" w:cs="Times New Roman"/>
+                <w:b w:val="0"/>
+                <w:i w:val="0"/>
                 <w:sz w:val="18"/>
               </w:rPr>
               <w:t>在当前 Step 组内加命令</w:t>
@@ -3536,16 +4579,19 @@
         </w:tc>
         <w:tc>
           <w:tcPr>
-            <w:tcW w:type="dxa" w:w="4536"/>
+            <w:tcW w:type="dxa" w:w="4649"/>
+            <w:vAlign w:val="center"/>
+            <w:shd w:val="clear" w:fill="F4F8FD"/>
           </w:tcPr>
           <w:p>
             <w:pPr>
               <w:spacing w:before="20" w:after="20"/>
             </w:pPr>
-            <w:r/>
             <w:r>
               <w:rPr>
-                <w:rFonts w:ascii="宋体" w:hAnsi="宋体" w:eastAsia="宋体"/>
+                <w:rFonts w:ascii="Times New Roman" w:hAnsi="Times New Roman" w:eastAsia="宋体" w:cs="Times New Roman"/>
+                <w:b w:val="0"/>
+                <w:i w:val="0"/>
                 <w:sz w:val="18"/>
               </w:rPr>
               <w:t>左树双击/右键（加入选中 Step 组尾）、组空白菜单（按 hitTest 落点）</w:t>
@@ -3556,16 +4602,18 @@
       <w:tr>
         <w:tc>
           <w:tcPr>
-            <w:tcW w:type="dxa" w:w="4536"/>
+            <w:tcW w:type="dxa" w:w="4649"/>
+            <w:vAlign w:val="center"/>
           </w:tcPr>
           <w:p>
             <w:pPr>
               <w:spacing w:before="20" w:after="20"/>
             </w:pPr>
-            <w:r/>
             <w:r>
               <w:rPr>
-                <w:rFonts w:ascii="宋体" w:hAnsi="宋体" w:eastAsia="宋体"/>
+                <w:rFonts w:ascii="Times New Roman" w:hAnsi="Times New Roman" w:eastAsia="宋体" w:cs="Times New Roman"/>
+                <w:b w:val="0"/>
+                <w:i w:val="0"/>
                 <w:sz w:val="18"/>
               </w:rPr>
               <w:t>在某条命令之后插命令</w:t>
@@ -3574,30 +4622,36 @@
         </w:tc>
         <w:tc>
           <w:tcPr>
-            <w:tcW w:type="dxa" w:w="4536"/>
+            <w:tcW w:type="dxa" w:w="4649"/>
+            <w:vAlign w:val="center"/>
           </w:tcPr>
           <w:p>
             <w:pPr>
               <w:spacing w:before="20" w:after="20"/>
             </w:pPr>
-            <w:r/>
             <w:r>
               <w:rPr>
-                <w:rFonts w:ascii="宋体" w:hAnsi="宋体" w:eastAsia="宋体"/>
+                <w:rFonts w:ascii="Times New Roman" w:hAnsi="Times New Roman" w:eastAsia="宋体" w:cs="Times New Roman"/>
+                <w:b w:val="0"/>
+                <w:i w:val="0"/>
                 <w:sz w:val="18"/>
               </w:rPr>
               <w:t xml:space="preserve">命令菜单 </w:t>
             </w:r>
             <w:r>
               <w:rPr>
-                <w:rFonts w:ascii="Consolas" w:hAnsi="Consolas" w:eastAsia="微软雅黑"/>
+                <w:rFonts w:ascii="Consolas" w:hAnsi="Consolas" w:eastAsia="微软雅黑" w:cs="Consolas"/>
+                <w:b w:val="0"/>
+                <w:i w:val="0"/>
                 <w:sz w:val="16"/>
               </w:rPr>
               <w:t>Insert Command After ▶</w:t>
             </w:r>
             <w:r>
               <w:rPr>
-                <w:rFonts w:ascii="宋体" w:hAnsi="宋体" w:eastAsia="宋体"/>
+                <w:rFonts w:ascii="Times New Roman" w:hAnsi="Times New Roman" w:eastAsia="宋体" w:cs="Times New Roman"/>
+                <w:b w:val="0"/>
+                <w:i w:val="0"/>
                 <w:sz w:val="18"/>
               </w:rPr>
               <w:t xml:space="preserve"> 子菜单（解决组被填满无空白可点）</w:t>
@@ -3608,16 +4662,19 @@
       <w:tr>
         <w:tc>
           <w:tcPr>
-            <w:tcW w:type="dxa" w:w="4536"/>
+            <w:tcW w:type="dxa" w:w="4649"/>
+            <w:vAlign w:val="center"/>
+            <w:shd w:val="clear" w:fill="F4F8FD"/>
           </w:tcPr>
           <w:p>
             <w:pPr>
               <w:spacing w:before="20" w:after="20"/>
             </w:pPr>
-            <w:r/>
             <w:r>
               <w:rPr>
-                <w:rFonts w:ascii="宋体" w:hAnsi="宋体" w:eastAsia="宋体"/>
+                <w:rFonts w:ascii="Times New Roman" w:hAnsi="Times New Roman" w:eastAsia="宋体" w:cs="Times New Roman"/>
+                <w:b w:val="0"/>
+                <w:i w:val="0"/>
                 <w:sz w:val="18"/>
               </w:rPr>
               <w:t>命令级动作（换行/移动/删除/判定）</w:t>
@@ -3626,23 +4683,28 @@
         </w:tc>
         <w:tc>
           <w:tcPr>
-            <w:tcW w:type="dxa" w:w="4536"/>
+            <w:tcW w:type="dxa" w:w="4649"/>
+            <w:vAlign w:val="center"/>
+            <w:shd w:val="clear" w:fill="F4F8FD"/>
           </w:tcPr>
           <w:p>
             <w:pPr>
               <w:spacing w:before="20" w:after="20"/>
             </w:pPr>
-            <w:r/>
             <w:r>
               <w:rPr>
-                <w:rFonts w:ascii="宋体" w:hAnsi="宋体" w:eastAsia="宋体"/>
+                <w:rFonts w:ascii="Times New Roman" w:hAnsi="Times New Roman" w:eastAsia="宋体" w:cs="Times New Roman"/>
+                <w:b w:val="0"/>
+                <w:i w:val="0"/>
                 <w:sz w:val="18"/>
               </w:rPr>
               <w:t xml:space="preserve">命令菜单 </w:t>
             </w:r>
             <w:r>
               <w:rPr>
-                <w:rFonts w:ascii="Consolas" w:hAnsi="Consolas" w:eastAsia="微软雅黑"/>
+                <w:rFonts w:ascii="Consolas" w:hAnsi="Consolas" w:eastAsia="微软雅黑" w:cs="Consolas"/>
+                <w:b w:val="0"/>
+                <w:i w:val="0"/>
                 <w:sz w:val="16"/>
               </w:rPr>
               <w:t>showCommandMenu</w:t>
@@ -3653,16 +4715,18 @@
       <w:tr>
         <w:tc>
           <w:tcPr>
-            <w:tcW w:type="dxa" w:w="4536"/>
+            <w:tcW w:type="dxa" w:w="4649"/>
+            <w:vAlign w:val="center"/>
           </w:tcPr>
           <w:p>
             <w:pPr>
               <w:spacing w:before="20" w:after="20"/>
             </w:pPr>
-            <w:r/>
             <w:r>
               <w:rPr>
-                <w:rFonts w:ascii="宋体" w:hAnsi="宋体" w:eastAsia="宋体"/>
+                <w:rFonts w:ascii="Times New Roman" w:hAnsi="Times New Roman" w:eastAsia="宋体" w:cs="Times New Roman"/>
+                <w:b w:val="0"/>
+                <w:i w:val="0"/>
                 <w:sz w:val="18"/>
               </w:rPr>
               <w:t>Step 级动作（上下移/拆分/合并/删除）</w:t>
@@ -3671,16 +4735,18 @@
         </w:tc>
         <w:tc>
           <w:tcPr>
-            <w:tcW w:type="dxa" w:w="4536"/>
+            <w:tcW w:type="dxa" w:w="4649"/>
+            <w:vAlign w:val="center"/>
           </w:tcPr>
           <w:p>
             <w:pPr>
               <w:spacing w:before="20" w:after="20"/>
             </w:pPr>
-            <w:r/>
             <w:r>
               <w:rPr>
-                <w:rFonts w:ascii="宋体" w:hAnsi="宋体" w:eastAsia="宋体"/>
+                <w:rFonts w:ascii="Times New Roman" w:hAnsi="Times New Roman" w:eastAsia="宋体" w:cs="Times New Roman"/>
+                <w:b w:val="0"/>
+                <w:i w:val="0"/>
                 <w:sz w:val="18"/>
               </w:rPr>
               <w:t>Step 菜单、组菜单分隔线下方（组菜单只放"其后插空 Step / 与下一 Step 合并"两个与位置相关的）</w:t>
@@ -3695,12 +4761,11 @@
       </w:pPr>
     </w:p>
     <w:p>
-      <w:pPr>
-        <w:ind w:firstLine="0"/>
-      </w:pPr>
-      <w:r>
-        <w:rPr>
-          <w:rFonts w:ascii="宋体" w:hAnsi="宋体" w:eastAsia="宋体"/>
+      <w:r>
+        <w:rPr>
+          <w:rFonts w:ascii="Times New Roman" w:hAnsi="Times New Roman" w:eastAsia="宋体" w:cs="Times New Roman"/>
+          <w:b w:val="0"/>
+          <w:i w:val="0"/>
           <w:sz w:val="21"/>
         </w:rPr>
         <w:t>不要在 Step 层放"加命令"动作，也不要在命令菜单里放"新建 Step"——保持"对象与入口一致"。</w:t>
@@ -3720,7 +4785,9 @@
       </w:pPr>
       <w:r>
         <w:rPr>
-          <w:rFonts w:ascii="宋体" w:hAnsi="宋体" w:eastAsia="宋体"/>
+          <w:rFonts w:ascii="Times New Roman" w:hAnsi="Times New Roman" w:eastAsia="宋体" w:cs="Times New Roman"/>
+          <w:b w:val="0"/>
+          <w:i w:val="0"/>
           <w:sz w:val="21"/>
         </w:rPr>
         <w:t>结构体加字段并给默认值（FT_Type.h）；</w:t>
@@ -3732,14 +4799,18 @@
       </w:pPr>
       <w:r>
         <w:rPr>
-          <w:rFonts w:ascii="Consolas" w:hAnsi="Consolas" w:eastAsia="微软雅黑"/>
+          <w:rFonts w:ascii="Consolas" w:hAnsi="Consolas" w:eastAsia="微软雅黑" w:cs="Consolas"/>
+          <w:b w:val="0"/>
+          <w:i w:val="0"/>
           <w:sz w:val="19"/>
         </w:rPr>
         <w:t>ftXxxToJson/FromJson</w:t>
       </w:r>
       <w:r>
         <w:rPr>
-          <w:rFonts w:ascii="宋体" w:hAnsi="宋体" w:eastAsia="宋体"/>
+          <w:rFonts w:ascii="Times New Roman" w:hAnsi="Times New Roman" w:eastAsia="宋体" w:cs="Times New Roman"/>
+          <w:b w:val="0"/>
+          <w:i w:val="0"/>
           <w:sz w:val="21"/>
         </w:rPr>
         <w:t xml:space="preserve"> 加键，读取必须带 fallback；</w:t>
@@ -3751,49 +4822,63 @@
       </w:pPr>
       <w:r>
         <w:rPr>
-          <w:rFonts w:ascii="宋体" w:hAnsi="宋体" w:eastAsia="宋体"/>
+          <w:rFonts w:ascii="Times New Roman" w:hAnsi="Times New Roman" w:eastAsia="宋体" w:cs="Times New Roman"/>
+          <w:b w:val="0"/>
+          <w:i w:val="0"/>
           <w:sz w:val="21"/>
         </w:rPr>
         <w:t xml:space="preserve">控件在对应 </w:t>
       </w:r>
       <w:r>
         <w:rPr>
-          <w:rFonts w:ascii="Consolas" w:hAnsi="Consolas" w:eastAsia="微软雅黑"/>
+          <w:rFonts w:ascii="Consolas" w:hAnsi="Consolas" w:eastAsia="微软雅黑" w:cs="Consolas"/>
+          <w:b w:val="0"/>
+          <w:i w:val="0"/>
           <w:sz w:val="19"/>
         </w:rPr>
         <w:t>FT_Function</w:t>
       </w:r>
       <w:r>
         <w:rPr>
-          <w:rFonts w:ascii="宋体" w:hAnsi="宋体" w:eastAsia="宋体"/>
+          <w:rFonts w:ascii="Times New Roman" w:hAnsi="Times New Roman" w:eastAsia="宋体" w:cs="Times New Roman"/>
+          <w:b w:val="0"/>
+          <w:i w:val="0"/>
           <w:sz w:val="21"/>
         </w:rPr>
         <w:t xml:space="preserve"> 子类或 </w:t>
       </w:r>
       <w:r>
         <w:rPr>
-          <w:rFonts w:ascii="Consolas" w:hAnsi="Consolas" w:eastAsia="微软雅黑"/>
+          <w:rFonts w:ascii="Consolas" w:hAnsi="Consolas" w:eastAsia="微软雅黑" w:cs="Consolas"/>
+          <w:b w:val="0"/>
+          <w:i w:val="0"/>
           <w:sz w:val="19"/>
         </w:rPr>
         <w:t>FT_FunctionItem</w:t>
       </w:r>
       <w:r>
         <w:rPr>
-          <w:rFonts w:ascii="宋体" w:hAnsi="宋体" w:eastAsia="宋体"/>
+          <w:rFonts w:ascii="Times New Roman" w:hAnsi="Times New Roman" w:eastAsia="宋体" w:cs="Times New Roman"/>
+          <w:b w:val="0"/>
+          <w:i w:val="0"/>
           <w:sz w:val="21"/>
         </w:rPr>
         <w:t xml:space="preserve"> 中加，</w:t>
       </w:r>
       <w:r>
         <w:rPr>
-          <w:rFonts w:ascii="Consolas" w:hAnsi="Consolas" w:eastAsia="微软雅黑"/>
+          <w:rFonts w:ascii="Consolas" w:hAnsi="Consolas" w:eastAsia="微软雅黑" w:cs="Consolas"/>
+          <w:b w:val="0"/>
+          <w:i w:val="0"/>
           <w:sz w:val="19"/>
         </w:rPr>
         <w:t>toConfig/applyConfig</w:t>
       </w:r>
       <w:r>
         <w:rPr>
-          <w:rFonts w:ascii="宋体" w:hAnsi="宋体" w:eastAsia="宋体"/>
+          <w:rFonts w:ascii="Times New Roman" w:hAnsi="Times New Roman" w:eastAsia="宋体" w:cs="Times New Roman"/>
+          <w:b w:val="0"/>
+          <w:i w:val="0"/>
           <w:sz w:val="21"/>
         </w:rPr>
         <w:t xml:space="preserve"> 双向写；</w:t>
@@ -3805,35 +4890,45 @@
       </w:pPr>
       <w:r>
         <w:rPr>
-          <w:rFonts w:ascii="宋体" w:hAnsi="宋体" w:eastAsia="宋体"/>
+          <w:rFonts w:ascii="Times New Roman" w:hAnsi="Times New Roman" w:eastAsia="宋体" w:cs="Times New Roman"/>
+          <w:b w:val="0"/>
+          <w:i w:val="0"/>
           <w:sz w:val="21"/>
         </w:rPr>
         <w:t xml:space="preserve">若影响控件尺寸：更新 </w:t>
       </w:r>
       <w:r>
         <w:rPr>
-          <w:rFonts w:ascii="Consolas" w:hAnsi="Consolas" w:eastAsia="微软雅黑"/>
+          <w:rFonts w:ascii="Consolas" w:hAnsi="Consolas" w:eastAsia="微软雅黑" w:cs="Consolas"/>
+          <w:b w:val="0"/>
+          <w:i w:val="0"/>
           <w:sz w:val="19"/>
         </w:rPr>
         <w:t>packMinimumWidth()/sizeHint()</w:t>
       </w:r>
       <w:r>
         <w:rPr>
-          <w:rFonts w:ascii="宋体" w:hAnsi="宋体" w:eastAsia="宋体"/>
+          <w:rFonts w:ascii="Times New Roman" w:hAnsi="Times New Roman" w:eastAsia="宋体" w:cs="Times New Roman"/>
+          <w:b w:val="0"/>
+          <w:i w:val="0"/>
           <w:sz w:val="21"/>
         </w:rPr>
         <w:t xml:space="preserve"> 并验证换行；若影响高度：确认高度链被触发（必要时主动 </w:t>
       </w:r>
       <w:r>
         <w:rPr>
-          <w:rFonts w:ascii="Consolas" w:hAnsi="Consolas" w:eastAsia="微软雅黑"/>
+          <w:rFonts w:ascii="Consolas" w:hAnsi="Consolas" w:eastAsia="微软雅黑" w:cs="Consolas"/>
+          <w:b w:val="0"/>
+          <w:i w:val="0"/>
           <w:sz w:val="19"/>
         </w:rPr>
         <w:t>updateFunctionHeight()</w:t>
       </w:r>
       <w:r>
         <w:rPr>
-          <w:rFonts w:ascii="宋体" w:hAnsi="宋体" w:eastAsia="宋体"/>
+          <w:rFonts w:ascii="Times New Roman" w:hAnsi="Times New Roman" w:eastAsia="宋体" w:cs="Times New Roman"/>
+          <w:b w:val="0"/>
+          <w:i w:val="0"/>
           <w:sz w:val="21"/>
         </w:rPr>
         <w:t>）；</w:t>
@@ -3845,7 +4940,9 @@
       </w:pPr>
       <w:r>
         <w:rPr>
-          <w:rFonts w:ascii="宋体" w:hAnsi="宋体" w:eastAsia="宋体"/>
+          <w:rFonts w:ascii="Times New Roman" w:hAnsi="Times New Roman" w:eastAsia="宋体" w:cs="Times New Roman"/>
+          <w:b w:val="0"/>
+          <w:i w:val="0"/>
           <w:sz w:val="21"/>
         </w:rPr>
         <w:t>《技术文档》第 5 节字段表与示例同步更新。</w:t>
@@ -3860,68 +4957,83 @@
       </w:r>
     </w:p>
     <w:p>
-      <w:pPr>
-        <w:ind w:firstLine="0"/>
-      </w:pPr>
-      <w:r>
-        <w:rPr>
-          <w:rFonts w:ascii="宋体" w:hAnsi="宋体" w:eastAsia="宋体"/>
+      <w:r>
+        <w:rPr>
+          <w:rFonts w:ascii="Times New Roman" w:hAnsi="Times New Roman" w:eastAsia="宋体" w:cs="Times New Roman"/>
+          <w:b w:val="0"/>
+          <w:i w:val="0"/>
           <w:sz w:val="21"/>
         </w:rPr>
         <w:t xml:space="preserve">在 </w:t>
       </w:r>
       <w:r>
         <w:rPr>
-          <w:rFonts w:ascii="Consolas" w:hAnsi="Consolas" w:eastAsia="微软雅黑"/>
+          <w:rFonts w:ascii="Consolas" w:hAnsi="Consolas" w:eastAsia="微软雅黑" w:cs="Consolas"/>
+          <w:b w:val="0"/>
+          <w:i w:val="0"/>
           <w:sz w:val="19"/>
         </w:rPr>
         <w:t>FT_FunctionItem.cpp</w:t>
       </w:r>
       <w:r>
         <w:rPr>
-          <w:rFonts w:ascii="宋体" w:hAnsi="宋体" w:eastAsia="宋体"/>
+          <w:rFonts w:ascii="Times New Roman" w:hAnsi="Times New Roman" w:eastAsia="宋体" w:cs="Times New Roman"/>
+          <w:b w:val="0"/>
+          <w:i w:val="0"/>
           <w:sz w:val="21"/>
         </w:rPr>
         <w:t xml:space="preserve"> 构造里的 Step 菜单加 QAction → 定义/复用信号 → </w:t>
       </w:r>
       <w:r>
         <w:rPr>
-          <w:rFonts w:ascii="Consolas" w:hAnsi="Consolas" w:eastAsia="微软雅黑"/>
+          <w:rFonts w:ascii="Consolas" w:hAnsi="Consolas" w:eastAsia="微软雅黑" w:cs="Consolas"/>
+          <w:b w:val="0"/>
+          <w:i w:val="0"/>
           <w:sz w:val="19"/>
         </w:rPr>
         <w:t>FT_FunctionItem.h</w:t>
       </w:r>
       <w:r>
         <w:rPr>
-          <w:rFonts w:ascii="宋体" w:hAnsi="宋体" w:eastAsia="宋体"/>
+          <w:rFonts w:ascii="Times New Roman" w:hAnsi="Times New Roman" w:eastAsia="宋体" w:cs="Times New Roman"/>
+          <w:b w:val="0"/>
+          <w:i w:val="0"/>
           <w:sz w:val="21"/>
         </w:rPr>
         <w:t xml:space="preserve"> 声明信号 → </w:t>
       </w:r>
       <w:r>
         <w:rPr>
-          <w:rFonts w:ascii="Consolas" w:hAnsi="Consolas" w:eastAsia="微软雅黑"/>
+          <w:rFonts w:ascii="Consolas" w:hAnsi="Consolas" w:eastAsia="微软雅黑" w:cs="Consolas"/>
+          <w:b w:val="0"/>
+          <w:i w:val="0"/>
           <w:sz w:val="19"/>
         </w:rPr>
         <w:t>wireStepSignals()</w:t>
       </w:r>
       <w:r>
         <w:rPr>
-          <w:rFonts w:ascii="宋体" w:hAnsi="宋体" w:eastAsia="宋体"/>
+          <w:rFonts w:ascii="Times New Roman" w:hAnsi="Times New Roman" w:eastAsia="宋体" w:cs="Times New Roman"/>
+          <w:b w:val="0"/>
+          <w:i w:val="0"/>
           <w:sz w:val="21"/>
         </w:rPr>
         <w:t xml:space="preserve"> 中连接到 FT_Edit 新槽实现。组菜单需要同一动作时由 group 发信号、Item 转发（参照 </w:t>
       </w:r>
       <w:r>
         <w:rPr>
-          <w:rFonts w:ascii="Consolas" w:hAnsi="Consolas" w:eastAsia="微软雅黑"/>
+          <w:rFonts w:ascii="Consolas" w:hAnsi="Consolas" w:eastAsia="微软雅黑" w:cs="Consolas"/>
+          <w:b w:val="0"/>
+          <w:i w:val="0"/>
           <w:sz w:val="19"/>
         </w:rPr>
         <w:t>requestInsertStepAfter</w:t>
       </w:r>
       <w:r>
         <w:rPr>
-          <w:rFonts w:ascii="宋体" w:hAnsi="宋体" w:eastAsia="宋体"/>
+          <w:rFonts w:ascii="Times New Roman" w:hAnsi="Times New Roman" w:eastAsia="宋体" w:cs="Times New Roman"/>
+          <w:b w:val="0"/>
+          <w:i w:val="0"/>
           <w:sz w:val="21"/>
         </w:rPr>
         <w:t xml:space="preserve"> 链路三层：group → item → edit）。</w:t>
@@ -3941,21 +5053,27 @@
       </w:pPr>
       <w:r>
         <w:rPr>
-          <w:rFonts w:ascii="宋体" w:hAnsi="宋体" w:eastAsia="宋体"/>
+          <w:rFonts w:ascii="Times New Roman" w:hAnsi="Times New Roman" w:eastAsia="宋体" w:cs="Times New Roman"/>
+          <w:b w:val="0"/>
+          <w:i w:val="0"/>
           <w:sz w:val="21"/>
         </w:rPr>
         <w:t xml:space="preserve">在 FT_Edit 主布局加垂直 QSplitter，放入 </w:t>
       </w:r>
       <w:r>
         <w:rPr>
-          <w:rFonts w:ascii="Consolas" w:hAnsi="Consolas" w:eastAsia="微软雅黑"/>
+          <w:rFonts w:ascii="Consolas" w:hAnsi="Consolas" w:eastAsia="微软雅黑" w:cs="Consolas"/>
+          <w:b w:val="0"/>
+          <w:i w:val="0"/>
           <w:sz w:val="19"/>
         </w:rPr>
         <w:t>LogTableView</w:t>
       </w:r>
       <w:r>
         <w:rPr>
-          <w:rFonts w:ascii="宋体" w:hAnsi="宋体" w:eastAsia="宋体"/>
+          <w:rFonts w:ascii="Times New Roman" w:hAnsi="Times New Roman" w:eastAsia="宋体" w:cs="Times New Roman"/>
+          <w:b w:val="0"/>
+          <w:i w:val="0"/>
           <w:sz w:val="21"/>
         </w:rPr>
         <w:t>；</w:t>
@@ -3967,49 +5085,63 @@
       </w:pPr>
       <w:r>
         <w:rPr>
-          <w:rFonts w:ascii="宋体" w:hAnsi="宋体" w:eastAsia="宋体"/>
+          <w:rFonts w:ascii="Times New Roman" w:hAnsi="Times New Roman" w:eastAsia="宋体" w:cs="Times New Roman"/>
+          <w:b w:val="0"/>
+          <w:i w:val="0"/>
           <w:sz w:val="21"/>
         </w:rPr>
         <w:t xml:space="preserve">实例化 </w:t>
       </w:r>
       <w:r>
         <w:rPr>
-          <w:rFonts w:ascii="Consolas" w:hAnsi="Consolas" w:eastAsia="微软雅黑"/>
+          <w:rFonts w:ascii="Consolas" w:hAnsi="Consolas" w:eastAsia="微软雅黑" w:cs="Consolas"/>
+          <w:b w:val="0"/>
+          <w:i w:val="0"/>
           <w:sz w:val="19"/>
         </w:rPr>
         <w:t>FT_Test</w:t>
       </w:r>
       <w:r>
         <w:rPr>
-          <w:rFonts w:ascii="宋体" w:hAnsi="宋体" w:eastAsia="宋体"/>
+          <w:rFonts w:ascii="Times New Roman" w:hAnsi="Times New Roman" w:eastAsia="宋体" w:cs="Times New Roman"/>
+          <w:b w:val="0"/>
+          <w:i w:val="0"/>
           <w:sz w:val="21"/>
         </w:rPr>
         <w:t>，</w:t>
       </w:r>
       <w:r>
         <w:rPr>
-          <w:rFonts w:ascii="Consolas" w:hAnsi="Consolas" w:eastAsia="微软雅黑"/>
+          <w:rFonts w:ascii="Consolas" w:hAnsi="Consolas" w:eastAsia="微软雅黑" w:cs="Consolas"/>
+          <w:b w:val="0"/>
+          <w:i w:val="0"/>
           <w:sz w:val="19"/>
         </w:rPr>
         <w:t>runDocument</w:t>
       </w:r>
       <w:r>
         <w:rPr>
-          <w:rFonts w:ascii="宋体" w:hAnsi="宋体" w:eastAsia="宋体"/>
+          <w:rFonts w:ascii="Times New Roman" w:hAnsi="Times New Roman" w:eastAsia="宋体" w:cs="Times New Roman"/>
+          <w:b w:val="0"/>
+          <w:i w:val="0"/>
           <w:sz w:val="21"/>
         </w:rPr>
         <w:t xml:space="preserve"> 前 </w:t>
       </w:r>
       <w:r>
         <w:rPr>
-          <w:rFonts w:ascii="Consolas" w:hAnsi="Consolas" w:eastAsia="微软雅黑"/>
+          <w:rFonts w:ascii="Consolas" w:hAnsi="Consolas" w:eastAsia="微软雅黑" w:cs="Consolas"/>
+          <w:b w:val="0"/>
+          <w:i w:val="0"/>
           <w:sz w:val="19"/>
         </w:rPr>
         <w:t>collectDocument()</w:t>
       </w:r>
       <w:r>
         <w:rPr>
-          <w:rFonts w:ascii="宋体" w:hAnsi="宋体" w:eastAsia="宋体"/>
+          <w:rFonts w:ascii="Times New Roman" w:hAnsi="Times New Roman" w:eastAsia="宋体" w:cs="Times New Roman"/>
+          <w:b w:val="0"/>
+          <w:i w:val="0"/>
           <w:sz w:val="21"/>
         </w:rPr>
         <w:t>；</w:t>
@@ -4021,35 +5153,45 @@
       </w:pPr>
       <w:r>
         <w:rPr>
-          <w:rFonts w:ascii="宋体" w:hAnsi="宋体" w:eastAsia="宋体"/>
+          <w:rFonts w:ascii="Times New Roman" w:hAnsi="Times New Roman" w:eastAsia="宋体" w:cs="Times New Roman"/>
+          <w:b w:val="0"/>
+          <w:i w:val="0"/>
           <w:sz w:val="21"/>
         </w:rPr>
         <w:t xml:space="preserve">把 </w:t>
       </w:r>
       <w:r>
         <w:rPr>
-          <w:rFonts w:ascii="Consolas" w:hAnsi="Consolas" w:eastAsia="微软雅黑"/>
+          <w:rFonts w:ascii="Consolas" w:hAnsi="Consolas" w:eastAsia="微软雅黑" w:cs="Consolas"/>
+          <w:b w:val="0"/>
+          <w:i w:val="0"/>
           <w:sz w:val="19"/>
         </w:rPr>
         <w:t>FT_Test::logMessage</w:t>
       </w:r>
       <w:r>
         <w:rPr>
-          <w:rFonts w:ascii="宋体" w:hAnsi="宋体" w:eastAsia="宋体"/>
+          <w:rFonts w:ascii="Times New Roman" w:hAnsi="Times New Roman" w:eastAsia="宋体" w:cs="Times New Roman"/>
+          <w:b w:val="0"/>
+          <w:i w:val="0"/>
           <w:sz w:val="21"/>
         </w:rPr>
         <w:t xml:space="preserve"> 转到 </w:t>
       </w:r>
       <w:r>
         <w:rPr>
-          <w:rFonts w:ascii="Consolas" w:hAnsi="Consolas" w:eastAsia="微软雅黑"/>
+          <w:rFonts w:ascii="Consolas" w:hAnsi="Consolas" w:eastAsia="微软雅黑" w:cs="Consolas"/>
+          <w:b w:val="0"/>
+          <w:i w:val="0"/>
           <w:sz w:val="19"/>
         </w:rPr>
         <w:t>LogTableView::addLogInfo/...</w:t>
       </w:r>
       <w:r>
         <w:rPr>
-          <w:rFonts w:ascii="宋体" w:hAnsi="宋体" w:eastAsia="宋体"/>
+          <w:rFonts w:ascii="Times New Roman" w:hAnsi="Times New Roman" w:eastAsia="宋体" w:cs="Times New Roman"/>
+          <w:b w:val="0"/>
+          <w:i w:val="0"/>
           <w:sz w:val="21"/>
         </w:rPr>
         <w:t>（注意线程：执行引擎若在工作线程，日志通过队列信号投递，不要直接跨线程碰控件）；</w:t>
@@ -4061,21 +5203,27 @@
       </w:pPr>
       <w:r>
         <w:rPr>
-          <w:rFonts w:ascii="宋体" w:hAnsi="宋体" w:eastAsia="宋体"/>
+          <w:rFonts w:ascii="Times New Roman" w:hAnsi="Times New Roman" w:eastAsia="宋体" w:cs="Times New Roman"/>
+          <w:b w:val="0"/>
+          <w:i w:val="0"/>
           <w:sz w:val="21"/>
         </w:rPr>
         <w:t xml:space="preserve">工具栏加运行/停止按钮并按 </w:t>
       </w:r>
       <w:r>
         <w:rPr>
-          <w:rFonts w:ascii="Consolas" w:hAnsi="Consolas" w:eastAsia="微软雅黑"/>
+          <w:rFonts w:ascii="Consolas" w:hAnsi="Consolas" w:eastAsia="微软雅黑" w:cs="Consolas"/>
+          <w:b w:val="0"/>
+          <w:i w:val="0"/>
           <w:sz w:val="19"/>
         </w:rPr>
         <w:t>testStarted/testFinished</w:t>
       </w:r>
       <w:r>
         <w:rPr>
-          <w:rFonts w:ascii="宋体" w:hAnsi="宋体" w:eastAsia="宋体"/>
+          <w:rFonts w:ascii="Times New Roman" w:hAnsi="Times New Roman" w:eastAsia="宋体" w:cs="Times New Roman"/>
+          <w:b w:val="0"/>
+          <w:i w:val="0"/>
           <w:sz w:val="21"/>
         </w:rPr>
         <w:t xml:space="preserve"> 切换使能。</w:t>
@@ -4084,7 +5232,7 @@
     <w:p>
       <w:pPr>
         <w:pBdr>
-          <w:bottom w:val="single" w:sz="6" w:space="1" w:color="808080"/>
+          <w:bottom w:val="single" w:sz="6" w:space="4" w:color="BFBFBF"/>
         </w:pBdr>
         <w:spacing w:before="40" w:after="120"/>
       </w:pPr>
@@ -4103,71 +5251,90 @@
       </w:pPr>
       <w:r>
         <w:rPr>
-          <w:rFonts w:ascii="宋体" w:hAnsi="宋体" w:eastAsia="宋体"/>
+          <w:rFonts w:ascii="Times New Roman" w:hAnsi="Times New Roman" w:eastAsia="宋体" w:cs="Times New Roman"/>
           <w:b/>
+          <w:i w:val="0"/>
           <w:sz w:val="21"/>
         </w:rPr>
         <w:t>外层行重排只能"固定槽 + config 轮转"</w:t>
       </w:r>
       <w:r>
         <w:rPr>
-          <w:rFonts w:ascii="宋体" w:hAnsi="宋体" w:eastAsia="宋体"/>
+          <w:rFonts w:ascii="Times New Roman" w:hAnsi="Times New Roman" w:eastAsia="宋体" w:cs="Times New Roman"/>
+          <w:b w:val="0"/>
+          <w:i w:val="0"/>
           <w:sz w:val="21"/>
         </w:rPr>
         <w:t xml:space="preserve">：禁止 </w:t>
       </w:r>
       <w:r>
         <w:rPr>
-          <w:rFonts w:ascii="Consolas" w:hAnsi="Consolas" w:eastAsia="微软雅黑"/>
+          <w:rFonts w:ascii="Consolas" w:hAnsi="Consolas" w:eastAsia="微软雅黑" w:cs="Consolas"/>
+          <w:b w:val="0"/>
+          <w:i w:val="0"/>
           <w:sz w:val="19"/>
         </w:rPr>
         <w:t>takeItem()</w:t>
       </w:r>
       <w:r>
         <w:rPr>
-          <w:rFonts w:ascii="宋体" w:hAnsi="宋体" w:eastAsia="宋体"/>
+          <w:rFonts w:ascii="Times New Roman" w:hAnsi="Times New Roman" w:eastAsia="宋体" w:cs="Times New Roman"/>
+          <w:b w:val="0"/>
+          <w:i w:val="0"/>
           <w:sz w:val="21"/>
         </w:rPr>
         <w:t xml:space="preserve"> 后重新插入行控件——QListWidget 的 </w:t>
       </w:r>
       <w:r>
         <w:rPr>
-          <w:rFonts w:ascii="Consolas" w:hAnsi="Consolas" w:eastAsia="微软雅黑"/>
+          <w:rFonts w:ascii="Consolas" w:hAnsi="Consolas" w:eastAsia="微软雅黑" w:cs="Consolas"/>
+          <w:b w:val="0"/>
+          <w:i w:val="0"/>
           <w:sz w:val="19"/>
         </w:rPr>
         <w:t>setItemWidget</w:t>
       </w:r>
       <w:r>
         <w:rPr>
-          <w:rFonts w:ascii="宋体" w:hAnsi="宋体" w:eastAsia="宋体"/>
+          <w:rFonts w:ascii="Times New Roman" w:hAnsi="Times New Roman" w:eastAsia="宋体" w:cs="Times New Roman"/>
+          <w:b w:val="0"/>
+          <w:i w:val="0"/>
           <w:sz w:val="21"/>
         </w:rPr>
         <w:t xml:space="preserve"> 控件绑定 model index，take 走即 </w:t>
       </w:r>
       <w:r>
         <w:rPr>
-          <w:rFonts w:ascii="Consolas" w:hAnsi="Consolas" w:eastAsia="微软雅黑"/>
+          <w:rFonts w:ascii="Consolas" w:hAnsi="Consolas" w:eastAsia="微软雅黑" w:cs="Consolas"/>
+          <w:b w:val="0"/>
+          <w:i w:val="0"/>
           <w:sz w:val="19"/>
         </w:rPr>
         <w:t>deleteLater</w:t>
       </w:r>
       <w:r>
         <w:rPr>
-          <w:rFonts w:ascii="宋体" w:hAnsi="宋体" w:eastAsia="宋体"/>
+          <w:rFonts w:ascii="Times New Roman" w:hAnsi="Times New Roman" w:eastAsia="宋体" w:cs="Times New Roman"/>
+          <w:b w:val="0"/>
+          <w:i w:val="0"/>
           <w:sz w:val="21"/>
         </w:rPr>
         <w:t xml:space="preserve">。统一走 </w:t>
       </w:r>
       <w:r>
         <w:rPr>
-          <w:rFonts w:ascii="Consolas" w:hAnsi="Consolas" w:eastAsia="微软雅黑"/>
+          <w:rFonts w:ascii="Consolas" w:hAnsi="Consolas" w:eastAsia="微软雅黑" w:cs="Consolas"/>
+          <w:b w:val="0"/>
+          <w:i w:val="0"/>
           <w:sz w:val="19"/>
         </w:rPr>
         <w:t>FT_Edit::moveFunctionRow()</w:t>
       </w:r>
       <w:r>
         <w:rPr>
-          <w:rFonts w:ascii="宋体" w:hAnsi="宋体" w:eastAsia="宋体"/>
+          <w:rFonts w:ascii="Times New Roman" w:hAnsi="Times New Roman" w:eastAsia="宋体" w:cs="Times New Roman"/>
+          <w:b w:val="0"/>
+          <w:i w:val="0"/>
           <w:sz w:val="21"/>
         </w:rPr>
         <w:t>。</w:t>
@@ -4179,57 +5346,72 @@
       </w:pPr>
       <w:r>
         <w:rPr>
-          <w:rFonts w:ascii="宋体" w:hAnsi="宋体" w:eastAsia="宋体"/>
+          <w:rFonts w:ascii="Times New Roman" w:hAnsi="Times New Roman" w:eastAsia="宋体" w:cs="Times New Roman"/>
           <w:b/>
+          <w:i w:val="0"/>
           <w:sz w:val="21"/>
         </w:rPr>
         <w:t>删控件先 hide 再 deleteLater</w:t>
       </w:r>
       <w:r>
         <w:rPr>
-          <w:rFonts w:ascii="宋体" w:hAnsi="宋体" w:eastAsia="宋体"/>
+          <w:rFonts w:ascii="Times New Roman" w:hAnsi="Times New Roman" w:eastAsia="宋体" w:cs="Times New Roman"/>
+          <w:b w:val="0"/>
+          <w:i w:val="0"/>
           <w:sz w:val="21"/>
         </w:rPr>
         <w:t>：</w:t>
       </w:r>
       <w:r>
         <w:rPr>
-          <w:rFonts w:ascii="Consolas" w:hAnsi="Consolas" w:eastAsia="微软雅黑"/>
+          <w:rFonts w:ascii="Consolas" w:hAnsi="Consolas" w:eastAsia="微软雅黑" w:cs="Consolas"/>
+          <w:b w:val="0"/>
+          <w:i w:val="0"/>
           <w:sz w:val="19"/>
         </w:rPr>
         <w:t>removeFunctionAt()</w:t>
       </w:r>
       <w:r>
         <w:rPr>
-          <w:rFonts w:ascii="宋体" w:hAnsi="宋体" w:eastAsia="宋体"/>
+          <w:rFonts w:ascii="Times New Roman" w:hAnsi="Times New Roman" w:eastAsia="宋体" w:cs="Times New Roman"/>
+          <w:b w:val="0"/>
+          <w:i w:val="0"/>
           <w:sz w:val="21"/>
         </w:rPr>
         <w:t>/</w:t>
       </w:r>
       <w:r>
         <w:rPr>
-          <w:rFonts w:ascii="Consolas" w:hAnsi="Consolas" w:eastAsia="微软雅黑"/>
+          <w:rFonts w:ascii="Consolas" w:hAnsi="Consolas" w:eastAsia="微软雅黑" w:cs="Consolas"/>
+          <w:b w:val="0"/>
+          <w:i w:val="0"/>
           <w:sz w:val="19"/>
         </w:rPr>
         <w:t>clearAllItems()</w:t>
       </w:r>
       <w:r>
         <w:rPr>
-          <w:rFonts w:ascii="宋体" w:hAnsi="宋体" w:eastAsia="宋体"/>
+          <w:rFonts w:ascii="Times New Roman" w:hAnsi="Times New Roman" w:eastAsia="宋体" w:cs="Times New Roman"/>
+          <w:b w:val="0"/>
+          <w:i w:val="0"/>
           <w:sz w:val="21"/>
         </w:rPr>
         <w:t xml:space="preserve"> 等清理路径必须 </w:t>
       </w:r>
       <w:r>
         <w:rPr>
-          <w:rFonts w:ascii="Consolas" w:hAnsi="Consolas" w:eastAsia="微软雅黑"/>
+          <w:rFonts w:ascii="Consolas" w:hAnsi="Consolas" w:eastAsia="微软雅黑" w:cs="Consolas"/>
+          <w:b w:val="0"/>
+          <w:i w:val="0"/>
           <w:sz w:val="19"/>
         </w:rPr>
         <w:t>w-&gt;hide(); w-&gt;deleteLater();</w:t>
       </w:r>
       <w:r>
         <w:rPr>
-          <w:rFonts w:ascii="宋体" w:hAnsi="宋体" w:eastAsia="宋体"/>
+          <w:rFonts w:ascii="Times New Roman" w:hAnsi="Times New Roman" w:eastAsia="宋体" w:cs="Times New Roman"/>
+          <w:b w:val="0"/>
+          <w:i w:val="0"/>
           <w:sz w:val="21"/>
         </w:rPr>
         <w:t>，否则真实窗口出现已删控件残影重叠。</w:t>
@@ -4241,57 +5423,72 @@
       </w:pPr>
       <w:r>
         <w:rPr>
-          <w:rFonts w:ascii="宋体" w:hAnsi="宋体" w:eastAsia="宋体"/>
+          <w:rFonts w:ascii="Times New Roman" w:hAnsi="Times New Roman" w:eastAsia="宋体" w:cs="Times New Roman"/>
           <w:b/>
+          <w:i w:val="0"/>
           <w:sz w:val="21"/>
         </w:rPr>
         <w:t>重建期静默</w:t>
       </w:r>
       <w:r>
         <w:rPr>
-          <w:rFonts w:ascii="宋体" w:hAnsi="宋体" w:eastAsia="宋体"/>
+          <w:rFonts w:ascii="Times New Roman" w:hAnsi="Times New Roman" w:eastAsia="宋体" w:cs="Times New Roman"/>
+          <w:b w:val="0"/>
+          <w:i w:val="0"/>
           <w:sz w:val="21"/>
         </w:rPr>
         <w:t>：</w:t>
       </w:r>
       <w:r>
         <w:rPr>
-          <w:rFonts w:ascii="Consolas" w:hAnsi="Consolas" w:eastAsia="微软雅黑"/>
+          <w:rFonts w:ascii="Consolas" w:hAnsi="Consolas" w:eastAsia="微软雅黑" w:cs="Consolas"/>
+          <w:b w:val="0"/>
+          <w:i w:val="0"/>
           <w:sz w:val="19"/>
         </w:rPr>
         <w:t>applyLines/applyConfig</w:t>
       </w:r>
       <w:r>
         <w:rPr>
-          <w:rFonts w:ascii="宋体" w:hAnsi="宋体" w:eastAsia="宋体"/>
+          <w:rFonts w:ascii="Times New Roman" w:hAnsi="Times New Roman" w:eastAsia="宋体" w:cs="Times New Roman"/>
+          <w:b w:val="0"/>
+          <w:i w:val="0"/>
           <w:sz w:val="21"/>
         </w:rPr>
         <w:t xml:space="preserve"> 期间 </w:t>
       </w:r>
       <w:r>
         <w:rPr>
-          <w:rFonts w:ascii="Consolas" w:hAnsi="Consolas" w:eastAsia="微软雅黑"/>
+          <w:rFonts w:ascii="Consolas" w:hAnsi="Consolas" w:eastAsia="微软雅黑" w:cs="Consolas"/>
+          <w:b w:val="0"/>
+          <w:i w:val="0"/>
           <w:sz w:val="19"/>
         </w:rPr>
         <w:t>m_loading=true</w:t>
       </w:r>
       <w:r>
         <w:rPr>
-          <w:rFonts w:ascii="宋体" w:hAnsi="宋体" w:eastAsia="宋体"/>
+          <w:rFonts w:ascii="Times New Roman" w:hAnsi="Times New Roman" w:eastAsia="宋体" w:cs="Times New Roman"/>
+          <w:b w:val="0"/>
+          <w:i w:val="0"/>
           <w:sz w:val="21"/>
         </w:rPr>
         <w:t xml:space="preserve">，不发 contentChanged、不 adjustHeight；结尾 </w:t>
       </w:r>
       <w:r>
         <w:rPr>
-          <w:rFonts w:ascii="Consolas" w:hAnsi="Consolas" w:eastAsia="微软雅黑"/>
+          <w:rFonts w:ascii="Consolas" w:hAnsi="Consolas" w:eastAsia="微软雅黑" w:cs="Consolas"/>
+          <w:b w:val="0"/>
+          <w:i w:val="0"/>
           <w:sz w:val="19"/>
         </w:rPr>
         <w:t>QTimer::singleShot(0, adjustHeight)</w:t>
       </w:r>
       <w:r>
         <w:rPr>
-          <w:rFonts w:ascii="宋体" w:hAnsi="宋体" w:eastAsia="宋体"/>
+          <w:rFonts w:ascii="Times New Roman" w:hAnsi="Times New Roman" w:eastAsia="宋体" w:cs="Times New Roman"/>
+          <w:b w:val="0"/>
+          <w:i w:val="0"/>
           <w:sz w:val="21"/>
         </w:rPr>
         <w:t>。</w:t>
@@ -4303,29 +5500,36 @@
       </w:pPr>
       <w:r>
         <w:rPr>
-          <w:rFonts w:ascii="宋体" w:hAnsi="宋体" w:eastAsia="宋体"/>
+          <w:rFonts w:ascii="Times New Roman" w:hAnsi="Times New Roman" w:eastAsia="宋体" w:cs="Times New Roman"/>
           <w:b/>
+          <w:i w:val="0"/>
           <w:sz w:val="21"/>
         </w:rPr>
         <w:t>高度必须冒泡到 sizeHint</w:t>
       </w:r>
       <w:r>
         <w:rPr>
-          <w:rFonts w:ascii="宋体" w:hAnsi="宋体" w:eastAsia="宋体"/>
+          <w:rFonts w:ascii="Times New Roman" w:hAnsi="Times New Roman" w:eastAsia="宋体" w:cs="Times New Roman"/>
+          <w:b w:val="0"/>
+          <w:i w:val="0"/>
           <w:sz w:val="21"/>
         </w:rPr>
         <w:t xml:space="preserve">：只 setFixedHeight 不回写 </w:t>
       </w:r>
       <w:r>
         <w:rPr>
-          <w:rFonts w:ascii="Consolas" w:hAnsi="Consolas" w:eastAsia="微软雅黑"/>
+          <w:rFonts w:ascii="Consolas" w:hAnsi="Consolas" w:eastAsia="微软雅黑" w:cs="Consolas"/>
+          <w:b w:val="0"/>
+          <w:i w:val="0"/>
           <w:sz w:val="19"/>
         </w:rPr>
         <w:t>QListWidgetItem::setSizeHint</w:t>
       </w:r>
       <w:r>
         <w:rPr>
-          <w:rFonts w:ascii="宋体" w:hAnsi="宋体" w:eastAsia="宋体"/>
+          <w:rFonts w:ascii="Times New Roman" w:hAnsi="Times New Roman" w:eastAsia="宋体" w:cs="Times New Roman"/>
+          <w:b w:val="0"/>
+          <w:i w:val="0"/>
           <w:sz w:val="21"/>
         </w:rPr>
         <w:t>，QListWidget 行高不变。</w:t>
@@ -4337,29 +5541,36 @@
       </w:pPr>
       <w:r>
         <w:rPr>
-          <w:rFonts w:ascii="宋体" w:hAnsi="宋体" w:eastAsia="宋体"/>
+          <w:rFonts w:ascii="Times New Roman" w:hAnsi="Times New Roman" w:eastAsia="宋体" w:cs="Times New Roman"/>
           <w:b/>
+          <w:i w:val="0"/>
           <w:sz w:val="21"/>
         </w:rPr>
         <w:t>插入位置现场算</w:t>
       </w:r>
       <w:r>
         <w:rPr>
-          <w:rFonts w:ascii="宋体" w:hAnsi="宋体" w:eastAsia="宋体"/>
+          <w:rFonts w:ascii="Times New Roman" w:hAnsi="Times New Roman" w:eastAsia="宋体" w:cs="Times New Roman"/>
+          <w:b w:val="0"/>
+          <w:i w:val="0"/>
           <w:sz w:val="21"/>
         </w:rPr>
         <w:t xml:space="preserve">：任何"在点击处插入"一律现场 </w:t>
       </w:r>
       <w:r>
         <w:rPr>
-          <w:rFonts w:ascii="Consolas" w:hAnsi="Consolas" w:eastAsia="微软雅黑"/>
+          <w:rFonts w:ascii="Consolas" w:hAnsi="Consolas" w:eastAsia="微软雅黑" w:cs="Consolas"/>
+          <w:b w:val="0"/>
+          <w:i w:val="0"/>
           <w:sz w:val="19"/>
         </w:rPr>
         <w:t>hitTest(localPos)</w:t>
       </w:r>
       <w:r>
         <w:rPr>
-          <w:rFonts w:ascii="宋体" w:hAnsi="宋体" w:eastAsia="宋体"/>
+          <w:rFonts w:ascii="Times New Roman" w:hAnsi="Times New Roman" w:eastAsia="宋体" w:cs="Times New Roman"/>
+          <w:b w:val="0"/>
+          <w:i w:val="0"/>
           <w:sz w:val="21"/>
         </w:rPr>
         <w:t>，不得缓存行号；跨组移动删除源后同源 flat 要自减并 qBound。</w:t>
@@ -4371,29 +5582,36 @@
       </w:pPr>
       <w:r>
         <w:rPr>
-          <w:rFonts w:ascii="宋体" w:hAnsi="宋体" w:eastAsia="宋体"/>
+          <w:rFonts w:ascii="Times New Roman" w:hAnsi="Times New Roman" w:eastAsia="宋体" w:cs="Times New Roman"/>
           <w:b/>
+          <w:i w:val="0"/>
           <w:sz w:val="21"/>
         </w:rPr>
         <w:t>拖拽源单例</w:t>
       </w:r>
       <w:r>
         <w:rPr>
-          <w:rFonts w:ascii="宋体" w:hAnsi="宋体" w:eastAsia="宋体"/>
+          <w:rFonts w:ascii="Times New Roman" w:hAnsi="Times New Roman" w:eastAsia="宋体" w:cs="Times New Roman"/>
+          <w:b w:val="0"/>
+          <w:i w:val="0"/>
           <w:sz w:val="21"/>
         </w:rPr>
         <w:t xml:space="preserve">：命令拖拽源只用匿名 namespace 中 </w:t>
       </w:r>
       <w:r>
         <w:rPr>
-          <w:rFonts w:ascii="Consolas" w:hAnsi="Consolas" w:eastAsia="微软雅黑"/>
+          <w:rFonts w:ascii="Consolas" w:hAnsi="Consolas" w:eastAsia="微软雅黑" w:cs="Consolas"/>
+          <w:b w:val="0"/>
+          <w:i w:val="0"/>
           <w:sz w:val="19"/>
         </w:rPr>
         <w:t>commandDragSourceRef()</w:t>
       </w:r>
       <w:r>
         <w:rPr>
-          <w:rFonts w:ascii="宋体" w:hAnsi="宋体" w:eastAsia="宋体"/>
+          <w:rFonts w:ascii="Times New Roman" w:hAnsi="Times New Roman" w:eastAsia="宋体" w:cs="Times New Roman"/>
+          <w:b w:val="0"/>
+          <w:i w:val="0"/>
           <w:sz w:val="21"/>
         </w:rPr>
         <w:t xml:space="preserve"> 返回的单一 static 的 set/get/clear，禁止各自定义全局变量。</w:t>
@@ -4405,29 +5623,36 @@
       </w:pPr>
       <w:r>
         <w:rPr>
-          <w:rFonts w:ascii="宋体" w:hAnsi="宋体" w:eastAsia="宋体"/>
+          <w:rFonts w:ascii="Times New Roman" w:hAnsi="Times New Roman" w:eastAsia="宋体" w:cs="Times New Roman"/>
           <w:b/>
+          <w:i w:val="0"/>
           <w:sz w:val="21"/>
         </w:rPr>
         <w:t>打包宽度裁剪</w:t>
       </w:r>
       <w:r>
         <w:rPr>
-          <w:rFonts w:ascii="宋体" w:hAnsi="宋体" w:eastAsia="宋体"/>
+          <w:rFonts w:ascii="Times New Roman" w:hAnsi="Times New Roman" w:eastAsia="宋体" w:cs="Times New Roman"/>
+          <w:b w:val="0"/>
+          <w:i w:val="0"/>
           <w:sz w:val="21"/>
         </w:rPr>
         <w:t xml:space="preserve">：固定宽度控件参与换行计算时 </w:t>
       </w:r>
       <w:r>
         <w:rPr>
-          <w:rFonts w:ascii="Consolas" w:hAnsi="Consolas" w:eastAsia="微软雅黑"/>
+          <w:rFonts w:ascii="Consolas" w:hAnsi="Consolas" w:eastAsia="微软雅黑" w:cs="Consolas"/>
+          <w:b w:val="0"/>
+          <w:i w:val="0"/>
           <w:sz w:val="19"/>
         </w:rPr>
         <w:t>cwMin = qMin(cwMin, cwMax)</w:t>
       </w:r>
       <w:r>
         <w:rPr>
-          <w:rFonts w:ascii="宋体" w:hAnsi="宋体" w:eastAsia="宋体"/>
+          <w:rFonts w:ascii="Times New Roman" w:hAnsi="Times New Roman" w:eastAsia="宋体" w:cs="Times New Roman"/>
+          <w:b w:val="0"/>
+          <w:i w:val="0"/>
           <w:sz w:val="21"/>
         </w:rPr>
         <w:t>，防止 minimumSizeHint 大于固定宽导致永不换行。</w:t>
@@ -4439,15 +5664,18 @@
       </w:pPr>
       <w:r>
         <w:rPr>
-          <w:rFonts w:ascii="宋体" w:hAnsi="宋体" w:eastAsia="宋体"/>
+          <w:rFonts w:ascii="Times New Roman" w:hAnsi="Times New Roman" w:eastAsia="宋体" w:cs="Times New Roman"/>
           <w:b/>
+          <w:i w:val="0"/>
           <w:sz w:val="21"/>
         </w:rPr>
         <w:t>Delete 键保护</w:t>
       </w:r>
       <w:r>
         <w:rPr>
-          <w:rFonts w:ascii="宋体" w:hAnsi="宋体" w:eastAsia="宋体"/>
+          <w:rFonts w:ascii="Times New Roman" w:hAnsi="Times New Roman" w:eastAsia="宋体" w:cs="Times New Roman"/>
+          <w:b w:val="0"/>
+          <w:i w:val="0"/>
           <w:sz w:val="21"/>
         </w:rPr>
         <w:t>：焦点在 QTextEdit/QLineEdit/QAbstractSpinBox/QComboBox 时删除快捷键直接返回，避免删文本变成删 Step。</w:t>
@@ -4459,15 +5687,18 @@
       </w:pPr>
       <w:r>
         <w:rPr>
-          <w:rFonts w:ascii="宋体" w:hAnsi="宋体" w:eastAsia="宋体"/>
+          <w:rFonts w:ascii="Times New Roman" w:hAnsi="Times New Roman" w:eastAsia="宋体" w:cs="Times New Roman"/>
           <w:b/>
+          <w:i w:val="0"/>
           <w:sz w:val="21"/>
         </w:rPr>
         <w:t>无自动化测试时</w:t>
       </w:r>
       <w:r>
         <w:rPr>
-          <w:rFonts w:ascii="宋体" w:hAnsi="宋体" w:eastAsia="宋体"/>
+          <w:rFonts w:ascii="Times New Roman" w:hAnsi="Times New Roman" w:eastAsia="宋体" w:cs="Times New Roman"/>
+          <w:b w:val="0"/>
+          <w:i w:val="0"/>
           <w:sz w:val="21"/>
         </w:rPr>
         <w:t>：涉及结构/几何/序列化的改动，至少手工覆盖：同组拖拽、跨组拖拽、拖到行间、拆分、末行合并、保存/加载往返、v1 文件加载。</w:t>
@@ -4482,12 +5713,11 @@
       </w:r>
     </w:p>
     <w:p>
-      <w:pPr>
-        <w:ind w:firstLine="0"/>
-      </w:pPr>
-      <w:r>
-        <w:rPr>
-          <w:rFonts w:ascii="宋体" w:hAnsi="宋体" w:eastAsia="宋体"/>
+      <w:r>
+        <w:rPr>
+          <w:rFonts w:ascii="Times New Roman" w:hAnsi="Times New Roman" w:eastAsia="宋体" w:cs="Times New Roman"/>
+          <w:b w:val="0"/>
+          <w:i w:val="0"/>
           <w:sz w:val="21"/>
         </w:rPr>
         <w:t>排查复杂交互时可在仓外/临时目录建最小 Qt 工程链产品源码。要点：</w:t>
@@ -4499,7 +5729,9 @@
       </w:pPr>
       <w:r>
         <w:rPr>
-          <w:rFonts w:ascii="宋体" w:hAnsi="宋体" w:eastAsia="宋体"/>
+          <w:rFonts w:ascii="Times New Roman" w:hAnsi="Times New Roman" w:eastAsia="宋体" w:cs="Times New Roman"/>
+          <w:b w:val="0"/>
+          <w:i w:val="0"/>
           <w:sz w:val="21"/>
         </w:rPr>
         <w:t>菜单/窗口截图用真实 Windows 平台插件，不要用 offscreen（offscreen 下弹窗 grab 可用但真实几何问题测不出来）；</w:t>
@@ -4511,66 +5743,76 @@
       </w:pPr>
       <w:r>
         <w:rPr>
-          <w:rFonts w:ascii="宋体" w:hAnsi="宋体" w:eastAsia="宋体"/>
+          <w:rFonts w:ascii="Times New Roman" w:hAnsi="Times New Roman" w:eastAsia="宋体" w:cs="Times New Roman"/>
+          <w:b w:val="0"/>
+          <w:i w:val="0"/>
           <w:sz w:val="21"/>
         </w:rPr>
         <w:t xml:space="preserve">不跑 </w:t>
       </w:r>
       <w:r>
         <w:rPr>
-          <w:rFonts w:ascii="Consolas" w:hAnsi="Consolas" w:eastAsia="微软雅黑"/>
+          <w:rFonts w:ascii="Consolas" w:hAnsi="Consolas" w:eastAsia="微软雅黑" w:cs="Consolas"/>
+          <w:b w:val="0"/>
+          <w:i w:val="0"/>
           <w:sz w:val="19"/>
         </w:rPr>
         <w:t>app.exec()</w:t>
       </w:r>
       <w:r>
         <w:rPr>
-          <w:rFonts w:ascii="宋体" w:hAnsi="宋体" w:eastAsia="宋体"/>
+          <w:rFonts w:ascii="Times New Roman" w:hAnsi="Times New Roman" w:eastAsia="宋体" w:cs="Times New Roman"/>
+          <w:b w:val="0"/>
+          <w:i w:val="0"/>
           <w:sz w:val="21"/>
         </w:rPr>
         <w:t xml:space="preserve"> 时，</w:t>
       </w:r>
       <w:r>
         <w:rPr>
-          <w:rFonts w:ascii="Consolas" w:hAnsi="Consolas" w:eastAsia="微软雅黑"/>
+          <w:rFonts w:ascii="Consolas" w:hAnsi="Consolas" w:eastAsia="微软雅黑" w:cs="Consolas"/>
+          <w:b w:val="0"/>
+          <w:i w:val="0"/>
           <w:sz w:val="19"/>
         </w:rPr>
         <w:t>pump()</w:t>
       </w:r>
       <w:r>
         <w:rPr>
-          <w:rFonts w:ascii="宋体" w:hAnsi="宋体" w:eastAsia="宋体"/>
+          <w:rFonts w:ascii="Times New Roman" w:hAnsi="Times New Roman" w:eastAsia="宋体" w:cs="Times New Roman"/>
+          <w:b w:val="0"/>
+          <w:i w:val="0"/>
           <w:sz w:val="21"/>
         </w:rPr>
         <w:t xml:space="preserve"> 辅助函数在处理完事件后必须显式</w:t>
       </w:r>
     </w:p>
     <w:p>
-      <w:pPr>
-        <w:ind w:firstLine="0"/>
-      </w:pPr>
-      <w:r>
-        <w:rPr>
-          <w:rFonts w:ascii="Consolas" w:hAnsi="Consolas" w:eastAsia="微软雅黑"/>
+      <w:r>
+        <w:rPr>
+          <w:rFonts w:ascii="Consolas" w:hAnsi="Consolas" w:eastAsia="微软雅黑" w:cs="Consolas"/>
+          <w:b w:val="0"/>
+          <w:i w:val="0"/>
           <w:sz w:val="19"/>
         </w:rPr>
         <w:t>QCoreApplication::sendPostedEvents(nullptr, QEvent::DeferredDelete)</w:t>
       </w:r>
       <w:r>
         <w:rPr>
-          <w:rFonts w:ascii="宋体" w:hAnsi="宋体" w:eastAsia="宋体"/>
+          <w:rFonts w:ascii="Times New Roman" w:hAnsi="Times New Roman" w:eastAsia="宋体" w:cs="Times New Roman"/>
+          <w:b w:val="0"/>
+          <w:i w:val="0"/>
           <w:sz w:val="21"/>
         </w:rPr>
         <w:t>，</w:t>
       </w:r>
     </w:p>
     <w:p>
-      <w:pPr>
-        <w:ind w:firstLine="0"/>
-      </w:pPr>
-      <w:r>
-        <w:rPr>
-          <w:rFonts w:ascii="宋体" w:hAnsi="宋体" w:eastAsia="宋体"/>
+      <w:r>
+        <w:rPr>
+          <w:rFonts w:ascii="Times New Roman" w:hAnsi="Times New Roman" w:eastAsia="宋体" w:cs="Times New Roman"/>
+          <w:b w:val="0"/>
+          <w:i w:val="0"/>
           <w:sz w:val="21"/>
         </w:rPr>
         <w:t>否则 processEvents 的内部临时循环不投递外层 DeferredDelete，易误判生命周期问题；</w:t>
@@ -4582,35 +5824,45 @@
       </w:pPr>
       <w:r>
         <w:rPr>
-          <w:rFonts w:ascii="宋体" w:hAnsi="宋体" w:eastAsia="宋体"/>
+          <w:rFonts w:ascii="Times New Roman" w:hAnsi="Times New Roman" w:eastAsia="宋体" w:cs="Times New Roman"/>
+          <w:b w:val="0"/>
+          <w:i w:val="0"/>
           <w:sz w:val="21"/>
         </w:rPr>
         <w:t xml:space="preserve">用 </w:t>
       </w:r>
       <w:r>
         <w:rPr>
-          <w:rFonts w:ascii="Consolas" w:hAnsi="Consolas" w:eastAsia="微软雅黑"/>
+          <w:rFonts w:ascii="Consolas" w:hAnsi="Consolas" w:eastAsia="微软雅黑" w:cs="Consolas"/>
+          <w:b w:val="0"/>
+          <w:i w:val="0"/>
           <w:sz w:val="19"/>
         </w:rPr>
         <w:t>QMetaObject::invokeMethod</w:t>
       </w:r>
       <w:r>
         <w:rPr>
-          <w:rFonts w:ascii="宋体" w:hAnsi="宋体" w:eastAsia="宋体"/>
+          <w:rFonts w:ascii="Times New Roman" w:hAnsi="Times New Roman" w:eastAsia="宋体" w:cs="Times New Roman"/>
+          <w:b w:val="0"/>
+          <w:i w:val="0"/>
           <w:sz w:val="21"/>
         </w:rPr>
         <w:t xml:space="preserve"> 触发信号时，无参信号不要传 </w:t>
       </w:r>
       <w:r>
         <w:rPr>
-          <w:rFonts w:ascii="Consolas" w:hAnsi="Consolas" w:eastAsia="微软雅黑"/>
+          <w:rFonts w:ascii="Consolas" w:hAnsi="Consolas" w:eastAsia="微软雅黑" w:cs="Consolas"/>
+          <w:b w:val="0"/>
+          <w:i w:val="0"/>
           <w:sz w:val="19"/>
         </w:rPr>
         <w:t>Q_ARG</w:t>
       </w:r>
       <w:r>
         <w:rPr>
-          <w:rFonts w:ascii="宋体" w:hAnsi="宋体" w:eastAsia="宋体"/>
+          <w:rFonts w:ascii="Times New Roman" w:hAnsi="Times New Roman" w:eastAsia="宋体" w:cs="Times New Roman"/>
+          <w:b w:val="0"/>
+          <w:i w:val="0"/>
           <w:sz w:val="21"/>
         </w:rPr>
         <w:t>（DirectConnection 下参数不匹配会静默失败）；</w:t>
@@ -4622,35 +5874,45 @@
       </w:pPr>
       <w:r>
         <w:rPr>
-          <w:rFonts w:ascii="宋体" w:hAnsi="宋体" w:eastAsia="宋体"/>
+          <w:rFonts w:ascii="Times New Roman" w:hAnsi="Times New Roman" w:eastAsia="宋体" w:cs="Times New Roman"/>
+          <w:b w:val="0"/>
+          <w:i w:val="0"/>
           <w:sz w:val="21"/>
         </w:rPr>
         <w:t xml:space="preserve">嵌套 </w:t>
       </w:r>
       <w:r>
         <w:rPr>
-          <w:rFonts w:ascii="Consolas" w:hAnsi="Consolas" w:eastAsia="微软雅黑"/>
+          <w:rFonts w:ascii="Consolas" w:hAnsi="Consolas" w:eastAsia="微软雅黑" w:cs="Consolas"/>
+          <w:b w:val="0"/>
+          <w:i w:val="0"/>
           <w:sz w:val="19"/>
         </w:rPr>
         <w:t>QTimer::singleShot</w:t>
       </w:r>
       <w:r>
         <w:rPr>
-          <w:rFonts w:ascii="宋体" w:hAnsi="宋体" w:eastAsia="宋体"/>
+          <w:rFonts w:ascii="Times New Roman" w:hAnsi="Times New Roman" w:eastAsia="宋体" w:cs="Times New Roman"/>
+          <w:b w:val="0"/>
+          <w:i w:val="0"/>
           <w:sz w:val="21"/>
         </w:rPr>
         <w:t xml:space="preserve"> lambda 不要按引用捕获外层已析构局部，按值逐层传 </w:t>
       </w:r>
       <w:r>
         <w:rPr>
-          <w:rFonts w:ascii="Consolas" w:hAnsi="Consolas" w:eastAsia="微软雅黑"/>
+          <w:rFonts w:ascii="Consolas" w:hAnsi="Consolas" w:eastAsia="微软雅黑" w:cs="Consolas"/>
+          <w:b w:val="0"/>
+          <w:i w:val="0"/>
           <w:sz w:val="19"/>
         </w:rPr>
         <w:t>QWidget*</w:t>
       </w:r>
       <w:r>
         <w:rPr>
-          <w:rFonts w:ascii="宋体" w:hAnsi="宋体" w:eastAsia="宋体"/>
+          <w:rFonts w:ascii="Times New Roman" w:hAnsi="Times New Roman" w:eastAsia="宋体" w:cs="Times New Roman"/>
+          <w:b w:val="0"/>
+          <w:i w:val="0"/>
           <w:sz w:val="21"/>
         </w:rPr>
         <w:t>。</w:t>
@@ -4659,7 +5921,7 @@
     <w:p>
       <w:pPr>
         <w:pBdr>
-          <w:bottom w:val="single" w:sz="6" w:space="1" w:color="808080"/>
+          <w:bottom w:val="single" w:sz="6" w:space="4" w:color="BFBFBF"/>
         </w:pBdr>
         <w:spacing w:before="40" w:after="120"/>
       </w:pPr>
@@ -4670,6 +5932,82 @@
       </w:pPr>
       <w:r>
         <w:t>7 构建问题速查</w:t>
+      </w:r>
+    </w:p>
+    <w:p>
+      <w:pPr>
+        <w:spacing w:before="120" w:after="40"/>
+        <w:jc w:val="center"/>
+      </w:pPr>
+      <w:r>
+        <w:rPr>
+          <w:rFonts w:ascii="黑体" w:hAnsi="黑体" w:eastAsia="黑体" w:cs="黑体"/>
+          <w:b/>
+          <w:i w:val="0"/>
+          <w:color w:val="1F4E79"/>
+          <w:sz w:val="18"/>
+        </w:rPr>
+        <w:t xml:space="preserve">表 </w:t>
+      </w:r>
+      <w:r>
+        <w:rPr>
+          <w:rFonts w:ascii="Times New Roman" w:hAnsi="Times New Roman" w:eastAsia="黑体" w:cs="Times New Roman"/>
+          <w:b w:val="0"/>
+          <w:i w:val="0"/>
+          <w:color w:val="1F4E79"/>
+          <w:sz w:val="18"/>
+        </w:rPr>
+        <w:fldChar w:fldCharType="begin"/>
+      </w:r>
+      <w:r>
+        <w:rPr>
+          <w:rFonts w:ascii="Times New Roman" w:hAnsi="Times New Roman" w:eastAsia="黑体" w:cs="Times New Roman"/>
+          <w:b w:val="0"/>
+          <w:i w:val="0"/>
+          <w:color w:val="1F4E79"/>
+          <w:sz w:val="18"/>
+        </w:rPr>
+        <w:instrText xml:space="preserve"> SEQ Table \* ARABIC </w:instrText>
+      </w:r>
+      <w:r>
+        <w:rPr>
+          <w:rFonts w:ascii="Times New Roman" w:hAnsi="Times New Roman" w:eastAsia="黑体" w:cs="Times New Roman"/>
+          <w:b w:val="0"/>
+          <w:i w:val="0"/>
+          <w:color w:val="1F4E79"/>
+          <w:sz w:val="18"/>
+        </w:rPr>
+        <w:fldChar w:fldCharType="separate"/>
+      </w:r>
+      <w:r>
+        <w:rPr>
+          <w:rFonts w:ascii="Times New Roman" w:hAnsi="Times New Roman" w:eastAsia="黑体" w:cs="Times New Roman"/>
+          <w:b w:val="0"/>
+          <w:i w:val="0"/>
+          <w:color w:val="1F4E79"/>
+          <w:sz w:val="18"/>
+        </w:rPr>
+        <w:t>4</w:t>
+      </w:r>
+      <w:r>
+        <w:rPr>
+          <w:rFonts w:ascii="Times New Roman" w:hAnsi="Times New Roman" w:eastAsia="黑体" w:cs="Times New Roman"/>
+          <w:b w:val="0"/>
+          <w:i w:val="0"/>
+          <w:color w:val="1F4E79"/>
+          <w:sz w:val="18"/>
+        </w:rPr>
+        <w:fldChar w:fldCharType="end"/>
+      </w:r>
+      <w:r>
+        <w:rPr>
+          <w:rFonts w:ascii="黑体" w:hAnsi="黑体" w:eastAsia="黑体" w:cs="黑体"/>
+          <w:b/>
+          <w:i w:val="0"/>
+          <w:color w:val="1F4E79"/>
+          <w:sz w:val="18"/>
+        </w:rPr>
+        <w:t xml:space="preserve">  构建问题速查</w:t>
       </w:r>
     </w:p>
     <w:tbl>
@@ -4681,15 +6019,19 @@
         <w:tblLook w:firstColumn="1" w:firstRow="1" w:lastColumn="0" w:lastRow="0" w:noHBand="0" w:noVBand="1" w:val="04A0"/>
       </w:tblPr>
       <w:tblGrid>
-        <w:gridCol w:w="2268"/>
-        <w:gridCol w:w="2268"/>
-        <w:gridCol w:w="2268"/>
-        <w:gridCol w:w="2268"/>
+        <w:gridCol w:w="2324"/>
+        <w:gridCol w:w="2324"/>
+        <w:gridCol w:w="2324"/>
+        <w:gridCol w:w="2324"/>
       </w:tblGrid>
       <w:tr>
+        <w:trPr>
+          <w:tblHeader w:val="true"/>
+        </w:trPr>
         <w:tc>
           <w:tcPr>
-            <w:tcW w:type="dxa" w:w="2268"/>
+            <w:tcW w:type="dxa" w:w="2324"/>
+            <w:vAlign w:val="center"/>
             <w:shd w:val="clear" w:fill="1F4E79"/>
           </w:tcPr>
           <w:p>
@@ -4698,14 +6040,9 @@
             </w:pPr>
             <w:r>
               <w:rPr>
+                <w:rFonts w:ascii="Times New Roman" w:hAnsi="Times New Roman" w:eastAsia="宋体" w:cs="Times New Roman"/>
                 <w:b/>
-                <w:color w:val="FFFFFF"/>
-              </w:rPr>
-            </w:r>
-            <w:r>
-              <w:rPr>
-                <w:rFonts w:ascii="宋体" w:hAnsi="宋体" w:eastAsia="宋体"/>
-                <w:b/>
+                <w:i w:val="0"/>
                 <w:color w:val="FFFFFF"/>
                 <w:sz w:val="18"/>
               </w:rPr>
@@ -4715,7 +6052,8 @@
         </w:tc>
         <w:tc>
           <w:tcPr>
-            <w:tcW w:type="dxa" w:w="2268"/>
+            <w:tcW w:type="dxa" w:w="2324"/>
+            <w:vAlign w:val="center"/>
             <w:shd w:val="clear" w:fill="1F4E79"/>
           </w:tcPr>
           <w:p>
@@ -4724,14 +6062,9 @@
             </w:pPr>
             <w:r>
               <w:rPr>
+                <w:rFonts w:ascii="Times New Roman" w:hAnsi="Times New Roman" w:eastAsia="宋体" w:cs="Times New Roman"/>
                 <w:b/>
-                <w:color w:val="FFFFFF"/>
-              </w:rPr>
-            </w:r>
-            <w:r>
-              <w:rPr>
-                <w:rFonts w:ascii="宋体" w:hAnsi="宋体" w:eastAsia="宋体"/>
-                <w:b/>
+                <w:i w:val="0"/>
                 <w:color w:val="FFFFFF"/>
                 <w:sz w:val="18"/>
               </w:rPr>
@@ -4741,8 +6074,34 @@
         </w:tc>
         <w:tc>
           <w:tcPr>
-            <w:tcW w:type="dxa" w:w="2268"/>
+            <w:tcW w:type="dxa" w:w="2324"/>
+            <w:vAlign w:val="center"/>
             <w:shd w:val="clear" w:fill="1F4E79"/>
+          </w:tcPr>
+          <w:p>
+            <w:pPr>
+              <w:spacing w:before="20" w:after="20"/>
+            </w:pPr>
+          </w:p>
+        </w:tc>
+        <w:tc>
+          <w:tcPr>
+            <w:tcW w:type="dxa" w:w="2324"/>
+            <w:vAlign w:val="center"/>
+            <w:shd w:val="clear" w:fill="1F4E79"/>
+          </w:tcPr>
+          <w:p>
+            <w:pPr>
+              <w:spacing w:before="20" w:after="20"/>
+            </w:pPr>
+          </w:p>
+        </w:tc>
+      </w:tr>
+      <w:tr>
+        <w:tc>
+          <w:tcPr>
+            <w:tcW w:type="dxa" w:w="2324"/>
+            <w:vAlign w:val="center"/>
           </w:tcPr>
           <w:p>
             <w:pPr>
@@ -4750,43 +6109,9 @@
             </w:pPr>
             <w:r>
               <w:rPr>
-                <w:b/>
-                <w:color w:val="FFFFFF"/>
-              </w:rPr>
-            </w:r>
-          </w:p>
-        </w:tc>
-        <w:tc>
-          <w:tcPr>
-            <w:tcW w:type="dxa" w:w="2268"/>
-            <w:shd w:val="clear" w:fill="1F4E79"/>
-          </w:tcPr>
-          <w:p>
-            <w:pPr>
-              <w:spacing w:before="20" w:after="20"/>
-            </w:pPr>
-            <w:r>
-              <w:rPr>
-                <w:b/>
-                <w:color w:val="FFFFFF"/>
-              </w:rPr>
-            </w:r>
-          </w:p>
-        </w:tc>
-      </w:tr>
-      <w:tr>
-        <w:tc>
-          <w:tcPr>
-            <w:tcW w:type="dxa" w:w="2268"/>
-          </w:tcPr>
-          <w:p>
-            <w:pPr>
-              <w:spacing w:before="20" w:after="20"/>
-            </w:pPr>
-            <w:r/>
-            <w:r>
-              <w:rPr>
-                <w:rFonts w:ascii="Consolas" w:hAnsi="Consolas" w:eastAsia="微软雅黑"/>
+                <w:rFonts w:ascii="Consolas" w:hAnsi="Consolas" w:eastAsia="微软雅黑" w:cs="Consolas"/>
+                <w:b w:val="0"/>
+                <w:i w:val="0"/>
                 <w:sz w:val="16"/>
               </w:rPr>
               <w:t>cannot open output file ft_harness.exe/FT_Edit.exe: Permission denied</w:t>
@@ -4795,16 +6120,18 @@
         </w:tc>
         <w:tc>
           <w:tcPr>
-            <w:tcW w:type="dxa" w:w="2268"/>
+            <w:tcW w:type="dxa" w:w="2324"/>
+            <w:vAlign w:val="center"/>
           </w:tcPr>
           <w:p>
             <w:pPr>
               <w:spacing w:before="20" w:after="20"/>
             </w:pPr>
-            <w:r/>
             <w:r>
               <w:rPr>
-                <w:rFonts w:ascii="宋体" w:hAnsi="宋体" w:eastAsia="宋体"/>
+                <w:rFonts w:ascii="Times New Roman" w:hAnsi="Times New Roman" w:eastAsia="宋体" w:cs="Times New Roman"/>
+                <w:b w:val="0"/>
+                <w:i w:val="0"/>
                 <w:sz w:val="18"/>
               </w:rPr>
               <w:t>上次运行的进程仍在（崩溃后残留）：任务管理器结束或 `Get-Process ft_edit</w:t>
@@ -4813,16 +6140,18 @@
         </w:tc>
         <w:tc>
           <w:tcPr>
-            <w:tcW w:type="dxa" w:w="2268"/>
+            <w:tcW w:type="dxa" w:w="2324"/>
+            <w:vAlign w:val="center"/>
           </w:tcPr>
           <w:p>
             <w:pPr>
               <w:spacing w:before="20" w:after="20"/>
             </w:pPr>
-            <w:r/>
             <w:r>
               <w:rPr>
-                <w:rFonts w:ascii="宋体" w:hAnsi="宋体" w:eastAsia="宋体"/>
+                <w:rFonts w:ascii="Times New Roman" w:hAnsi="Times New Roman" w:eastAsia="宋体" w:cs="Times New Roman"/>
+                <w:b w:val="0"/>
+                <w:i w:val="0"/>
                 <w:sz w:val="18"/>
               </w:rPr>
               <w:t>ft_harness</w:t>
@@ -4831,16 +6160,18 @@
         </w:tc>
         <w:tc>
           <w:tcPr>
-            <w:tcW w:type="dxa" w:w="2268"/>
+            <w:tcW w:type="dxa" w:w="2324"/>
+            <w:vAlign w:val="center"/>
           </w:tcPr>
           <w:p>
             <w:pPr>
               <w:spacing w:before="20" w:after="20"/>
             </w:pPr>
-            <w:r/>
             <w:r>
               <w:rPr>
-                <w:rFonts w:ascii="宋体" w:hAnsi="宋体" w:eastAsia="宋体"/>
+                <w:rFonts w:ascii="Times New Roman" w:hAnsi="Times New Roman" w:eastAsia="宋体" w:cs="Times New Roman"/>
+                <w:b w:val="0"/>
+                <w:i w:val="0"/>
                 <w:sz w:val="18"/>
               </w:rPr>
               <w:t>Stop-Process -Force`</w:t>
@@ -4851,30 +6182,37 @@
       <w:tr>
         <w:tc>
           <w:tcPr>
-            <w:tcW w:type="dxa" w:w="2268"/>
+            <w:tcW w:type="dxa" w:w="2324"/>
+            <w:vAlign w:val="center"/>
+            <w:shd w:val="clear" w:fill="F4F8FD"/>
           </w:tcPr>
           <w:p>
             <w:pPr>
               <w:spacing w:before="20" w:after="20"/>
             </w:pPr>
-            <w:r/>
             <w:r>
               <w:rPr>
-                <w:rFonts w:ascii="宋体" w:hAnsi="宋体" w:eastAsia="宋体"/>
+                <w:rFonts w:ascii="Times New Roman" w:hAnsi="Times New Roman" w:eastAsia="宋体" w:cs="Times New Roman"/>
+                <w:b w:val="0"/>
+                <w:i w:val="0"/>
                 <w:sz w:val="18"/>
               </w:rPr>
               <w:t xml:space="preserve">运行直接退出码 </w:t>
             </w:r>
             <w:r>
               <w:rPr>
-                <w:rFonts w:ascii="Consolas" w:hAnsi="Consolas" w:eastAsia="微软雅黑"/>
+                <w:rFonts w:ascii="Consolas" w:hAnsi="Consolas" w:eastAsia="微软雅黑" w:cs="Consolas"/>
+                <w:b w:val="0"/>
+                <w:i w:val="0"/>
                 <w:sz w:val="16"/>
               </w:rPr>
               <w:t>0xC0000005</w:t>
             </w:r>
             <w:r>
               <w:rPr>
-                <w:rFonts w:ascii="宋体" w:hAnsi="宋体" w:eastAsia="宋体"/>
+                <w:rFonts w:ascii="Times New Roman" w:hAnsi="Times New Roman" w:eastAsia="宋体" w:cs="Times New Roman"/>
+                <w:b w:val="0"/>
+                <w:i w:val="0"/>
                 <w:sz w:val="18"/>
               </w:rPr>
               <w:t>（3221225477）</w:t>
@@ -4883,16 +6221,19 @@
         </w:tc>
         <w:tc>
           <w:tcPr>
-            <w:tcW w:type="dxa" w:w="2268"/>
+            <w:tcW w:type="dxa" w:w="2324"/>
+            <w:vAlign w:val="center"/>
+            <w:shd w:val="clear" w:fill="F4F8FD"/>
           </w:tcPr>
           <w:p>
             <w:pPr>
               <w:spacing w:before="20" w:after="20"/>
             </w:pPr>
-            <w:r/>
             <w:r>
               <w:rPr>
-                <w:rFonts w:ascii="宋体" w:hAnsi="宋体" w:eastAsia="宋体"/>
+                <w:rFonts w:ascii="Times New Roman" w:hAnsi="Times New Roman" w:eastAsia="宋体" w:cs="Times New Roman"/>
+                <w:b w:val="0"/>
+                <w:i w:val="0"/>
                 <w:sz w:val="18"/>
               </w:rPr>
               <w:t>空指针/悬空指针；优先排查：信号 lambda 捕获已删 Step、嵌套定时器引用悬空、takeItem 后仍用旧控件指针</w:t>
@@ -4901,40 +6242,44 @@
         </w:tc>
         <w:tc>
           <w:tcPr>
-            <w:tcW w:type="dxa" w:w="2268"/>
+            <w:tcW w:type="dxa" w:w="2324"/>
+            <w:vAlign w:val="center"/>
+            <w:shd w:val="clear" w:fill="F4F8FD"/>
           </w:tcPr>
           <w:p>
             <w:pPr>
               <w:spacing w:before="20" w:after="20"/>
             </w:pPr>
-            <w:r/>
           </w:p>
         </w:tc>
         <w:tc>
           <w:tcPr>
-            <w:tcW w:type="dxa" w:w="2268"/>
+            <w:tcW w:type="dxa" w:w="2324"/>
+            <w:vAlign w:val="center"/>
+            <w:shd w:val="clear" w:fill="F4F8FD"/>
           </w:tcPr>
           <w:p>
             <w:pPr>
               <w:spacing w:before="20" w:after="20"/>
             </w:pPr>
-            <w:r/>
           </w:p>
         </w:tc>
       </w:tr>
       <w:tr>
         <w:tc>
           <w:tcPr>
-            <w:tcW w:type="dxa" w:w="2268"/>
+            <w:tcW w:type="dxa" w:w="2324"/>
+            <w:vAlign w:val="center"/>
           </w:tcPr>
           <w:p>
             <w:pPr>
               <w:spacing w:before="20" w:after="20"/>
             </w:pPr>
-            <w:r/>
             <w:r>
               <w:rPr>
-                <w:rFonts w:ascii="宋体" w:hAnsi="宋体" w:eastAsia="宋体"/>
+                <w:rFonts w:ascii="Times New Roman" w:hAnsi="Times New Roman" w:eastAsia="宋体" w:cs="Times New Roman"/>
+                <w:b w:val="0"/>
+                <w:i w:val="0"/>
                 <w:sz w:val="18"/>
               </w:rPr>
               <w:t>MSVC 编译 initializer_list 歧义</w:t>
@@ -4943,23 +6288,27 @@
         </w:tc>
         <w:tc>
           <w:tcPr>
-            <w:tcW w:type="dxa" w:w="2268"/>
+            <w:tcW w:type="dxa" w:w="2324"/>
+            <w:vAlign w:val="center"/>
           </w:tcPr>
           <w:p>
             <w:pPr>
               <w:spacing w:before="20" w:after="20"/>
             </w:pPr>
-            <w:r/>
             <w:r>
               <w:rPr>
-                <w:rFonts w:ascii="宋体" w:hAnsi="宋体" w:eastAsia="宋体"/>
+                <w:rFonts w:ascii="Times New Roman" w:hAnsi="Times New Roman" w:eastAsia="宋体" w:cs="Times New Roman"/>
+                <w:b w:val="0"/>
+                <w:i w:val="0"/>
                 <w:sz w:val="18"/>
               </w:rPr>
               <w:t xml:space="preserve">显式写完整类型，如 </w:t>
             </w:r>
             <w:r>
               <w:rPr>
-                <w:rFonts w:ascii="Consolas" w:hAnsi="Consolas" w:eastAsia="微软雅黑"/>
+                <w:rFonts w:ascii="Consolas" w:hAnsi="Consolas" w:eastAsia="微软雅黑" w:cs="Consolas"/>
+                <w:b w:val="0"/>
+                <w:i w:val="0"/>
                 <w:sz w:val="16"/>
               </w:rPr>
               <w:t>QVector&lt;FT_FunctionData&gt;{}</w:t>
@@ -4968,40 +6317,43 @@
         </w:tc>
         <w:tc>
           <w:tcPr>
-            <w:tcW w:type="dxa" w:w="2268"/>
+            <w:tcW w:type="dxa" w:w="2324"/>
+            <w:vAlign w:val="center"/>
           </w:tcPr>
           <w:p>
             <w:pPr>
               <w:spacing w:before="20" w:after="20"/>
             </w:pPr>
-            <w:r/>
           </w:p>
         </w:tc>
         <w:tc>
           <w:tcPr>
-            <w:tcW w:type="dxa" w:w="2268"/>
+            <w:tcW w:type="dxa" w:w="2324"/>
+            <w:vAlign w:val="center"/>
           </w:tcPr>
           <w:p>
             <w:pPr>
               <w:spacing w:before="20" w:after="20"/>
             </w:pPr>
-            <w:r/>
           </w:p>
         </w:tc>
       </w:tr>
       <w:tr>
         <w:tc>
           <w:tcPr>
-            <w:tcW w:type="dxa" w:w="2268"/>
+            <w:tcW w:type="dxa" w:w="2324"/>
+            <w:vAlign w:val="center"/>
+            <w:shd w:val="clear" w:fill="F4F8FD"/>
           </w:tcPr>
           <w:p>
             <w:pPr>
               <w:spacing w:before="20" w:after="20"/>
             </w:pPr>
-            <w:r/>
             <w:r>
               <w:rPr>
-                <w:rFonts w:ascii="宋体" w:hAnsi="宋体" w:eastAsia="宋体"/>
+                <w:rFonts w:ascii="Times New Roman" w:hAnsi="Times New Roman" w:eastAsia="宋体" w:cs="Times New Roman"/>
+                <w:b w:val="0"/>
+                <w:i w:val="0"/>
                 <w:sz w:val="18"/>
               </w:rPr>
               <w:t>MinGW 能编 / MSVC 报错（或反之）</w:t>
@@ -5010,16 +6362,19 @@
         </w:tc>
         <w:tc>
           <w:tcPr>
-            <w:tcW w:type="dxa" w:w="2268"/>
+            <w:tcW w:type="dxa" w:w="2324"/>
+            <w:vAlign w:val="center"/>
+            <w:shd w:val="clear" w:fill="F4F8FD"/>
           </w:tcPr>
           <w:p>
             <w:pPr>
               <w:spacing w:before="20" w:after="20"/>
             </w:pPr>
-            <w:r/>
             <w:r>
               <w:rPr>
-                <w:rFonts w:ascii="宋体" w:hAnsi="宋体" w:eastAsia="宋体"/>
+                <w:rFonts w:ascii="Times New Roman" w:hAnsi="Times New Roman" w:eastAsia="宋体" w:cs="Times New Roman"/>
+                <w:b w:val="0"/>
+                <w:i w:val="0"/>
                 <w:sz w:val="18"/>
               </w:rPr>
               <w:t>不要依赖编译器扩展；两套环境路径/PATH 不可混用</w:t>
@@ -5028,40 +6383,44 @@
         </w:tc>
         <w:tc>
           <w:tcPr>
-            <w:tcW w:type="dxa" w:w="2268"/>
+            <w:tcW w:type="dxa" w:w="2324"/>
+            <w:vAlign w:val="center"/>
+            <w:shd w:val="clear" w:fill="F4F8FD"/>
           </w:tcPr>
           <w:p>
             <w:pPr>
               <w:spacing w:before="20" w:after="20"/>
             </w:pPr>
-            <w:r/>
           </w:p>
         </w:tc>
         <w:tc>
           <w:tcPr>
-            <w:tcW w:type="dxa" w:w="2268"/>
+            <w:tcW w:type="dxa" w:w="2324"/>
+            <w:vAlign w:val="center"/>
+            <w:shd w:val="clear" w:fill="F4F8FD"/>
           </w:tcPr>
           <w:p>
             <w:pPr>
               <w:spacing w:before="20" w:after="20"/>
             </w:pPr>
-            <w:r/>
           </w:p>
         </w:tc>
       </w:tr>
       <w:tr>
         <w:tc>
           <w:tcPr>
-            <w:tcW w:type="dxa" w:w="2268"/>
+            <w:tcW w:type="dxa" w:w="2324"/>
+            <w:vAlign w:val="center"/>
           </w:tcPr>
           <w:p>
             <w:pPr>
               <w:spacing w:before="20" w:after="20"/>
             </w:pPr>
-            <w:r/>
             <w:r>
               <w:rPr>
-                <w:rFonts w:ascii="宋体" w:hAnsi="宋体" w:eastAsia="宋体"/>
+                <w:rFonts w:ascii="Times New Roman" w:hAnsi="Times New Roman" w:eastAsia="宋体" w:cs="Times New Roman"/>
+                <w:b w:val="0"/>
+                <w:i w:val="0"/>
                 <w:sz w:val="18"/>
               </w:rPr>
               <w:t>改了文件没被编译</w:t>
@@ -5070,30 +6429,36 @@
         </w:tc>
         <w:tc>
           <w:tcPr>
-            <w:tcW w:type="dxa" w:w="2268"/>
+            <w:tcW w:type="dxa" w:w="2324"/>
+            <w:vAlign w:val="center"/>
           </w:tcPr>
           <w:p>
             <w:pPr>
               <w:spacing w:before="20" w:after="20"/>
             </w:pPr>
-            <w:r/>
             <w:r>
               <w:rPr>
-                <w:rFonts w:ascii="宋体" w:hAnsi="宋体" w:eastAsia="宋体"/>
+                <w:rFonts w:ascii="Times New Roman" w:hAnsi="Times New Roman" w:eastAsia="宋体" w:cs="Times New Roman"/>
+                <w:b w:val="0"/>
+                <w:i w:val="0"/>
                 <w:sz w:val="18"/>
               </w:rPr>
               <w:t xml:space="preserve">新 .cpp 未登记进 </w:t>
             </w:r>
             <w:r>
               <w:rPr>
-                <w:rFonts w:ascii="Consolas" w:hAnsi="Consolas" w:eastAsia="微软雅黑"/>
+                <w:rFonts w:ascii="Consolas" w:hAnsi="Consolas" w:eastAsia="微软雅黑" w:cs="Consolas"/>
+                <w:b w:val="0"/>
+                <w:i w:val="0"/>
                 <w:sz w:val="16"/>
               </w:rPr>
               <w:t>CMakeLists.txt</w:t>
             </w:r>
             <w:r>
               <w:rPr>
-                <w:rFonts w:ascii="宋体" w:hAnsi="宋体" w:eastAsia="宋体"/>
+                <w:rFonts w:ascii="Times New Roman" w:hAnsi="Times New Roman" w:eastAsia="宋体" w:cs="Times New Roman"/>
+                <w:b w:val="0"/>
+                <w:i w:val="0"/>
                 <w:sz w:val="18"/>
               </w:rPr>
               <w:t>；或 AUTOMOC 未重跑（改 Q_OBJECT 后建议干净重建）</w:t>
@@ -5102,40 +6467,43 @@
         </w:tc>
         <w:tc>
           <w:tcPr>
-            <w:tcW w:type="dxa" w:w="2268"/>
+            <w:tcW w:type="dxa" w:w="2324"/>
+            <w:vAlign w:val="center"/>
           </w:tcPr>
           <w:p>
             <w:pPr>
               <w:spacing w:before="20" w:after="20"/>
             </w:pPr>
-            <w:r/>
           </w:p>
         </w:tc>
         <w:tc>
           <w:tcPr>
-            <w:tcW w:type="dxa" w:w="2268"/>
+            <w:tcW w:type="dxa" w:w="2324"/>
+            <w:vAlign w:val="center"/>
           </w:tcPr>
           <w:p>
             <w:pPr>
               <w:spacing w:before="20" w:after="20"/>
             </w:pPr>
-            <w:r/>
           </w:p>
         </w:tc>
       </w:tr>
       <w:tr>
         <w:tc>
           <w:tcPr>
-            <w:tcW w:type="dxa" w:w="2268"/>
+            <w:tcW w:type="dxa" w:w="2324"/>
+            <w:vAlign w:val="center"/>
+            <w:shd w:val="clear" w:fill="F4F8FD"/>
           </w:tcPr>
           <w:p>
             <w:pPr>
               <w:spacing w:before="20" w:after="20"/>
             </w:pPr>
-            <w:r/>
             <w:r>
               <w:rPr>
-                <w:rFonts w:ascii="宋体" w:hAnsi="宋体" w:eastAsia="宋体"/>
+                <w:rFonts w:ascii="Times New Roman" w:hAnsi="Times New Roman" w:eastAsia="宋体" w:cs="Times New Roman"/>
+                <w:b w:val="0"/>
+                <w:i w:val="0"/>
                 <w:sz w:val="18"/>
               </w:rPr>
               <w:t>改完行高显示不对</w:t>
@@ -5144,16 +6512,19 @@
         </w:tc>
         <w:tc>
           <w:tcPr>
-            <w:tcW w:type="dxa" w:w="2268"/>
+            <w:tcW w:type="dxa" w:w="2324"/>
+            <w:vAlign w:val="center"/>
+            <w:shd w:val="clear" w:fill="F4F8FD"/>
           </w:tcPr>
           <w:p>
             <w:pPr>
               <w:spacing w:before="20" w:after="20"/>
             </w:pPr>
-            <w:r/>
             <w:r>
               <w:rPr>
-                <w:rFonts w:ascii="宋体" w:hAnsi="宋体" w:eastAsia="宋体"/>
+                <w:rFonts w:ascii="Times New Roman" w:hAnsi="Times New Roman" w:eastAsia="宋体" w:cs="Times New Roman"/>
+                <w:b w:val="0"/>
+                <w:i w:val="0"/>
                 <w:sz w:val="18"/>
               </w:rPr>
               <w:t>对照 4.2 高度链逐级确认信号是否发出、sizeHint 是否回写</w:t>
@@ -5162,24 +6533,26 @@
         </w:tc>
         <w:tc>
           <w:tcPr>
-            <w:tcW w:type="dxa" w:w="2268"/>
+            <w:tcW w:type="dxa" w:w="2324"/>
+            <w:vAlign w:val="center"/>
+            <w:shd w:val="clear" w:fill="F4F8FD"/>
           </w:tcPr>
           <w:p>
             <w:pPr>
               <w:spacing w:before="20" w:after="20"/>
             </w:pPr>
-            <w:r/>
           </w:p>
         </w:tc>
         <w:tc>
           <w:tcPr>
-            <w:tcW w:type="dxa" w:w="2268"/>
+            <w:tcW w:type="dxa" w:w="2324"/>
+            <w:vAlign w:val="center"/>
+            <w:shd w:val="clear" w:fill="F4F8FD"/>
           </w:tcPr>
           <w:p>
             <w:pPr>
               <w:spacing w:before="20" w:after="20"/>
             </w:pPr>
-            <w:r/>
           </w:p>
         </w:tc>
       </w:tr>
@@ -5192,7 +6565,7 @@
     <w:p>
       <w:pPr>
         <w:pBdr>
-          <w:bottom w:val="single" w:sz="6" w:space="1" w:color="808080"/>
+          <w:bottom w:val="single" w:sz="6" w:space="4" w:color="BFBFBF"/>
         </w:pBdr>
         <w:spacing w:before="40" w:after="120"/>
       </w:pPr>
@@ -5211,21 +6584,27 @@
       </w:pPr>
       <w:r>
         <w:rPr>
-          <w:rFonts w:ascii="宋体" w:hAnsi="宋体" w:eastAsia="宋体"/>
+          <w:rFonts w:ascii="Times New Roman" w:hAnsi="Times New Roman" w:eastAsia="宋体" w:cs="Times New Roman"/>
+          <w:b w:val="0"/>
+          <w:i w:val="0"/>
           <w:sz w:val="21"/>
         </w:rPr>
         <w:t xml:space="preserve">[ ] </w:t>
       </w:r>
       <w:r>
         <w:rPr>
-          <w:rFonts w:ascii="Consolas" w:hAnsi="Consolas" w:eastAsia="微软雅黑"/>
+          <w:rFonts w:ascii="Consolas" w:hAnsi="Consolas" w:eastAsia="微软雅黑" w:cs="Consolas"/>
+          <w:b w:val="0"/>
+          <w:i w:val="0"/>
           <w:sz w:val="19"/>
         </w:rPr>
         <w:t>cmake --build build --config Debug --target FT_Edit</w:t>
       </w:r>
       <w:r>
         <w:rPr>
-          <w:rFonts w:ascii="宋体" w:hAnsi="宋体" w:eastAsia="宋体"/>
+          <w:rFonts w:ascii="Times New Roman" w:hAnsi="Times New Roman" w:eastAsia="宋体" w:cs="Times New Roman"/>
+          <w:b w:val="0"/>
+          <w:i w:val="0"/>
           <w:sz w:val="21"/>
         </w:rPr>
         <w:t xml:space="preserve"> 通过；</w:t>
@@ -5237,7 +6616,9 @@
       </w:pPr>
       <w:r>
         <w:rPr>
-          <w:rFonts w:ascii="宋体" w:hAnsi="宋体" w:eastAsia="宋体"/>
+          <w:rFonts w:ascii="Times New Roman" w:hAnsi="Times New Roman" w:eastAsia="宋体" w:cs="Times New Roman"/>
+          <w:b w:val="0"/>
+          <w:i w:val="0"/>
           <w:sz w:val="21"/>
         </w:rPr>
         <w:t>[ ] 实际启动 FT_Edit.exe 完成第 5.1 或对应任务的冒烟路径；</w:t>
@@ -5249,7 +6630,9 @@
       </w:pPr>
       <w:r>
         <w:rPr>
-          <w:rFonts w:ascii="宋体" w:hAnsi="宋体" w:eastAsia="宋体"/>
+          <w:rFonts w:ascii="Times New Roman" w:hAnsi="Times New Roman" w:eastAsia="宋体" w:cs="Times New Roman"/>
+          <w:b w:val="0"/>
+          <w:i w:val="0"/>
           <w:sz w:val="21"/>
         </w:rPr>
         <w:t>[ ] 新增字段/类型已覆盖保存→加载往返；HEX 校验拦截有效；</w:t>
@@ -5261,21 +6644,27 @@
       </w:pPr>
       <w:r>
         <w:rPr>
-          <w:rFonts w:ascii="宋体" w:hAnsi="宋体" w:eastAsia="宋体"/>
+          <w:rFonts w:ascii="Times New Roman" w:hAnsi="Times New Roman" w:eastAsia="宋体" w:cs="Times New Roman"/>
+          <w:b w:val="0"/>
+          <w:i w:val="0"/>
           <w:sz w:val="21"/>
         </w:rPr>
         <w:t xml:space="preserve">[ ] 菜单文案 </w:t>
       </w:r>
       <w:r>
         <w:rPr>
-          <w:rFonts w:ascii="Consolas" w:hAnsi="Consolas" w:eastAsia="微软雅黑"/>
+          <w:rFonts w:ascii="Consolas" w:hAnsi="Consolas" w:eastAsia="微软雅黑" w:cs="Consolas"/>
+          <w:b w:val="0"/>
+          <w:i w:val="0"/>
           <w:sz w:val="19"/>
         </w:rPr>
         <w:t>tr()</w:t>
       </w:r>
       <w:r>
         <w:rPr>
-          <w:rFonts w:ascii="宋体" w:hAnsi="宋体" w:eastAsia="宋体"/>
+          <w:rFonts w:ascii="Times New Roman" w:hAnsi="Times New Roman" w:eastAsia="宋体" w:cs="Times New Roman"/>
+          <w:b w:val="0"/>
+          <w:i w:val="0"/>
           <w:sz w:val="21"/>
         </w:rPr>
         <w:t xml:space="preserve"> 包裹；入口归属符合 5.2；</w:t>
@@ -5287,7 +6676,9 @@
       </w:pPr>
       <w:r>
         <w:rPr>
-          <w:rFonts w:ascii="宋体" w:hAnsi="宋体" w:eastAsia="宋体"/>
+          <w:rFonts w:ascii="Times New Roman" w:hAnsi="Times New Roman" w:eastAsia="宋体" w:cs="Times New Roman"/>
+          <w:b w:val="0"/>
+          <w:i w:val="0"/>
           <w:sz w:val="21"/>
         </w:rPr>
         <w:t>[ ] CMakeLists 已登记新源文件；无临时工程/截图残留；</w:t>
@@ -5299,7 +6690,9 @@
       </w:pPr>
       <w:r>
         <w:rPr>
-          <w:rFonts w:ascii="宋体" w:hAnsi="宋体" w:eastAsia="宋体"/>
+          <w:rFonts w:ascii="Times New Roman" w:hAnsi="Times New Roman" w:eastAsia="宋体" w:cs="Times New Roman"/>
+          <w:b w:val="0"/>
+          <w:i w:val="0"/>
           <w:sz w:val="21"/>
         </w:rPr>
         <w:t>[ ] 《设计文档》《技术文档》受影响章节已同步；</w:t>
@@ -5311,7 +6704,9 @@
       </w:pPr>
       <w:r>
         <w:rPr>
-          <w:rFonts w:ascii="宋体" w:hAnsi="宋体" w:eastAsia="宋体"/>
+          <w:rFonts w:ascii="Times New Roman" w:hAnsi="Times New Roman" w:eastAsia="宋体" w:cs="Times New Roman"/>
+          <w:b w:val="0"/>
+          <w:i w:val="0"/>
           <w:sz w:val="21"/>
         </w:rPr>
         <w:t>[ ] 未执行 git commit（除非明确要求）；</w:t>
@@ -5323,17 +6718,21 @@
       </w:pPr>
       <w:r>
         <w:rPr>
-          <w:rFonts w:ascii="宋体" w:hAnsi="宋体" w:eastAsia="宋体"/>
+          <w:rFonts w:ascii="Times New Roman" w:hAnsi="Times New Roman" w:eastAsia="宋体" w:cs="Times New Roman"/>
+          <w:b w:val="0"/>
+          <w:i w:val="0"/>
           <w:sz w:val="21"/>
         </w:rPr>
         <w:t>[ ] IDE 诊断 0 问题。</w:t>
       </w:r>
     </w:p>
     <w:sectPr>
-      <w:footerReference w:type="default" r:id="rId9"/>
+      <w:headerReference w:type="default" r:id="rId9"/>
+      <w:footerReference w:type="default" r:id="rId10"/>
       <w:pgSz w:w="11906" w:h="16838"/>
-      <w:pgMar w:top="1417" w:right="1417" w:bottom="1247" w:left="1417" w:header="720" w:footer="720" w:gutter="0"/>
+      <w:pgMar w:top="1304" w:right="1304" w:bottom="1304" w:left="1304" w:header="720" w:footer="720" w:gutter="0"/>
       <w:cols w:space="720"/>
+      <w:titlePg/>
       <w:docGrid w:linePitch="360"/>
     </w:sectPr>
   </w:body>
@@ -5349,69 +6748,161 @@
     </w:pPr>
     <w:r>
       <w:rPr>
-        <w:rFonts w:ascii="宋体" w:hAnsi="宋体" w:eastAsia="宋体"/>
+        <w:rFonts w:ascii="Times New Roman" w:hAnsi="Times New Roman" w:eastAsia="宋体" w:cs="Times New Roman"/>
+        <w:b w:val="0"/>
+        <w:i w:val="0"/>
+        <w:color w:val="595959"/>
         <w:sz w:val="18"/>
       </w:rPr>
       <w:t xml:space="preserve">第 </w:t>
     </w:r>
     <w:r>
       <w:rPr>
-        <w:rFonts w:ascii="宋体" w:hAnsi="宋体" w:eastAsia="宋体"/>
+        <w:rFonts w:ascii="Times New Roman" w:hAnsi="Times New Roman" w:eastAsia="宋体" w:cs="Times New Roman"/>
+        <w:b w:val="0"/>
+        <w:i w:val="0"/>
+        <w:color w:val="595959"/>
         <w:sz w:val="18"/>
       </w:rPr>
       <w:fldChar w:fldCharType="begin"/>
     </w:r>
     <w:r>
       <w:rPr>
-        <w:rFonts w:ascii="宋体" w:hAnsi="宋体" w:eastAsia="宋体"/>
+        <w:rFonts w:ascii="Times New Roman" w:hAnsi="Times New Roman" w:eastAsia="宋体" w:cs="Times New Roman"/>
+        <w:b w:val="0"/>
+        <w:i w:val="0"/>
+        <w:color w:val="595959"/>
         <w:sz w:val="18"/>
       </w:rPr>
       <w:instrText xml:space="preserve"> PAGE </w:instrText>
     </w:r>
     <w:r>
       <w:rPr>
-        <w:rFonts w:ascii="宋体" w:hAnsi="宋体" w:eastAsia="宋体"/>
+        <w:rFonts w:ascii="Times New Roman" w:hAnsi="Times New Roman" w:eastAsia="宋体" w:cs="Times New Roman"/>
+        <w:b w:val="0"/>
+        <w:i w:val="0"/>
+        <w:color w:val="595959"/>
+        <w:sz w:val="18"/>
+      </w:rPr>
+      <w:fldChar w:fldCharType="separate"/>
+    </w:r>
+    <w:r>
+      <w:rPr>
+        <w:rFonts w:ascii="Times New Roman" w:hAnsi="Times New Roman" w:eastAsia="宋体" w:cs="Times New Roman"/>
+        <w:b w:val="0"/>
+        <w:i w:val="0"/>
+        <w:color w:val="595959"/>
+        <w:sz w:val="18"/>
+      </w:rPr>
+      <w:t>1</w:t>
+    </w:r>
+    <w:r>
+      <w:rPr>
+        <w:rFonts w:ascii="Times New Roman" w:hAnsi="Times New Roman" w:eastAsia="宋体" w:cs="Times New Roman"/>
+        <w:b w:val="0"/>
+        <w:i w:val="0"/>
+        <w:color w:val="595959"/>
         <w:sz w:val="18"/>
       </w:rPr>
       <w:fldChar w:fldCharType="end"/>
     </w:r>
     <w:r>
       <w:rPr>
-        <w:rFonts w:ascii="宋体" w:hAnsi="宋体" w:eastAsia="宋体"/>
+        <w:rFonts w:ascii="Times New Roman" w:hAnsi="Times New Roman" w:eastAsia="宋体" w:cs="Times New Roman"/>
+        <w:b w:val="0"/>
+        <w:i w:val="0"/>
+        <w:color w:val="595959"/>
         <w:sz w:val="18"/>
       </w:rPr>
       <w:t xml:space="preserve"> 页 / 共 </w:t>
     </w:r>
     <w:r>
       <w:rPr>
-        <w:rFonts w:ascii="宋体" w:hAnsi="宋体" w:eastAsia="宋体"/>
+        <w:rFonts w:ascii="Times New Roman" w:hAnsi="Times New Roman" w:eastAsia="宋体" w:cs="Times New Roman"/>
+        <w:b w:val="0"/>
+        <w:i w:val="0"/>
+        <w:color w:val="595959"/>
         <w:sz w:val="18"/>
       </w:rPr>
       <w:fldChar w:fldCharType="begin"/>
     </w:r>
     <w:r>
       <w:rPr>
-        <w:rFonts w:ascii="宋体" w:hAnsi="宋体" w:eastAsia="宋体"/>
+        <w:rFonts w:ascii="Times New Roman" w:hAnsi="Times New Roman" w:eastAsia="宋体" w:cs="Times New Roman"/>
+        <w:b w:val="0"/>
+        <w:i w:val="0"/>
+        <w:color w:val="595959"/>
         <w:sz w:val="18"/>
       </w:rPr>
       <w:instrText xml:space="preserve"> NUMPAGES </w:instrText>
     </w:r>
     <w:r>
       <w:rPr>
-        <w:rFonts w:ascii="宋体" w:hAnsi="宋体" w:eastAsia="宋体"/>
+        <w:rFonts w:ascii="Times New Roman" w:hAnsi="Times New Roman" w:eastAsia="宋体" w:cs="Times New Roman"/>
+        <w:b w:val="0"/>
+        <w:i w:val="0"/>
+        <w:color w:val="595959"/>
+        <w:sz w:val="18"/>
+      </w:rPr>
+      <w:fldChar w:fldCharType="separate"/>
+    </w:r>
+    <w:r>
+      <w:rPr>
+        <w:rFonts w:ascii="Times New Roman" w:hAnsi="Times New Roman" w:eastAsia="宋体" w:cs="Times New Roman"/>
+        <w:b w:val="0"/>
+        <w:i w:val="0"/>
+        <w:color w:val="595959"/>
+        <w:sz w:val="18"/>
+      </w:rPr>
+      <w:t>1</w:t>
+    </w:r>
+    <w:r>
+      <w:rPr>
+        <w:rFonts w:ascii="Times New Roman" w:hAnsi="Times New Roman" w:eastAsia="宋体" w:cs="Times New Roman"/>
+        <w:b w:val="0"/>
+        <w:i w:val="0"/>
+        <w:color w:val="595959"/>
         <w:sz w:val="18"/>
       </w:rPr>
       <w:fldChar w:fldCharType="end"/>
     </w:r>
     <w:r>
       <w:rPr>
-        <w:rFonts w:ascii="宋体" w:hAnsi="宋体" w:eastAsia="宋体"/>
+        <w:rFonts w:ascii="Times New Roman" w:hAnsi="Times New Roman" w:eastAsia="宋体" w:cs="Times New Roman"/>
+        <w:b w:val="0"/>
+        <w:i w:val="0"/>
+        <w:color w:val="595959"/>
         <w:sz w:val="18"/>
       </w:rPr>
       <w:t xml:space="preserve"> 页</w:t>
     </w:r>
   </w:p>
 </w:ftr>
+</file>
+
+<file path=word/header1.xml><?xml version="1.0" encoding="utf-8"?>
+<w:hdr xmlns:m="http://schemas.openxmlformats.org/officeDocument/2006/math" xmlns:mc="http://schemas.openxmlformats.org/markup-compatibility/2006" xmlns:mo="http://schemas.microsoft.com/office/mac/office/2008/main" xmlns:mv="urn:schemas-microsoft-com:mac:vml" xmlns:o="urn:schemas-microsoft-com:office:office" xmlns:r="http://schemas.openxmlformats.org/officeDocument/2006/relationships" xmlns:v="urn:schemas-microsoft-com:vml" xmlns:w10="urn:schemas-microsoft-com:office:word" xmlns:w14="http://schemas.microsoft.com/office/word/2010/wordml" xmlns:w="http://schemas.openxmlformats.org/wordprocessingml/2006/main" xmlns:wne="http://schemas.microsoft.com/office/word/2006/wordml" xmlns:wp14="http://schemas.microsoft.com/office/word/2010/wordprocessingDrawing" xmlns:wp="http://schemas.openxmlformats.org/drawingml/2006/wordprocessingDrawing" xmlns:wpc="http://schemas.microsoft.com/office/word/2010/wordprocessingCanvas" xmlns:wpg="http://schemas.microsoft.com/office/word/2010/wordprocessingGroup" xmlns:wpi="http://schemas.microsoft.com/office/word/2010/wordprocessingInk" xmlns:wps="http://schemas.microsoft.com/office/word/2010/wordprocessingShape" mc:Ignorable="w14 wp14">
+  <w:p>
+    <w:pPr>
+      <w:pStyle w:val="Header"/>
+      <w:jc w:val="right"/>
+      <w:pBdr>
+        <w:bottom w:val="single" w:sz="6" w:space="4" w:color="8DB3E2"/>
+      </w:pBdr>
+    </w:pPr>
+    <w:r/>
+    <w:r>
+      <w:rPr>
+        <w:rFonts w:ascii="Times New Roman" w:hAnsi="Times New Roman" w:eastAsia="宋体" w:cs="Times New Roman"/>
+        <w:b w:val="0"/>
+        <w:i w:val="0"/>
+        <w:color w:val="808080"/>
+        <w:sz w:val="16"/>
+      </w:rPr>
+      <w:t>FT_Edit 软件开发文档</w:t>
+    </w:r>
+  </w:p>
+</w:hdr>
 </file>
 
 <file path=word/numbering.xml><?xml version="1.0" encoding="utf-8"?>
@@ -5778,10 +7269,10 @@
     <w:qFormat/>
     <w:rsid w:val="00FC693F"/>
     <w:pPr>
-      <w:spacing w:after="80" w:line="300" w:lineRule="auto"/>
+      <w:spacing w:after="80" w:line="312" w:lineRule="auto"/>
     </w:pPr>
     <w:rPr>
-      <w:rFonts w:ascii="宋体" w:hAnsi="宋体" w:eastAsia="宋体"/>
+      <w:rFonts w:ascii="Times New Roman" w:hAnsi="Times New Roman" w:eastAsia="宋体"/>
       <w:sz w:val="21"/>
     </w:rPr>
   </w:style>
@@ -5840,7 +7331,7 @@
     <w:pPr>
       <w:keepNext/>
       <w:keepLines/>
-      <w:spacing w:before="480" w:after="0"/>
+      <w:spacing w:before="320" w:after="160"/>
       <w:outlineLvl w:val="0"/>
     </w:pPr>
     <w:rPr>
@@ -5864,7 +7355,7 @@
     <w:pPr>
       <w:keepNext/>
       <w:keepLines/>
-      <w:spacing w:before="200" w:after="0"/>
+      <w:spacing w:before="240" w:after="120"/>
       <w:outlineLvl w:val="1"/>
     </w:pPr>
     <w:rPr>
@@ -5888,7 +7379,7 @@
     <w:pPr>
       <w:keepNext/>
       <w:keepLines/>
-      <w:spacing w:before="200" w:after="0"/>
+      <w:spacing w:before="160" w:after="80"/>
       <w:outlineLvl w:val="2"/>
     </w:pPr>
     <w:rPr>
@@ -5912,7 +7403,7 @@
     <w:pPr>
       <w:keepNext/>
       <w:keepLines/>
-      <w:spacing w:before="200" w:after="0"/>
+      <w:spacing w:before="120" w:after="60"/>
       <w:outlineLvl w:val="3"/>
     </w:pPr>
     <w:rPr>
